--- a/docs/assets/docs/06_Durem.docx
+++ b/docs/assets/docs/06_Durem.docx
@@ -14,7 +14,7 @@
           <w:i w:val="0"/>
           <w:sz w:val="19"/>
         </w:rPr>
-        <w:t>«Ангийн аварга – CS2 2026» тэмцээний</w:t>
+        <w:t>«Сургуулийн аварга – CS2 2026» тэмцээний</w:t>
       </w:r>
     </w:p>
     <w:p>
@@ -67,18 +67,8 @@
           <w:b w:val="0"/>
           <w:i w:val="0"/>
           <w:sz w:val="20"/>
-          <w:highlight w:val="yellow"/>
-        </w:rPr>
-        <w:t>[Сургуулийн нэр]</w:t>
-      </w:r>
-      <w:r>
-        <w:rPr>
-          <w:rFonts w:ascii="Arial" w:hAnsi="Arial" w:cs="Arial" w:eastAsia="Arial"/>
-          <w:b w:val="0"/>
-          <w:i w:val="0"/>
-          <w:sz w:val="20"/>
-        </w:rPr>
-        <w:t xml:space="preserve"> · 2026.10.24–10.25 · 12 баг · хэсгийн шат ба хасагдах шат</w:t>
+        </w:rPr>
+        <w:t>Octolearn London School · 2026.10.24–10.25 · 12 баг · хэсгийн шат ба хасагдах шат</w:t>
       </w:r>
     </w:p>
     <w:p>
@@ -114,7 +104,7 @@
           <w:b w:val="0"/>
           <w:i w:val="0"/>
         </w:rPr>
-        <w:t xml:space="preserve"> Энэхүү дүрэм ба ёс зүйн код нь «Ангийн аварга – CS2 2026» тэмцээний (цаашид «тэмцээн» гэх) тоглогч, багийн менежер, шүүгч, тайлбарлагч, зохион байгуулагч, үзэгчдэд нэгэн адил үйлчилнэ.</w:t>
+        <w:t xml:space="preserve"> Энэхүү дүрэм ба ёс зүйн код нь «Сургуулийн аварга – CS2 2026» тэмцээний (цаашид «тэмцээн» гэх) тоглогч, багийн менежер, шүүгч, тайлбарлагч, зохион байгуулагч, үзэгчдэд нэгэн адил үйлчилнэ.</w:t>
       </w:r>
     </w:p>
     <w:p>
@@ -160,7 +150,15 @@
           <w:b w:val="0"/>
           <w:i w:val="0"/>
         </w:rPr>
-        <w:t xml:space="preserve"> Тэмцээн нь шударга тоглолт, бие биеэ хүндэтгэх, эрүүл цахим соёлын зарчимд тулгуурлана. Мөнгөн шагнал, тоглоомын эд зүйл (skin) олгохгүй, бооцоо тавихгүй.</w:t>
+        <w:t xml:space="preserve"> Тэмцээн нь шударга өрсөлдөөн, бие биеэ хүндэтгэх, эрүүл цахим соёлын зарчимд тулгуурлана. Мөнгөн шагналыг зөвхөн 22-р зүйлд заасны дагуу олгоно. </w:t>
+      </w:r>
+      <w:r>
+        <w:rPr>
+          <w:rFonts w:ascii="Arial" w:hAnsi="Arial" w:cs="Arial" w:eastAsia="Arial"/>
+          <w:b/>
+          <w:i w:val="0"/>
+        </w:rPr>
+        <w:t>Skin, item, бооцоо байхгүй.</w:t>
       </w:r>
     </w:p>
     <w:p>
@@ -183,7 +181,7 @@
           <w:b w:val="0"/>
           <w:i w:val="0"/>
         </w:rPr>
-        <w:t xml:space="preserve"> Тэмцээнийг Valve-ийн үнэ төлбөргүй </w:t>
+        <w:t xml:space="preserve"> Тэмцээнийг Valve-ийн </w:t>
       </w:r>
       <w:r>
         <w:rPr>
@@ -199,7 +197,7 @@
           <w:b w:val="0"/>
           <w:i w:val="0"/>
         </w:rPr>
-        <w:t>-ийн дагуу бүртгүүлж (https://store.steampowered.com/tourney/) зохион байгуулна. Энэ нь Valve болон Counter-Strike-ийн албан ёсны тэмцээн биш бөгөөд Valve-аас дэмжлэг, ивээл авсан мэтээр ойлгуулахыг хориглоно; оролцогч бүр хууль ёсоор олж авсан өөрийн Steam бүртгэлээр тоглоно.</w:t>
+        <w:t>-ийн дагуу бүртгүүлж (https://store.steampowered.com/tourney/) зохион байгуулна. Энэ нь Valve болон Counter-Strike-ийн албан ёсны тэмцээн биш бөгөөд Valve-ээс дэмжлэг, ивээл авсан мэтээр ойлгуулахыг хориглоно; оролцогч бүр хууль ёсоор олж авсан өөрийн Steam бүртгэлээр тоглоно. Лицензийн шаардлагын дагуу шагналын сангийн хуваарилалтыг урьдчилан зарлаж, санхүүгийн тайланг ил тод мэдээлнэ; зохион байгуулагч, шүүгч, тоглогч бооцоо тавихыг хориглоно.</w:t>
       </w:r>
     </w:p>
     <w:p>
@@ -485,7 +483,7 @@
           <w:b w:val="0"/>
           <w:i w:val="0"/>
         </w:rPr>
-        <w:t xml:space="preserve"> Багийн бүртгэлийг </w:t>
+        <w:t xml:space="preserve"> Багийн бүртгэл: </w:t>
       </w:r>
       <w:r>
         <w:rPr>
@@ -493,7 +491,7 @@
           <w:b/>
           <w:i w:val="0"/>
         </w:rPr>
-        <w:t>2026.10.16 (Баасан) 17:00</w:t>
+        <w:t>цахимаар</w:t>
       </w:r>
       <w:r>
         <w:rPr>
@@ -501,7 +499,7 @@
           <w:b w:val="0"/>
           <w:i w:val="0"/>
         </w:rPr>
-        <w:t xml:space="preserve"> цагаас өмнө хийнэ: </w:t>
+        <w:t xml:space="preserve"> — ангийн QR холбоосоор (https://shgge.github.io/cs2-2026/) сурагчид бөглөж, анги удирдсан багш (Багш нарын багийнхыг — багийн ахлагч) PIN кодоор баталгаажуулна (энэ нь гарын үсэг зурсан мэдүүлэгтэй адил), </w:t>
       </w:r>
       <w:r>
         <w:rPr>
@@ -509,7 +507,7 @@
           <w:b/>
           <w:i w:val="0"/>
         </w:rPr>
-        <w:t>цахимаар</w:t>
+        <w:t>2026.10.23 (Баасан) 23:59</w:t>
       </w:r>
       <w:r>
         <w:rPr>
@@ -517,7 +515,7 @@
           <w:b w:val="0"/>
           <w:i w:val="0"/>
         </w:rPr>
-        <w:t xml:space="preserve"> — ангийн QR холбоосоор (https://shgge.github.io/cs2-2026/) сурагчид бөглөж, анги удирдсан багш (Багш нарын багийнхыг — багийн ахлагч) PIN кодоор баталгаажуулна (энэ нь гарын үсэг зурсан мэдүүлэгтэй адил); эсвэл </w:t>
+        <w:t xml:space="preserve"> хүртэл; эсвэл </w:t>
       </w:r>
       <w:r>
         <w:rPr>
@@ -533,7 +531,7 @@
           <w:b w:val="0"/>
           <w:i w:val="0"/>
         </w:rPr>
-        <w:t xml:space="preserve"> — маягт 04. Эцэг эхийн зөвшөөрлийг (маягт 05, 05б) </w:t>
+        <w:t xml:space="preserve"> — маягт 04-ийг </w:t>
       </w:r>
       <w:r>
         <w:rPr>
@@ -541,7 +539,7 @@
           <w:b/>
           <w:i w:val="0"/>
         </w:rPr>
-        <w:t>2026.10.21 (Лхагва) 17:00</w:t>
+        <w:t>2026.10.23 (Баасан) 17:00</w:t>
       </w:r>
       <w:r>
         <w:rPr>
@@ -549,7 +547,23 @@
           <w:b w:val="0"/>
           <w:i w:val="0"/>
         </w:rPr>
-        <w:t xml:space="preserve"> цагаас өмнө ирүүлнэ. </w:t>
+        <w:t xml:space="preserve"> цагаас өмнө зохион байгуулагч А.Мөнгөншагайд (утас 60114971, 94741053). Эцэг эхийн зөвшөөрлийг (маягт 05, 05б) </w:t>
+      </w:r>
+      <w:r>
+        <w:rPr>
+          <w:rFonts w:ascii="Arial" w:hAnsi="Arial" w:cs="Arial" w:eastAsia="Arial"/>
+          <w:b/>
+          <w:i w:val="0"/>
+        </w:rPr>
+        <w:t>2026.10.23 (Баасан) 17:00</w:t>
+      </w:r>
+      <w:r>
+        <w:rPr>
+          <w:rFonts w:ascii="Arial" w:hAnsi="Arial" w:cs="Arial" w:eastAsia="Arial"/>
+          <w:b w:val="0"/>
+          <w:i w:val="0"/>
+        </w:rPr>
+        <w:t xml:space="preserve"> цагаас өмнө анги удирдсан багшид ирүүлнэ. </w:t>
       </w:r>
       <w:r>
         <w:rPr>
@@ -580,20 +594,23 @@
           <w:b w:val="0"/>
           <w:i w:val="0"/>
         </w:rPr>
-        <w:t xml:space="preserve"> Бүрэлдэхүүнийг 2026.10.22-ны техникийн зөвлөгөөн хүртэл өөрчилж болно; түүнээс хойш зөвхөн бүртгэлтэй нөөц тоглогчоор солино.</w:t>
-      </w:r>
-    </w:p>
-    <w:p>
-      <w:pPr>
-        <w:pStyle w:val="Heading2"/>
-      </w:pPr>
+        <w:t xml:space="preserve"> Бүрэлдэхүүнийг </w:t>
+      </w:r>
+      <w:r>
+        <w:rPr>
+          <w:rFonts w:ascii="Arial" w:hAnsi="Arial" w:cs="Arial" w:eastAsia="Arial"/>
+          <w:b/>
+          <w:i w:val="0"/>
+        </w:rPr>
+        <w:t>2026.10.23 (Баасан) 23:59</w:t>
+      </w:r>
       <w:r>
         <w:rPr>
           <w:rFonts w:ascii="Arial" w:hAnsi="Arial" w:cs="Arial" w:eastAsia="Arial"/>
           <w:b w:val="0"/>
           <w:i w:val="0"/>
         </w:rPr>
-        <w:t>3. ТЭМЦЭЭНИЙ СИСТЕМ, СУГАЛАА</w:t>
+        <w:t xml:space="preserve"> хүртэл цахимаар өөрчилж болно; энэ үед бүрэлдэхүүн царцаж, түүнээс хойш зөвхөн бүртгэлтэй нөөц тоглогчоор солино. Онцгой тохиолдолд зохион байгуулагч нэг ангийн бүртгэлийг түр нээж болно. 2026.10.22-ны сугалаа бүрэлдэхүүнийг царцаахгүй (хэсгийг ангиар сугална).</w:t>
       </w:r>
     </w:p>
     <w:p>
@@ -608,7 +625,7 @@
           <w:b/>
           <w:i w:val="0"/>
         </w:rPr>
-        <w:t>3.1.</w:t>
+        <w:t>2.9.</w:t>
       </w:r>
       <w:r>
         <w:rPr>
@@ -616,7 +633,7 @@
           <w:b w:val="0"/>
           <w:i w:val="0"/>
         </w:rPr>
-        <w:t xml:space="preserve"> Тэмцээн хоёр шаттай: </w:t>
+        <w:t xml:space="preserve"> </w:t>
       </w:r>
       <w:r>
         <w:rPr>
@@ -624,7 +641,7 @@
           <w:b/>
           <w:i w:val="0"/>
         </w:rPr>
-        <w:t>1 дэх өдөр (2026.10.24) — хэсгийн шат</w:t>
+        <w:t>Тэмцээний хураамж:</w:t>
       </w:r>
       <w:r>
         <w:rPr>
@@ -632,7 +649,7 @@
           <w:b w:val="0"/>
           <w:i w:val="0"/>
         </w:rPr>
-        <w:t xml:space="preserve"> (4 хэсэг, хэсэг бүрт 3 баг; 12 тоглолт), </w:t>
+        <w:t xml:space="preserve"> ангийн баг тутам </w:t>
       </w:r>
       <w:r>
         <w:rPr>
@@ -640,7 +657,7 @@
           <w:b/>
           <w:i w:val="0"/>
         </w:rPr>
-        <w:t>2 дахь өдөр (2026.10.25) — хасагдах шат</w:t>
+        <w:t>120 000 ₮</w:t>
       </w:r>
       <w:r>
         <w:rPr>
@@ -648,7 +665,24 @@
           <w:b w:val="0"/>
           <w:i w:val="0"/>
         </w:rPr>
-        <w:t xml:space="preserve"> (шөвгийн 8, шөвгийн 4, финал, 3-р байрын тоглолт; 8 тоглолт). Нийт </w:t>
+        <w:t xml:space="preserve"> (6 тоглогчид ногдуулбал нэг тоглогчид ≈20 000 ₮); Багш нарын баг хураамж төлөхгүй. Хураамжийг багийн ахлагч эсвэл ангийн төлөөлөгч сургуулийн нягтлан бодогч </w:t>
+      </w:r>
+      <w:r>
+        <w:rPr>
+          <w:rFonts w:ascii="Arial" w:hAnsi="Arial" w:cs="Arial" w:eastAsia="Arial"/>
+          <w:b w:val="0"/>
+          <w:i w:val="0"/>
+          <w:highlight w:val="yellow"/>
+        </w:rPr>
+        <w:t>[Нягтлан бодогчийн нэр]</w:t>
+      </w:r>
+      <w:r>
+        <w:rPr>
+          <w:rFonts w:ascii="Arial" w:hAnsi="Arial" w:cs="Arial" w:eastAsia="Arial"/>
+          <w:b w:val="0"/>
+          <w:i w:val="0"/>
+        </w:rPr>
+        <w:t xml:space="preserve">-д бэлнээр эсвэл сургуулийн дансанд шилжүүлж, </w:t>
       </w:r>
       <w:r>
         <w:rPr>
@@ -656,7 +690,7 @@
           <w:b/>
           <w:i w:val="0"/>
         </w:rPr>
-        <w:t>20 тоглолт</w:t>
+        <w:t>баримт авч</w:t>
       </w:r>
       <w:r>
         <w:rPr>
@@ -664,7 +698,23 @@
           <w:b w:val="0"/>
           <w:i w:val="0"/>
         </w:rPr>
-        <w:t xml:space="preserve"> (12 + 4 + 2 + 1 + 1). Тоглолт бүр нэг газрын зураг дээр (BO1) явагдана.</w:t>
+        <w:t xml:space="preserve">, </w:t>
+      </w:r>
+      <w:r>
+        <w:rPr>
+          <w:rFonts w:ascii="Arial" w:hAnsi="Arial" w:cs="Arial" w:eastAsia="Arial"/>
+          <w:b/>
+          <w:i w:val="0"/>
+        </w:rPr>
+        <w:t>2026.10.23 (Баасан) 17:00</w:t>
+      </w:r>
+      <w:r>
+        <w:rPr>
+          <w:rFonts w:ascii="Arial" w:hAnsi="Arial" w:cs="Arial" w:eastAsia="Arial"/>
+          <w:b w:val="0"/>
+          <w:i w:val="0"/>
+        </w:rPr>
+        <w:t xml:space="preserve"> цагаас өмнө төлнө; анги удирдсан багш мөнгө хураахгүй. Зохион байгуулагч хураамжийн бүртгэл хөтөлж, хураамж төлсөн ангиудыг цахим хуудасны зарлал болон багийн менежерүүдийн групп чатад зарлана.</w:t>
       </w:r>
     </w:p>
     <w:p>
@@ -679,7 +729,7 @@
           <w:b/>
           <w:i w:val="0"/>
         </w:rPr>
-        <w:t>3.2.</w:t>
+        <w:t>2.10.</w:t>
       </w:r>
       <w:r>
         <w:rPr>
@@ -687,23 +737,20 @@
           <w:b w:val="0"/>
           <w:i w:val="0"/>
         </w:rPr>
-        <w:t xml:space="preserve"> Нэг удаад </w:t>
-      </w:r>
-      <w:r>
-        <w:rPr>
-          <w:rFonts w:ascii="Arial" w:hAnsi="Arial" w:cs="Arial" w:eastAsia="Arial"/>
-          <w:b/>
-          <w:i w:val="0"/>
-        </w:rPr>
-        <w:t>зөвхөн 2 тоглолт</w:t>
-      </w:r>
+        <w:t xml:space="preserve"> Хугацаандаа хураамж төлөөгүй ангийн баг тэмцээнд оролцохгүй; түүний тоглолтыг техникийн ялагдал (0:13)-аар тооцно (4-р зүйл). Тэмцээн цуцлагдвал хураамжийг бүрэн буцаана; бусад тохиолдолд 2026.10.23 (Баасан) 17:00 цагаас хойш буцаахгүй. Нийт хураамжийг (11 × 120 000 ₮ = 1 320 000 ₮) бүхэлд нь шагналд зарцуулна (22-р зүйл).</w:t>
+      </w:r>
+    </w:p>
+    <w:p>
+      <w:pPr>
+        <w:pStyle w:val="Heading2"/>
+      </w:pPr>
       <w:r>
         <w:rPr>
           <w:rFonts w:ascii="Arial" w:hAnsi="Arial" w:cs="Arial" w:eastAsia="Arial"/>
           <w:b w:val="0"/>
           <w:i w:val="0"/>
         </w:rPr>
-        <w:t xml:space="preserve"> явагдана (Станц A, Станц B; 4 баг). Ээлж бүрд яг 2 тоглолт байх бөгөөд гурав дахь тоглолтыг зэрэг явуулахгүй.</w:t>
+        <w:t>3. ТЭМЦЭЭНИЙ СИСТЕМ, СУГАЛАА</w:t>
       </w:r>
     </w:p>
     <w:p>
@@ -718,6 +765,116 @@
           <w:b/>
           <w:i w:val="0"/>
         </w:rPr>
+        <w:t>3.1.</w:t>
+      </w:r>
+      <w:r>
+        <w:rPr>
+          <w:rFonts w:ascii="Arial" w:hAnsi="Arial" w:cs="Arial" w:eastAsia="Arial"/>
+          <w:b w:val="0"/>
+          <w:i w:val="0"/>
+        </w:rPr>
+        <w:t xml:space="preserve"> Тэмцээн хоёр шаттай: </w:t>
+      </w:r>
+      <w:r>
+        <w:rPr>
+          <w:rFonts w:ascii="Arial" w:hAnsi="Arial" w:cs="Arial" w:eastAsia="Arial"/>
+          <w:b/>
+          <w:i w:val="0"/>
+        </w:rPr>
+        <w:t>1 дэх өдөр (2026.10.24) — хэсгийн шат</w:t>
+      </w:r>
+      <w:r>
+        <w:rPr>
+          <w:rFonts w:ascii="Arial" w:hAnsi="Arial" w:cs="Arial" w:eastAsia="Arial"/>
+          <w:b w:val="0"/>
+          <w:i w:val="0"/>
+        </w:rPr>
+        <w:t xml:space="preserve"> (4 хэсэг, хэсэг бүрт 3 баг; 12 тоглолт), </w:t>
+      </w:r>
+      <w:r>
+        <w:rPr>
+          <w:rFonts w:ascii="Arial" w:hAnsi="Arial" w:cs="Arial" w:eastAsia="Arial"/>
+          <w:b/>
+          <w:i w:val="0"/>
+        </w:rPr>
+        <w:t>2 дахь өдөр (2026.10.25) — хасагдах шат</w:t>
+      </w:r>
+      <w:r>
+        <w:rPr>
+          <w:rFonts w:ascii="Arial" w:hAnsi="Arial" w:cs="Arial" w:eastAsia="Arial"/>
+          <w:b w:val="0"/>
+          <w:i w:val="0"/>
+        </w:rPr>
+        <w:t xml:space="preserve"> (шөвгийн 8, шөвгийн 4, финал, 3-р байрын тоглолт; 8 тоглолт). Нийт </w:t>
+      </w:r>
+      <w:r>
+        <w:rPr>
+          <w:rFonts w:ascii="Arial" w:hAnsi="Arial" w:cs="Arial" w:eastAsia="Arial"/>
+          <w:b/>
+          <w:i w:val="0"/>
+        </w:rPr>
+        <w:t>20 тоглолт</w:t>
+      </w:r>
+      <w:r>
+        <w:rPr>
+          <w:rFonts w:ascii="Arial" w:hAnsi="Arial" w:cs="Arial" w:eastAsia="Arial"/>
+          <w:b w:val="0"/>
+          <w:i w:val="0"/>
+        </w:rPr>
+        <w:t xml:space="preserve"> (12 + 4 + 2 + 1 + 1). Тоглолт бүр нэг газрын зураг дээр (BO1) явагдана.</w:t>
+      </w:r>
+    </w:p>
+    <w:p>
+      <w:pPr>
+        <w:spacing w:after="60"/>
+        <w:ind w:left="454" w:hanging="454"/>
+        <w:jc w:val="both"/>
+      </w:pPr>
+      <w:r>
+        <w:rPr>
+          <w:rFonts w:ascii="Arial" w:hAnsi="Arial" w:cs="Arial" w:eastAsia="Arial"/>
+          <w:b/>
+          <w:i w:val="0"/>
+        </w:rPr>
+        <w:t>3.2.</w:t>
+      </w:r>
+      <w:r>
+        <w:rPr>
+          <w:rFonts w:ascii="Arial" w:hAnsi="Arial" w:cs="Arial" w:eastAsia="Arial"/>
+          <w:b w:val="0"/>
+          <w:i w:val="0"/>
+        </w:rPr>
+        <w:t xml:space="preserve"> Нэг удаад </w:t>
+      </w:r>
+      <w:r>
+        <w:rPr>
+          <w:rFonts w:ascii="Arial" w:hAnsi="Arial" w:cs="Arial" w:eastAsia="Arial"/>
+          <w:b/>
+          <w:i w:val="0"/>
+        </w:rPr>
+        <w:t>зөвхөн 2 тоглолт</w:t>
+      </w:r>
+      <w:r>
+        <w:rPr>
+          <w:rFonts w:ascii="Arial" w:hAnsi="Arial" w:cs="Arial" w:eastAsia="Arial"/>
+          <w:b w:val="0"/>
+          <w:i w:val="0"/>
+        </w:rPr>
+        <w:t xml:space="preserve"> явагдана (Станц A, Станц B; 4 баг). Ээлж бүрд яг 2 тоглолт байх бөгөөд гурав дахь тоглолтыг зэрэг явуулахгүй.</w:t>
+      </w:r>
+    </w:p>
+    <w:p>
+      <w:pPr>
+        <w:spacing w:after="60"/>
+        <w:ind w:left="454" w:hanging="454"/>
+        <w:jc w:val="both"/>
+      </w:pPr>
+      <w:r>
+        <w:rPr>
+          <w:rFonts w:ascii="Arial" w:hAnsi="Arial" w:cs="Arial" w:eastAsia="Arial"/>
+          <w:b/>
+          <w:i w:val="0"/>
+        </w:rPr>
         <w:t>3.3.</w:t>
       </w:r>
       <w:r>
@@ -742,7 +899,7 @@
           <w:b w:val="0"/>
           <w:i w:val="0"/>
         </w:rPr>
-        <w:t xml:space="preserve"> 2026.10.22 (Пүрэв) 16:00 цагт техникийн зөвлөгөөнөөр багийн ахлагч, менежерүүдийн өмнө нээлттэй явагдана. Сагс: </w:t>
+        <w:t xml:space="preserve"> 2026.10.22 (Пүрэв) 16:00 цагт техникийн зөвлөгөөнөөр багийн ахлагч, менежерүүдийн өмнө нээлттэй явагдана; анги бүр ахлагч эсвэл төлөөлөгчөө оролцуулна. Хэсгийг ангиар сугалах тул сугалаа бүрэлдэхүүнийг царцаахгүй. Сагс: </w:t>
       </w:r>
       <w:r>
         <w:rPr>
@@ -5169,7 +5326,7 @@
           <w:b w:val="0"/>
           <w:i w:val="0"/>
         </w:rPr>
-        <w:t xml:space="preserve"> CS2 нь LAN орчинд ч интернэт холболт, Steam нэвтрэлт шаарддаг. Тоглогч Steam Mobile аппын QR кодоор нэвтрэх дадлагыг 2026.10.19–10.21-нд хичээлийн дараа анги тус бүрээр хийнэ.</w:t>
+        <w:t xml:space="preserve"> CS2 нь LAN орчинд ч интернэт холболт, Steam нэвтрэлт шаарддаг. Тоглогч Steam Mobile аппын QR кодоор нэвтрэх дадлагыг 2026.10.19–10.23-нд хичээлийн дараа анги тус бүрээр хийнэ.</w:t>
       </w:r>
     </w:p>
     <w:p>
@@ -6096,24 +6253,7 @@
           <w:b w:val="0"/>
           <w:i w:val="0"/>
         </w:rPr>
-        <w:t>-ийн проектороор үзүүлэхээс гадна сургуулийн албан ёсны Facebook хуудас «</w:t>
-      </w:r>
-      <w:r>
-        <w:rPr>
-          <w:rFonts w:ascii="Arial" w:hAnsi="Arial" w:cs="Arial" w:eastAsia="Arial"/>
-          <w:b w:val="0"/>
-          <w:i w:val="0"/>
-          <w:highlight w:val="yellow"/>
-        </w:rPr>
-        <w:t>[Facebook хуудасны нэр]</w:t>
-      </w:r>
-      <w:r>
-        <w:rPr>
-          <w:rFonts w:ascii="Arial" w:hAnsi="Arial" w:cs="Arial" w:eastAsia="Arial"/>
-          <w:b w:val="0"/>
-          <w:i w:val="0"/>
-        </w:rPr>
-        <w:t xml:space="preserve">»-нд </w:t>
+        <w:t xml:space="preserve">-ийн проектороор үзүүлэхээс гадна сургуулийн албан ёсны Facebook хуудас «Octolearn London School»-д </w:t>
       </w:r>
       <w:r>
         <w:rPr>
@@ -6459,7 +6599,7 @@
           <w:b w:val="0"/>
           <w:i w:val="0"/>
         </w:rPr>
-        <w:t xml:space="preserve"> Бооцоо тавих, мөрий тоглох; тоглоомын эд зүйл (skin) худалдах, солилцох.</w:t>
+        <w:t xml:space="preserve"> Бооцоо тавих, мөрий тоглох (тоглогч, шүүгч, зохион байгуулагч бүгдэд); тоглоомын эд зүйл (skin, item) худалдах, солилцох.</w:t>
       </w:r>
     </w:p>
     <w:p>
@@ -6874,7 +7014,7 @@
           <w:b w:val="0"/>
           <w:i w:val="0"/>
         </w:rPr>
-        <w:t xml:space="preserve"> Авсан арга хэмжээг анги удирдсан багшид мэдэгдэж, «Шударга тоглолтын шагнал»-ыг шалгаруулахад харгалзана.</w:t>
+        <w:t xml:space="preserve"> Авсан арга хэмжээг анги удирдсан багшид мэдэгдэнэ.</w:t>
       </w:r>
     </w:p>
     <w:p>
@@ -7241,7 +7381,7 @@
           <w:b w:val="0"/>
           <w:i w:val="0"/>
         </w:rPr>
-        <w:t xml:space="preserve"> цол, 1–3-р байрын медаль, өргөмжлөлийг </w:t>
+        <w:t xml:space="preserve"> цол, 1–3-р байрын медаль, өргөмжлөл, </w:t>
       </w:r>
       <w:r>
         <w:rPr>
@@ -7249,7 +7389,7 @@
           <w:b/>
           <w:i w:val="0"/>
         </w:rPr>
-        <w:t>зөвхөн ангийн баг</w:t>
+        <w:t>мөнгөн шагналыг зөвхөн ангийн баг</w:t>
       </w:r>
       <w:r>
         <w:rPr>
@@ -7257,7 +7397,7 @@
           <w:b w:val="0"/>
           <w:i w:val="0"/>
         </w:rPr>
-        <w:t xml:space="preserve"> хүртэнэ. Ангийн багуудын байрыг эцсийн байраас Багш нарын багийг хасч тогтооно. </w:t>
+        <w:t xml:space="preserve"> хүртэнэ; MVP-г зөвхөн ангийн багийн тоглогчдоос шалгаруулна. Ангийн багуудын байрыг эцсийн байраас Багш нарын багийг хасаж тогтооно. </w:t>
       </w:r>
       <w:r>
         <w:rPr>
@@ -7358,7 +7498,7 @@
           <w:b w:val="0"/>
           <w:i w:val="0"/>
         </w:rPr>
-        <w:t xml:space="preserve"> «Ангийн аварга» шилжин явах цом, алтан медаль (6), өргөмжлөл; </w:t>
+        <w:t xml:space="preserve"> «Сургуулийн аварга» шилжин явах цом, алтан медаль (6), өргөмжлөл, </w:t>
       </w:r>
       <w:r>
         <w:rPr>
@@ -7366,6 +7506,22 @@
           <w:b/>
           <w:i w:val="0"/>
         </w:rPr>
+        <w:t>600 000 ₮</w:t>
+      </w:r>
+      <w:r>
+        <w:rPr>
+          <w:rFonts w:ascii="Arial" w:hAnsi="Arial" w:cs="Arial" w:eastAsia="Arial"/>
+          <w:b w:val="0"/>
+          <w:i w:val="0"/>
+        </w:rPr>
+        <w:t xml:space="preserve">; </w:t>
+      </w:r>
+      <w:r>
+        <w:rPr>
+          <w:rFonts w:ascii="Arial" w:hAnsi="Arial" w:cs="Arial" w:eastAsia="Arial"/>
+          <w:b/>
+          <w:i w:val="0"/>
+        </w:rPr>
         <w:t>II байр:</w:t>
       </w:r>
       <w:r>
@@ -7374,7 +7530,7 @@
           <w:b w:val="0"/>
           <w:i w:val="0"/>
         </w:rPr>
-        <w:t xml:space="preserve"> мөнгөн медаль (6), өргөмжлөл; </w:t>
+        <w:t xml:space="preserve"> мөнгөн медаль (6), өргөмжлөл, </w:t>
       </w:r>
       <w:r>
         <w:rPr>
@@ -7382,6 +7538,22 @@
           <w:b/>
           <w:i w:val="0"/>
         </w:rPr>
+        <w:t>360 000 ₮</w:t>
+      </w:r>
+      <w:r>
+        <w:rPr>
+          <w:rFonts w:ascii="Arial" w:hAnsi="Arial" w:cs="Arial" w:eastAsia="Arial"/>
+          <w:b w:val="0"/>
+          <w:i w:val="0"/>
+        </w:rPr>
+        <w:t xml:space="preserve">; </w:t>
+      </w:r>
+      <w:r>
+        <w:rPr>
+          <w:rFonts w:ascii="Arial" w:hAnsi="Arial" w:cs="Arial" w:eastAsia="Arial"/>
+          <w:b/>
+          <w:i w:val="0"/>
+        </w:rPr>
         <w:t>III байр:</w:t>
       </w:r>
       <w:r>
@@ -7390,7 +7562,39 @@
           <w:b w:val="0"/>
           <w:i w:val="0"/>
         </w:rPr>
-        <w:t xml:space="preserve"> хүрэл медаль (6), өргөмжлөл. Медаль, өргөмжлөлийг бүрэлдэхүүний тоглогч бүрд нэг олгоно.</w:t>
+        <w:t xml:space="preserve"> хүрэл медаль (6), өргөмжлөл, </w:t>
+      </w:r>
+      <w:r>
+        <w:rPr>
+          <w:rFonts w:ascii="Arial" w:hAnsi="Arial" w:cs="Arial" w:eastAsia="Arial"/>
+          <w:b/>
+          <w:i w:val="0"/>
+        </w:rPr>
+        <w:t>240 000 ₮</w:t>
+      </w:r>
+      <w:r>
+        <w:rPr>
+          <w:rFonts w:ascii="Arial" w:hAnsi="Arial" w:cs="Arial" w:eastAsia="Arial"/>
+          <w:b w:val="0"/>
+          <w:i w:val="0"/>
+        </w:rPr>
+        <w:t xml:space="preserve">. Шагналын сан </w:t>
+      </w:r>
+      <w:r>
+        <w:rPr>
+          <w:rFonts w:ascii="Arial" w:hAnsi="Arial" w:cs="Arial" w:eastAsia="Arial"/>
+          <w:b/>
+          <w:i w:val="0"/>
+        </w:rPr>
+        <w:t>1 200 000 ₮</w:t>
+      </w:r>
+      <w:r>
+        <w:rPr>
+          <w:rFonts w:ascii="Arial" w:hAnsi="Arial" w:cs="Arial" w:eastAsia="Arial"/>
+          <w:b w:val="0"/>
+          <w:i w:val="0"/>
+        </w:rPr>
+        <w:t xml:space="preserve"> (тэмцээний хураамжаас) ангийн багуудын байраар олгогдоно. Медаль, өргөмжлөлийг бүрэлдэхүүний тоглогч бүрд нэг олгоно.</w:t>
       </w:r>
     </w:p>
     <w:p>
@@ -7413,7 +7617,23 @@
           <w:b w:val="0"/>
           <w:i w:val="0"/>
         </w:rPr>
-        <w:t xml:space="preserve"> «Ангийн аварга» шилжин явах цомыг аварга анги нэг жилийн хугацаанд хадгалж, нэрийн хавтанд он, ангийн нэрийг сийлүүлнэ; дараагийн тэмцээнээс 14 хоногийн өмнө Зохион байгуулах хороонд буцааж өгнө; гээгдүүлсэн, гэмтээсэн бол анги хариуцна. 12-р анги аварга болбол цом сургуулийн шагналын шүүгээнд тухайн ангийн нэрээр хадгалагдана.</w:t>
+        <w:t xml:space="preserve"> Мөнгөн шагналыг хаалтын ёслолоор багт гардуулж, багийн ахлагч шагналын бүртгэлд гарын үсэг зурна. Мөнгийг бүрэлдэхүүний </w:t>
+      </w:r>
+      <w:r>
+        <w:rPr>
+          <w:rFonts w:ascii="Arial" w:hAnsi="Arial" w:cs="Arial" w:eastAsia="Arial"/>
+          <w:b/>
+          <w:i w:val="0"/>
+        </w:rPr>
+        <w:t>6 тоглогчид тэнцүү хуваана</w:t>
+      </w:r>
+      <w:r>
+        <w:rPr>
+          <w:rFonts w:ascii="Arial" w:hAnsi="Arial" w:cs="Arial" w:eastAsia="Arial"/>
+          <w:b w:val="0"/>
+          <w:i w:val="0"/>
+        </w:rPr>
+        <w:t>: I байр — тоглогч бүрд 100 000 ₮, II байр — 60 000 ₮, III байр — 40 000 ₮.</w:t>
       </w:r>
     </w:p>
     <w:p>
@@ -7436,7 +7656,7 @@
           <w:b w:val="0"/>
           <w:i w:val="0"/>
         </w:rPr>
-        <w:t xml:space="preserve"> Хувийн болон тусгай шагнал: «Тэмцээний шилдэг тоглогч (MVP)», «Шударга тоглолтын шагнал» (баг), «Шилдэг тайлбарлагч». Бүх оролцогч оролцооны батламж авна. Бэлэн мөнгө, тоглоомын эд зүйл (skin), бооцоотой холбоотой шагнал олгохгүй.</w:t>
+        <w:t xml:space="preserve"> «Сургуулийн аварга» шилжин явах цомыг аварга анги нэг жилийн хугацаанд хадгалж, нэрийн хавтанд он, ангийн нэрийг сийлүүлнэ; дараагийн тэмцээнээс 14 хоногийн өмнө Зохион байгуулах хороонд буцааж өгнө; гээгдүүлсэн, гэмтээсэн бол анги хариуцна. 12-р анги аварга болбол цом сургуулийн шагналын шүүгээнд тухайн ангийн нэрээр хадгалагдана.</w:t>
       </w:r>
     </w:p>
     <w:p>
@@ -7452,6 +7672,84 @@
           <w:i w:val="0"/>
         </w:rPr>
         <w:t>22.8.</w:t>
+      </w:r>
+      <w:r>
+        <w:rPr>
+          <w:rFonts w:ascii="Arial" w:hAnsi="Arial" w:cs="Arial" w:eastAsia="Arial"/>
+          <w:b w:val="0"/>
+          <w:i w:val="0"/>
+        </w:rPr>
+        <w:t xml:space="preserve"> Хувийн шагнал </w:t>
+      </w:r>
+      <w:r>
+        <w:rPr>
+          <w:rFonts w:ascii="Arial" w:hAnsi="Arial" w:cs="Arial" w:eastAsia="Arial"/>
+          <w:b/>
+          <w:i w:val="0"/>
+        </w:rPr>
+        <w:t>зөвхөн «Тэмцээний шилдэг тоглогч (MVP)»</w:t>
+      </w:r>
+      <w:r>
+        <w:rPr>
+          <w:rFonts w:ascii="Arial" w:hAnsi="Arial" w:cs="Arial" w:eastAsia="Arial"/>
+          <w:b w:val="0"/>
+          <w:i w:val="0"/>
+        </w:rPr>
+        <w:t xml:space="preserve"> — жижиг цом, </w:t>
+      </w:r>
+      <w:r>
+        <w:rPr>
+          <w:rFonts w:ascii="Arial" w:hAnsi="Arial" w:cs="Arial" w:eastAsia="Arial"/>
+          <w:b/>
+          <w:i w:val="0"/>
+        </w:rPr>
+        <w:t>100 000 ₮</w:t>
+      </w:r>
+      <w:r>
+        <w:rPr>
+          <w:rFonts w:ascii="Arial" w:hAnsi="Arial" w:cs="Arial" w:eastAsia="Arial"/>
+          <w:b w:val="0"/>
+          <w:i w:val="0"/>
+        </w:rPr>
+        <w:t>, өргөмжлөл. MVP-г ангийн багийн тоглогчдоос Ерөнхий шүүгч, Зохион байгуулах хороо бүх тоглолтын статистикаар (MatchZy: K/D, ADR, impact) шалгаруулж, хаалтын ёслолоор зарлана. Өөр хувийн болон багийн шагнал олгохгүй. Skin, item, бооцоо байхгүй.</w:t>
+      </w:r>
+    </w:p>
+    <w:p>
+      <w:pPr>
+        <w:spacing w:after="60"/>
+        <w:ind w:left="454" w:hanging="454"/>
+        <w:jc w:val="both"/>
+      </w:pPr>
+      <w:r>
+        <w:rPr>
+          <w:rFonts w:ascii="Arial" w:hAnsi="Arial" w:cs="Arial" w:eastAsia="Arial"/>
+          <w:b/>
+          <w:i w:val="0"/>
+        </w:rPr>
+        <w:t>22.9.</w:t>
+      </w:r>
+      <w:r>
+        <w:rPr>
+          <w:rFonts w:ascii="Arial" w:hAnsi="Arial" w:cs="Arial" w:eastAsia="Arial"/>
+          <w:b w:val="0"/>
+          <w:i w:val="0"/>
+        </w:rPr>
+        <w:t xml:space="preserve"> Хураамжийн нийт орлого 1 320 000 ₮ = шагналын сан 1 200 000 ₮ + MVP-ийн мөнгөн шагнал 100 000 ₮ + MVP-ийн жижиг цом 20 000 ₮. Зарим анги хураамж төлөөгүйгээс дутагдал гарвал сургуулийн төсвийн нөөцөөс нөхнө. Орлого, зарлагын тайланг тэмцээний дараа цахим хуудас болон хаалтын ёслолоор нийтэд мэдээлж, 2026.10.28-ны дотор захиралд тайлагнана.</w:t>
+      </w:r>
+    </w:p>
+    <w:p>
+      <w:pPr>
+        <w:spacing w:after="60"/>
+        <w:ind w:left="454" w:hanging="454"/>
+        <w:jc w:val="both"/>
+      </w:pPr>
+      <w:r>
+        <w:rPr>
+          <w:rFonts w:ascii="Arial" w:hAnsi="Arial" w:cs="Arial" w:eastAsia="Arial"/>
+          <w:b/>
+          <w:i w:val="0"/>
+        </w:rPr>
+        <w:t>22.10.</w:t>
       </w:r>
       <w:r>
         <w:rPr>
@@ -7675,7 +7973,7 @@
           <w:b w:val="0"/>
           <w:i w:val="0"/>
         </w:rPr>
-        <w:t>Бид «Ангийн аварга – CS2 2026» тэмцээний «Тоглолтын дүрэм ба ёс зүйн код»-той, түүний дотор шууд дамжуулалтын журам (16-р зүйл)-тай бүрэн танилцаж, түүнийг мөрдөж, зөрчсөн тохиолдолд 19-р зүйлд заасан арга хэмжээ авагдахыг ойлгосноо баталж байна.</w:t>
+        <w:t>Бид «Сургуулийн аварга – CS2 2026» тэмцээний «Тоглолтын дүрэм ба ёс зүйн код»-той, түүний дотор шууд дамжуулалтын журам (16-р зүйл)-тай бүрэн танилцаж, түүнийг мөрдөж, зөрчсөн тохиолдолд 19-р зүйлд заасан арга хэмжээ авагдахыг ойлгосноо баталж байна.</w:t>
       </w:r>
     </w:p>
     <w:p>
@@ -8404,9 +8702,8 @@
           <w:rFonts w:ascii="Arial" w:hAnsi="Arial" w:cs="Arial" w:eastAsia="Arial"/>
           <w:b w:val="0"/>
           <w:i w:val="0"/>
-          <w:highlight w:val="yellow"/>
-        </w:rPr>
-        <w:t>[Зохион байгуулагч багшийн нэр]</w:t>
+        </w:rPr>
+        <w:t>А.Мөнгөншагай</w:t>
       </w:r>
       <w:r>
         <w:rPr>
@@ -8419,8 +8716,9 @@
     </w:p>
     <w:sectPr>
       <w:footerReference w:type="default" r:id="rId9"/>
+      <w:headerReference w:type="default" r:id="rId10"/>
       <w:pgSz w:w="11906" w:h="16838"/>
-      <w:pgMar w:top="1134" w:right="850" w:bottom="1134" w:left="1701" w:header="720" w:footer="720" w:gutter="0"/>
+      <w:pgMar w:top="1134" w:right="850" w:bottom="1134" w:left="1701" w:header="340" w:footer="720" w:gutter="0"/>
       <w:cols w:space="720"/>
       <w:docGrid w:linePitch="360"/>
     </w:sectPr>
@@ -8446,6 +8744,60 @@
     </w:r>
   </w:p>
 </w:ftr>
+</file>
+
+<file path=word/header1.xml><?xml version="1.0" encoding="utf-8"?>
+<w:hdr xmlns:m="http://schemas.openxmlformats.org/officeDocument/2006/math" xmlns:mc="http://schemas.openxmlformats.org/markup-compatibility/2006" xmlns:mo="http://schemas.microsoft.com/office/mac/office/2008/main" xmlns:mv="urn:schemas-microsoft-com:mac:vml" xmlns:o="urn:schemas-microsoft-com:office:office" xmlns:r="http://schemas.openxmlformats.org/officeDocument/2006/relationships" xmlns:v="urn:schemas-microsoft-com:vml" xmlns:w10="urn:schemas-microsoft-com:office:word" xmlns:w14="http://schemas.microsoft.com/office/word/2010/wordml" xmlns:w="http://schemas.openxmlformats.org/wordprocessingml/2006/main" xmlns:wne="http://schemas.microsoft.com/office/word/2006/wordml" xmlns:wp14="http://schemas.microsoft.com/office/word/2010/wordprocessingDrawing" xmlns:wp="http://schemas.openxmlformats.org/drawingml/2006/wordprocessingDrawing" xmlns:wpc="http://schemas.microsoft.com/office/word/2010/wordprocessingCanvas" xmlns:wpg="http://schemas.microsoft.com/office/word/2010/wordprocessingGroup" xmlns:wpi="http://schemas.microsoft.com/office/word/2010/wordprocessingInk" xmlns:wps="http://schemas.microsoft.com/office/word/2010/wordprocessingShape" mc:Ignorable="w14 wp14">
+  <w:p>
+    <w:pPr>
+      <w:pStyle w:val="Header"/>
+      <w:spacing w:before="0" w:after="0" w:line="240" w:lineRule="auto"/>
+      <w:jc w:val="left"/>
+    </w:pPr>
+    <w:r>
+      <w:drawing>
+        <wp:inline xmlns:a="http://schemas.openxmlformats.org/drawingml/2006/main" xmlns:pic="http://schemas.openxmlformats.org/drawingml/2006/picture">
+          <wp:extent cx="360000" cy="360000"/>
+          <wp:docPr id="1" name="Picture 1"/>
+          <wp:cNvGraphicFramePr>
+            <a:graphicFrameLocks noChangeAspect="1"/>
+          </wp:cNvGraphicFramePr>
+          <a:graphic>
+            <a:graphicData uri="http://schemas.openxmlformats.org/drawingml/2006/picture">
+              <pic:pic>
+                <pic:nvPicPr>
+                  <pic:cNvPr id="0" name="logo.png"/>
+                  <pic:cNvPicPr/>
+                </pic:nvPicPr>
+                <pic:blipFill>
+                  <a:blip r:embed="rId1"/>
+                  <a:stretch>
+                    <a:fillRect/>
+                  </a:stretch>
+                </pic:blipFill>
+                <pic:spPr>
+                  <a:xfrm>
+                    <a:off x="0" y="0"/>
+                    <a:ext cx="360000" cy="360000"/>
+                  </a:xfrm>
+                  <a:prstGeom prst="rect"/>
+                </pic:spPr>
+              </pic:pic>
+            </a:graphicData>
+          </a:graphic>
+        </wp:inline>
+      </w:drawing>
+    </w:r>
+    <w:r>
+      <w:rPr>
+        <w:rFonts w:ascii="Arial" w:hAnsi="Arial" w:cs="Arial" w:eastAsia="Arial"/>
+        <w:color w:val="6B7280"/>
+        <w:sz w:val="16"/>
+      </w:rPr>
+      <w:t xml:space="preserve">   Octolearn London School  ·  Сургуулийн аварга – CS2 2026</w:t>
+    </w:r>
+  </w:p>
+</w:hdr>
 </file>
 
 <file path=word/numbering.xml><?xml version="1.0" encoding="utf-8"?>

--- a/docs/assets/docs/06_Durem.docx
+++ b/docs/assets/docs/06_Durem.docx
@@ -104,7 +104,7 @@
           <w:b w:val="0"/>
           <w:i w:val="0"/>
         </w:rPr>
-        <w:t xml:space="preserve"> Энэхүү дүрэм ба ёс зүйн код нь «Сургуулийн аварга – CS2 2026» тэмцээний (цаашид «тэмцээн» гэх) тоглогч, багийн менежер, шүүгч, тайлбарлагч, зохион байгуулагч, үзэгчдэд нэгэн адил үйлчилнэ.</w:t>
+        <w:t xml:space="preserve"> Энэхүү дүрэм ба ёс зүйн код нь «Сургуулийн аварга – CS2 2026» тэмцээний (цаашид «тэмцээн» гэх) тоглогч, багийн менежер, шүүгч, тайлбарлагч, зохион байгуулалтад оролцох ажилтан, үзэгчдэд нэгэн адил үйлчилнэ.</w:t>
       </w:r>
     </w:p>
     <w:p>
@@ -127,7 +127,7 @@
           <w:b w:val="0"/>
           <w:i w:val="0"/>
         </w:rPr>
-        <w:t xml:space="preserve"> Дүрэмд тусгайлан заагаагүй тоглоомын тохиргоо, журмыг Valve-ийн өрсөлдөөнт (Competitive) горимын стандартаар зохицуулна. Дүрмийг тайлбарлах, шийдвэр гаргах эрхийг Ерөнхий шүүгч эдэлнэ.</w:t>
+        <w:t xml:space="preserve"> Тэмцээнийг сургалтын менежер Г.Жаргалын ерөнхий удирдлага дор мэдээллийн технологийн багш А.Мөнгөншагай (цаашид «Зохион байгуулагч» гэх; утас 60114971, 94741053) зохион байгуулна. Техникийн асуудлыг мэдээллийн технологийн багш нар А.Мөнгөншагай, Б.Даваа, Д.Мажигсүрэн (техникийн баг), зөвшөөрөл, хүүхэд хамгааллын асуудлыг нийгмийн ажилтан Г.Энхнаран хариуцна. Тоглолт компьютерийн лаборатори «Windows lab»-д явагдаж, үзэгчид Урлагийн заалын LED дэлгэцээр үзнэ.</w:t>
       </w:r>
     </w:p>
     <w:p>
@@ -150,15 +150,7 @@
           <w:b w:val="0"/>
           <w:i w:val="0"/>
         </w:rPr>
-        <w:t xml:space="preserve"> Тэмцээн нь шударга өрсөлдөөн, бие биеэ хүндэтгэх, эрүүл цахим соёлын зарчимд тулгуурлана. Мөнгөн шагналыг зөвхөн 22-р зүйлд заасны дагуу олгоно. </w:t>
-      </w:r>
-      <w:r>
-        <w:rPr>
-          <w:rFonts w:ascii="Arial" w:hAnsi="Arial" w:cs="Arial" w:eastAsia="Arial"/>
-          <w:b/>
-          <w:i w:val="0"/>
-        </w:rPr>
-        <w:t>Skin, item, бооцоо байхгүй.</w:t>
+        <w:t xml:space="preserve"> Дүрэмд тусгайлан заагаагүй тоглоомын тохиргоо, журмыг Valve-ийн өрсөлдөөнт (Competitive) горимын стандартаар зохицуулна. Дүрмийг тайлбарлах, шийдвэр гаргах эрхийг Ерөнхий шүүгч эдэлнэ.</w:t>
       </w:r>
     </w:p>
     <w:p>
@@ -181,7 +173,7 @@
           <w:b w:val="0"/>
           <w:i w:val="0"/>
         </w:rPr>
-        <w:t xml:space="preserve"> Тэмцээнийг Valve-ийн </w:t>
+        <w:t xml:space="preserve"> Тэмцээн нь шударга өрсөлдөөн, бие биеэ хүндэтгэх, эрүүл цахим соёлын зарчимд тулгуурлана. Мөнгөн шагналыг зөвхөн 23-р зүйлд заасны дагуу олгоно. </w:t>
       </w:r>
       <w:r>
         <w:rPr>
@@ -189,28 +181,7 @@
           <w:b/>
           <w:i w:val="0"/>
         </w:rPr>
-        <w:t>Limited Game Tournament License</w:t>
-      </w:r>
-      <w:r>
-        <w:rPr>
-          <w:rFonts w:ascii="Arial" w:hAnsi="Arial" w:cs="Arial" w:eastAsia="Arial"/>
-          <w:b w:val="0"/>
-          <w:i w:val="0"/>
-        </w:rPr>
-        <w:t>-ийн дагуу бүртгүүлж (https://store.steampowered.com/tourney/) зохион байгуулна. Энэ нь Valve болон Counter-Strike-ийн албан ёсны тэмцээн биш бөгөөд Valve-ээс дэмжлэг, ивээл авсан мэтээр ойлгуулахыг хориглоно; оролцогч бүр хууль ёсоор олж авсан өөрийн Steam бүртгэлээр тоглоно. Лицензийн шаардлагын дагуу шагналын сангийн хуваарилалтыг урьдчилан зарлаж, санхүүгийн тайланг ил тод мэдээлнэ; зохион байгуулагч, шүүгч, тоглогч бооцоо тавихыг хориглоно.</w:t>
-      </w:r>
-    </w:p>
-    <w:p>
-      <w:pPr>
-        <w:pStyle w:val="Heading2"/>
-      </w:pPr>
-      <w:r>
-        <w:rPr>
-          <w:rFonts w:ascii="Arial" w:hAnsi="Arial" w:cs="Arial" w:eastAsia="Arial"/>
-          <w:b w:val="0"/>
-          <w:i w:val="0"/>
-        </w:rPr>
-        <w:t>2. БАГ, ОРОЛЦОГЧИЙН ШААРДЛАГА</w:t>
+        <w:t>Skin, item, бооцоо байхгүй.</w:t>
       </w:r>
     </w:p>
     <w:p>
@@ -225,7 +196,7 @@
           <w:b/>
           <w:i w:val="0"/>
         </w:rPr>
-        <w:t>2.1.</w:t>
+        <w:t>1.5.</w:t>
       </w:r>
       <w:r>
         <w:rPr>
@@ -233,7 +204,7 @@
           <w:b w:val="0"/>
           <w:i w:val="0"/>
         </w:rPr>
-        <w:t xml:space="preserve"> Тэмцээнд </w:t>
+        <w:t xml:space="preserve"> Тэмцээнийг Valve-ийн </w:t>
       </w:r>
       <w:r>
         <w:rPr>
@@ -241,7 +212,7 @@
           <w:b/>
           <w:i w:val="0"/>
         </w:rPr>
-        <w:t>яг 12 баг</w:t>
+        <w:t>Limited Game Tournament License</w:t>
       </w:r>
       <w:r>
         <w:rPr>
@@ -249,23 +220,20 @@
           <w:b w:val="0"/>
           <w:i w:val="0"/>
         </w:rPr>
-        <w:t xml:space="preserve"> оролцоно: 8–12 дугаар ангийн 11 бүлэг (8а, 8б, 8в, 9а, 9б, 10а, 10б, 10в, 11а, 11б, 12а) тус бүрээс </w:t>
-      </w:r>
-      <w:r>
-        <w:rPr>
-          <w:rFonts w:ascii="Arial" w:hAnsi="Arial" w:cs="Arial" w:eastAsia="Arial"/>
-          <w:b/>
-          <w:i w:val="0"/>
-        </w:rPr>
-        <w:t>зөвхөн нэг баг</w:t>
-      </w:r>
+        <w:t>-ийн дагуу бүртгүүлж (https://store.steampowered.com/tourney/) зохион байгуулна. Энэ нь Valve болон Counter-Strike-ийн албан ёсны тэмцээн биш бөгөөд Valve-ээс дэмжлэг, ивээл авсан мэтээр ойлгуулахыг хориглоно; оролцогч бүр хууль ёсоор олж авсан өөрийн Steam бүртгэлээр тоглоно. Лицензийн шаардлагын дагуу шагналын сангийн хуваарилалтыг урьдчилан зарлаж, санхүүгийн тайланг ил тод мэдээлнэ; зохион байгуулалтад оролцох ажилтан, шүүгч, тоглогч бооцоо тавихыг хориглоно.</w:t>
+      </w:r>
+    </w:p>
+    <w:p>
+      <w:pPr>
+        <w:pStyle w:val="Heading2"/>
+      </w:pPr>
       <w:r>
         <w:rPr>
           <w:rFonts w:ascii="Arial" w:hAnsi="Arial" w:cs="Arial" w:eastAsia="Arial"/>
           <w:b w:val="0"/>
           <w:i w:val="0"/>
         </w:rPr>
-        <w:t>, мөн «Удирдлага, багш нарын баг» (цаашид «Багш нарын баг»). Ангийн багийн нэр нь ангийн нэр («8а» … «12а») байна. Бүлгийн нэрийг сургуулийн нэршлээр солино.</w:t>
+        <w:t>2. БАГ, ОРОЛЦОГЧИЙН ШААРДЛАГА</w:t>
       </w:r>
     </w:p>
     <w:p>
@@ -280,7 +248,7 @@
           <w:b/>
           <w:i w:val="0"/>
         </w:rPr>
-        <w:t>2.2.</w:t>
+        <w:t>2.1.</w:t>
       </w:r>
       <w:r>
         <w:rPr>
@@ -288,7 +256,7 @@
           <w:b w:val="0"/>
           <w:i w:val="0"/>
         </w:rPr>
-        <w:t xml:space="preserve"> Багийн бүрэлдэхүүн </w:t>
+        <w:t xml:space="preserve"> Тэмцээнд </w:t>
       </w:r>
       <w:r>
         <w:rPr>
@@ -296,7 +264,7 @@
           <w:b/>
           <w:i w:val="0"/>
         </w:rPr>
-        <w:t>6 тоглогч</w:t>
+        <w:t>яг 12 баг</w:t>
       </w:r>
       <w:r>
         <w:rPr>
@@ -304,7 +272,7 @@
           <w:b w:val="0"/>
           <w:i w:val="0"/>
         </w:rPr>
-        <w:t xml:space="preserve"> (5 үндсэн, 1 нөөц) байна; нийт 72 тоглогч. Ангийн багт зөвхөн тухайн ангийн сурагч тоглоно. </w:t>
+        <w:t xml:space="preserve"> оролцоно: 8–12 дугаар ангийн 11 бүлэг (8а, 8б, 8в, 9а, 9б, 10а, 10б, 10в, 11а, 11б, 12а) тус бүрээс </w:t>
       </w:r>
       <w:r>
         <w:rPr>
@@ -312,7 +280,7 @@
           <w:b/>
           <w:i w:val="0"/>
         </w:rPr>
-        <w:t>Нэг тоглогч зөвхөн нэг багт</w:t>
+        <w:t>зөвхөн нэг баг</w:t>
       </w:r>
       <w:r>
         <w:rPr>
@@ -320,7 +288,7 @@
           <w:b w:val="0"/>
           <w:i w:val="0"/>
         </w:rPr>
-        <w:t xml:space="preserve"> бүртгэгдэнэ.</w:t>
+        <w:t>, мөн «Удирдлага, багш нарын баг» (цаашид «Багш нарын баг»). Ангийн багийн нэр нь ангийн нэр («8а» … «12а») байна. Бүлгийн нэрийг сургуулийн нэршлээр солино.</w:t>
       </w:r>
     </w:p>
     <w:p>
@@ -335,7 +303,7 @@
           <w:b/>
           <w:i w:val="0"/>
         </w:rPr>
-        <w:t>2.3.</w:t>
+        <w:t>2.2.</w:t>
       </w:r>
       <w:r>
         <w:rPr>
@@ -343,7 +311,7 @@
           <w:b w:val="0"/>
           <w:i w:val="0"/>
         </w:rPr>
-        <w:t xml:space="preserve"> </w:t>
+        <w:t xml:space="preserve"> Багийн бүрэлдэхүүн </w:t>
       </w:r>
       <w:r>
         <w:rPr>
@@ -351,7 +319,7 @@
           <w:b/>
           <w:i w:val="0"/>
         </w:rPr>
-        <w:t>Охид хөвгүүдийн хамт ангийнхаа багт тоглоно</w:t>
+        <w:t>6 тоглогч</w:t>
       </w:r>
       <w:r>
         <w:rPr>
@@ -359,7 +327,23 @@
           <w:b w:val="0"/>
           <w:i w:val="0"/>
         </w:rPr>
-        <w:t xml:space="preserve"> (холимог баг; хүйсийн квот тогтоохгүй; охидын тусдаа тэмцээн явагдахгүй). Хүйсээр нь ялгаварлахыг хориглоно.</w:t>
+        <w:t xml:space="preserve"> (5 үндсэн, 1 нөөц) байна; нийт 72 тоглогч. Ангийн багт зөвхөн тухайн ангийн сурагч тоглоно. </w:t>
+      </w:r>
+      <w:r>
+        <w:rPr>
+          <w:rFonts w:ascii="Arial" w:hAnsi="Arial" w:cs="Arial" w:eastAsia="Arial"/>
+          <w:b/>
+          <w:i w:val="0"/>
+        </w:rPr>
+        <w:t>Нэг тоглогч зөвхөн нэг багт</w:t>
+      </w:r>
+      <w:r>
+        <w:rPr>
+          <w:rFonts w:ascii="Arial" w:hAnsi="Arial" w:cs="Arial" w:eastAsia="Arial"/>
+          <w:b w:val="0"/>
+          <w:i w:val="0"/>
+        </w:rPr>
+        <w:t xml:space="preserve"> бүртгэгдэнэ.</w:t>
       </w:r>
     </w:p>
     <w:p>
@@ -374,7 +358,7 @@
           <w:b/>
           <w:i w:val="0"/>
         </w:rPr>
-        <w:t>2.4.</w:t>
+        <w:t>2.3.</w:t>
       </w:r>
       <w:r>
         <w:rPr>
@@ -382,7 +366,23 @@
           <w:b w:val="0"/>
           <w:i w:val="0"/>
         </w:rPr>
-        <w:t xml:space="preserve"> Багийн ахлагч нь тоглогчдын нэг байна. Багийн менежер нь анги удирдсан багш байна.</w:t>
+        <w:t xml:space="preserve"> </w:t>
+      </w:r>
+      <w:r>
+        <w:rPr>
+          <w:rFonts w:ascii="Arial" w:hAnsi="Arial" w:cs="Arial" w:eastAsia="Arial"/>
+          <w:b/>
+          <w:i w:val="0"/>
+        </w:rPr>
+        <w:t>Охид хөвгүүдийн хамт ангийнхаа багт тоглоно</w:t>
+      </w:r>
+      <w:r>
+        <w:rPr>
+          <w:rFonts w:ascii="Arial" w:hAnsi="Arial" w:cs="Arial" w:eastAsia="Arial"/>
+          <w:b w:val="0"/>
+          <w:i w:val="0"/>
+        </w:rPr>
+        <w:t xml:space="preserve"> (холимог баг; хүйсийн квот тогтоохгүй; охидын тусдаа тэмцээн явагдахгүй). Хүйсээр нь ялгаварлахыг хориглоно.</w:t>
       </w:r>
     </w:p>
     <w:p>
@@ -397,7 +397,7 @@
           <w:b/>
           <w:i w:val="0"/>
         </w:rPr>
-        <w:t>2.5.</w:t>
+        <w:t>2.4.</w:t>
       </w:r>
       <w:r>
         <w:rPr>
@@ -405,23 +405,7 @@
           <w:b w:val="0"/>
           <w:i w:val="0"/>
         </w:rPr>
-        <w:t xml:space="preserve"> Багш нарын баг нь зөвхөн сургуулийн ажилтнаас бүрдсэн 6 тоглогчтой (5 үндсэн, 1 нөөц) </w:t>
-      </w:r>
-      <w:r>
-        <w:rPr>
-          <w:rFonts w:ascii="Arial" w:hAnsi="Arial" w:cs="Arial" w:eastAsia="Arial"/>
-          <w:b/>
-          <w:i w:val="0"/>
-        </w:rPr>
-        <w:t>ганц</w:t>
-      </w:r>
-      <w:r>
-        <w:rPr>
-          <w:rFonts w:ascii="Arial" w:hAnsi="Arial" w:cs="Arial" w:eastAsia="Arial"/>
-          <w:b w:val="0"/>
-          <w:i w:val="0"/>
-        </w:rPr>
-        <w:t xml:space="preserve"> баг байна. Тухайн өдөр шүүгч, техникийн баг, зохион байгуулагчаар ажиллаж буй ажилтан тоглохгүй.</w:t>
+        <w:t xml:space="preserve"> Багийн ахлагч нь тоглогчдын нэг байна. Багийн менежер нь анги удирдсан багш байна.</w:t>
       </w:r>
     </w:p>
     <w:p>
@@ -436,7 +420,7 @@
           <w:b/>
           <w:i w:val="0"/>
         </w:rPr>
-        <w:t>2.6.</w:t>
+        <w:t>2.5.</w:t>
       </w:r>
       <w:r>
         <w:rPr>
@@ -444,7 +428,7 @@
           <w:b w:val="0"/>
           <w:i w:val="0"/>
         </w:rPr>
-        <w:t xml:space="preserve"> Оролцох эрхийн шаардлага: (1) тухайн ангид суралцдаг байх; (2) 13 ба түүнээс дээш настай байх (Steam-ийн захиалагчийн гэрээ); (3) </w:t>
+        <w:t xml:space="preserve"> Багш нарын баг нь зөвхөн сургуулийн ажилтнаас бүрдсэн 6 тоглогчтой (5 үндсэн, 1 нөөц) </w:t>
       </w:r>
       <w:r>
         <w:rPr>
@@ -452,7 +436,7 @@
           <w:b/>
           <w:i w:val="0"/>
         </w:rPr>
-        <w:t>өөрийн</w:t>
+        <w:t>ганц</w:t>
       </w:r>
       <w:r>
         <w:rPr>
@@ -460,7 +444,7 @@
           <w:b w:val="0"/>
           <w:i w:val="0"/>
         </w:rPr>
-        <w:t xml:space="preserve"> Steam бүртгэлтэй байх; (4) эцэг эх, асран хамгаалагчийн бичгээр өгсөн зөвшөөрөлтэй байх (маягт 05; 18 нас хүрсэн сурагч өөрөө гарын үсэг зурна); (5) энэхүү ёс зүйн кодтой танилцсан баталгаанд гарын үсэг зурсан байх; (6) тэмцээний хугацаанд Steam хэрэглэгчийн нэрээ «8а | Нэр» хэлбэрээр (проектор, цахим дамжуулалтад харагдахыг зөвшөөрөөгүй бол Хорооноос олгосон хоч нэрээр, 16-р зүйл) тохируулсан байх; (7) QR кодоор нэвтрэхэд утсандаа Steam Mobile апп (эсвэл и-мэйл) бэлэн байлгах.</w:t>
+        <w:t xml:space="preserve"> баг байна. Тухайн өдөр шүүгч, техникийн баг болон зохион байгуулалтад ажиллаж буй ажилтан тоглохгүй.</w:t>
       </w:r>
     </w:p>
     <w:p>
@@ -475,7 +459,7 @@
           <w:b/>
           <w:i w:val="0"/>
         </w:rPr>
-        <w:t>2.7.</w:t>
+        <w:t>2.6.</w:t>
       </w:r>
       <w:r>
         <w:rPr>
@@ -483,7 +467,7 @@
           <w:b w:val="0"/>
           <w:i w:val="0"/>
         </w:rPr>
-        <w:t xml:space="preserve"> Багийн бүртгэл: </w:t>
+        <w:t xml:space="preserve"> Оролцох эрхийн шаардлага: (1) тухайн ангид суралцдаг байх; (2) 13 ба түүнээс дээш настай байх (Steam-ийн захиалагчийн гэрээ); (3) </w:t>
       </w:r>
       <w:r>
         <w:rPr>
@@ -491,7 +475,7 @@
           <w:b/>
           <w:i w:val="0"/>
         </w:rPr>
-        <w:t>цахимаар</w:t>
+        <w:t>өөрийн</w:t>
       </w:r>
       <w:r>
         <w:rPr>
@@ -499,79 +483,7 @@
           <w:b w:val="0"/>
           <w:i w:val="0"/>
         </w:rPr>
-        <w:t xml:space="preserve"> — ангийн QR холбоосоор (https://shgge.github.io/cs2-2026/) сурагчид бөглөж, анги удирдсан багш (Багш нарын багийнхыг — багийн ахлагч) PIN кодоор баталгаажуулна (энэ нь гарын үсэг зурсан мэдүүлэгтэй адил), </w:t>
-      </w:r>
-      <w:r>
-        <w:rPr>
-          <w:rFonts w:ascii="Arial" w:hAnsi="Arial" w:cs="Arial" w:eastAsia="Arial"/>
-          <w:b/>
-          <w:i w:val="0"/>
-        </w:rPr>
-        <w:t>2026.10.23 (Баасан) 23:59</w:t>
-      </w:r>
-      <w:r>
-        <w:rPr>
-          <w:rFonts w:ascii="Arial" w:hAnsi="Arial" w:cs="Arial" w:eastAsia="Arial"/>
-          <w:b w:val="0"/>
-          <w:i w:val="0"/>
-        </w:rPr>
-        <w:t xml:space="preserve"> хүртэл; эсвэл </w:t>
-      </w:r>
-      <w:r>
-        <w:rPr>
-          <w:rFonts w:ascii="Arial" w:hAnsi="Arial" w:cs="Arial" w:eastAsia="Arial"/>
-          <w:b/>
-          <w:i w:val="0"/>
-        </w:rPr>
-        <w:t>цаасаар</w:t>
-      </w:r>
-      <w:r>
-        <w:rPr>
-          <w:rFonts w:ascii="Arial" w:hAnsi="Arial" w:cs="Arial" w:eastAsia="Arial"/>
-          <w:b w:val="0"/>
-          <w:i w:val="0"/>
-        </w:rPr>
-        <w:t xml:space="preserve"> — маягт 04-ийг </w:t>
-      </w:r>
-      <w:r>
-        <w:rPr>
-          <w:rFonts w:ascii="Arial" w:hAnsi="Arial" w:cs="Arial" w:eastAsia="Arial"/>
-          <w:b/>
-          <w:i w:val="0"/>
-        </w:rPr>
-        <w:t>2026.10.23 (Баасан) 17:00</w:t>
-      </w:r>
-      <w:r>
-        <w:rPr>
-          <w:rFonts w:ascii="Arial" w:hAnsi="Arial" w:cs="Arial" w:eastAsia="Arial"/>
-          <w:b w:val="0"/>
-          <w:i w:val="0"/>
-        </w:rPr>
-        <w:t xml:space="preserve"> цагаас өмнө зохион байгуулагч А.Мөнгөншагайд (утас 60114971, 94741053). Эцэг эхийн зөвшөөрлийг (маягт 05, 05б) </w:t>
-      </w:r>
-      <w:r>
-        <w:rPr>
-          <w:rFonts w:ascii="Arial" w:hAnsi="Arial" w:cs="Arial" w:eastAsia="Arial"/>
-          <w:b/>
-          <w:i w:val="0"/>
-        </w:rPr>
-        <w:t>2026.10.23 (Баасан) 17:00</w:t>
-      </w:r>
-      <w:r>
-        <w:rPr>
-          <w:rFonts w:ascii="Arial" w:hAnsi="Arial" w:cs="Arial" w:eastAsia="Arial"/>
-          <w:b w:val="0"/>
-          <w:i w:val="0"/>
-        </w:rPr>
-        <w:t xml:space="preserve"> цагаас өмнө анги удирдсан багшид ирүүлнэ. </w:t>
-      </w:r>
-      <w:r>
-        <w:rPr>
-          <w:rFonts w:ascii="Arial" w:hAnsi="Arial" w:cs="Arial" w:eastAsia="Arial"/>
-          <w:b/>
-          <w:i w:val="0"/>
-        </w:rPr>
-        <w:t>Зөвшөөрөлгүй бол тоглохгүй.</w:t>
+        <w:t xml:space="preserve"> Steam бүртгэлтэй байх; (4) эцэг эх, асран хамгаалагчийн бичгээр өгсөн зөвшөөрөлтэй байх (маягт 05; 18 нас хүрсэн сурагч өөрөө гарын үсэг зурна); (5) энэхүү ёс зүйн кодтой танилцсан баталгаанд гарын үсэг зурсан байх; (6) тэмцээний хугацаанд Steam хэрэглэгчийн нэрээ «8а | Нэр» хэлбэрээр (LED дэлгэц, цахим дамжуулалтад харагдахыг зөвшөөрөөгүй бол Зохион байгуулагчаас олгосон хоч нэрээр, 17-р зүйл) тохируулсан байх; (7) QR кодоор нэвтрэхэд утсандаа Steam Mobile апп (эсвэл и-мэйл) бэлэн байлгах.</w:t>
       </w:r>
     </w:p>
     <w:p>
@@ -586,7 +498,7 @@
           <w:b/>
           <w:i w:val="0"/>
         </w:rPr>
-        <w:t>2.8.</w:t>
+        <w:t>2.7.</w:t>
       </w:r>
       <w:r>
         <w:rPr>
@@ -594,7 +506,7 @@
           <w:b w:val="0"/>
           <w:i w:val="0"/>
         </w:rPr>
-        <w:t xml:space="preserve"> Бүрэлдэхүүнийг </w:t>
+        <w:t xml:space="preserve"> Багийн бүртгэл: </w:t>
       </w:r>
       <w:r>
         <w:rPr>
@@ -602,6 +514,22 @@
           <w:b/>
           <w:i w:val="0"/>
         </w:rPr>
+        <w:t>цахимаар</w:t>
+      </w:r>
+      <w:r>
+        <w:rPr>
+          <w:rFonts w:ascii="Arial" w:hAnsi="Arial" w:cs="Arial" w:eastAsia="Arial"/>
+          <w:b w:val="0"/>
+          <w:i w:val="0"/>
+        </w:rPr>
+        <w:t xml:space="preserve"> — ангийн QR холбоосоор (https://shgge.github.io/cs2-2026/) сурагчид бөглөж, анги удирдсан багш (Багш нарын багийнхыг — багийн ахлагч) PIN кодоор баталгаажуулна (энэ нь гарын үсэг зурсан мэдүүлэгтэй адил), </w:t>
+      </w:r>
+      <w:r>
+        <w:rPr>
+          <w:rFonts w:ascii="Arial" w:hAnsi="Arial" w:cs="Arial" w:eastAsia="Arial"/>
+          <w:b/>
+          <w:i w:val="0"/>
+        </w:rPr>
         <w:t>2026.10.23 (Баасан) 23:59</w:t>
       </w:r>
       <w:r>
@@ -610,7 +538,63 @@
           <w:b w:val="0"/>
           <w:i w:val="0"/>
         </w:rPr>
-        <w:t xml:space="preserve"> хүртэл цахимаар өөрчилж болно; энэ үед бүрэлдэхүүн царцаж, түүнээс хойш зөвхөн бүртгэлтэй нөөц тоглогчоор солино. Онцгой тохиолдолд зохион байгуулагч нэг ангийн бүртгэлийг түр нээж болно. 2026.10.22-ны сугалаа бүрэлдэхүүнийг царцаахгүй (хэсгийг ангиар сугална).</w:t>
+        <w:t xml:space="preserve"> хүртэл; эсвэл </w:t>
+      </w:r>
+      <w:r>
+        <w:rPr>
+          <w:rFonts w:ascii="Arial" w:hAnsi="Arial" w:cs="Arial" w:eastAsia="Arial"/>
+          <w:b/>
+          <w:i w:val="0"/>
+        </w:rPr>
+        <w:t>цаасаар</w:t>
+      </w:r>
+      <w:r>
+        <w:rPr>
+          <w:rFonts w:ascii="Arial" w:hAnsi="Arial" w:cs="Arial" w:eastAsia="Arial"/>
+          <w:b w:val="0"/>
+          <w:i w:val="0"/>
+        </w:rPr>
+        <w:t xml:space="preserve"> — маягт 04-ийг </w:t>
+      </w:r>
+      <w:r>
+        <w:rPr>
+          <w:rFonts w:ascii="Arial" w:hAnsi="Arial" w:cs="Arial" w:eastAsia="Arial"/>
+          <w:b/>
+          <w:i w:val="0"/>
+        </w:rPr>
+        <w:t>2026.10.23 (Баасан) 17:00</w:t>
+      </w:r>
+      <w:r>
+        <w:rPr>
+          <w:rFonts w:ascii="Arial" w:hAnsi="Arial" w:cs="Arial" w:eastAsia="Arial"/>
+          <w:b w:val="0"/>
+          <w:i w:val="0"/>
+        </w:rPr>
+        <w:t xml:space="preserve"> цагаас өмнө Зохион байгуулагч А.Мөнгөншагайд (утас 60114971, 94741053) хүлээлгэн өгнө. Эцэг эхийн зөвшөөрлийг (маягт 05, 05б) </w:t>
+      </w:r>
+      <w:r>
+        <w:rPr>
+          <w:rFonts w:ascii="Arial" w:hAnsi="Arial" w:cs="Arial" w:eastAsia="Arial"/>
+          <w:b/>
+          <w:i w:val="0"/>
+        </w:rPr>
+        <w:t>2026.10.23 (Баасан) 17:00</w:t>
+      </w:r>
+      <w:r>
+        <w:rPr>
+          <w:rFonts w:ascii="Arial" w:hAnsi="Arial" w:cs="Arial" w:eastAsia="Arial"/>
+          <w:b w:val="0"/>
+          <w:i w:val="0"/>
+        </w:rPr>
+        <w:t xml:space="preserve"> цагаас өмнө анги удирдсан багшид ирүүлж, анги удирдсан багш нийгмийн ажилтан Г.Энхнаранд шилжүүлнэ. </w:t>
+      </w:r>
+      <w:r>
+        <w:rPr>
+          <w:rFonts w:ascii="Arial" w:hAnsi="Arial" w:cs="Arial" w:eastAsia="Arial"/>
+          <w:b/>
+          <w:i w:val="0"/>
+        </w:rPr>
+        <w:t>Зөвшөөрөлгүй бол тоглохгүй.</w:t>
       </w:r>
     </w:p>
     <w:p>
@@ -625,7 +609,7 @@
           <w:b/>
           <w:i w:val="0"/>
         </w:rPr>
-        <w:t>2.9.</w:t>
+        <w:t>2.8.</w:t>
       </w:r>
       <w:r>
         <w:rPr>
@@ -633,7 +617,7 @@
           <w:b w:val="0"/>
           <w:i w:val="0"/>
         </w:rPr>
-        <w:t xml:space="preserve"> </w:t>
+        <w:t xml:space="preserve"> Бүрэлдэхүүнийг </w:t>
       </w:r>
       <w:r>
         <w:rPr>
@@ -641,7 +625,7 @@
           <w:b/>
           <w:i w:val="0"/>
         </w:rPr>
-        <w:t>Тэмцээний хураамж:</w:t>
+        <w:t>2026.10.23 (Баасан) 23:59</w:t>
       </w:r>
       <w:r>
         <w:rPr>
@@ -649,72 +633,7 @@
           <w:b w:val="0"/>
           <w:i w:val="0"/>
         </w:rPr>
-        <w:t xml:space="preserve"> ангийн баг тутам </w:t>
-      </w:r>
-      <w:r>
-        <w:rPr>
-          <w:rFonts w:ascii="Arial" w:hAnsi="Arial" w:cs="Arial" w:eastAsia="Arial"/>
-          <w:b/>
-          <w:i w:val="0"/>
-        </w:rPr>
-        <w:t>120 000 ₮</w:t>
-      </w:r>
-      <w:r>
-        <w:rPr>
-          <w:rFonts w:ascii="Arial" w:hAnsi="Arial" w:cs="Arial" w:eastAsia="Arial"/>
-          <w:b w:val="0"/>
-          <w:i w:val="0"/>
-        </w:rPr>
-        <w:t xml:space="preserve"> (6 тоглогчид ногдуулбал нэг тоглогчид ≈20 000 ₮); Багш нарын баг хураамж төлөхгүй. Хураамжийг багийн ахлагч эсвэл ангийн төлөөлөгч сургуулийн нягтлан бодогч </w:t>
-      </w:r>
-      <w:r>
-        <w:rPr>
-          <w:rFonts w:ascii="Arial" w:hAnsi="Arial" w:cs="Arial" w:eastAsia="Arial"/>
-          <w:b w:val="0"/>
-          <w:i w:val="0"/>
-          <w:highlight w:val="yellow"/>
-        </w:rPr>
-        <w:t>[Нягтлан бодогчийн нэр]</w:t>
-      </w:r>
-      <w:r>
-        <w:rPr>
-          <w:rFonts w:ascii="Arial" w:hAnsi="Arial" w:cs="Arial" w:eastAsia="Arial"/>
-          <w:b w:val="0"/>
-          <w:i w:val="0"/>
-        </w:rPr>
-        <w:t xml:space="preserve">-д бэлнээр эсвэл сургуулийн дансанд шилжүүлж, </w:t>
-      </w:r>
-      <w:r>
-        <w:rPr>
-          <w:rFonts w:ascii="Arial" w:hAnsi="Arial" w:cs="Arial" w:eastAsia="Arial"/>
-          <w:b/>
-          <w:i w:val="0"/>
-        </w:rPr>
-        <w:t>баримт авч</w:t>
-      </w:r>
-      <w:r>
-        <w:rPr>
-          <w:rFonts w:ascii="Arial" w:hAnsi="Arial" w:cs="Arial" w:eastAsia="Arial"/>
-          <w:b w:val="0"/>
-          <w:i w:val="0"/>
-        </w:rPr>
-        <w:t xml:space="preserve">, </w:t>
-      </w:r>
-      <w:r>
-        <w:rPr>
-          <w:rFonts w:ascii="Arial" w:hAnsi="Arial" w:cs="Arial" w:eastAsia="Arial"/>
-          <w:b/>
-          <w:i w:val="0"/>
-        </w:rPr>
-        <w:t>2026.10.23 (Баасан) 17:00</w:t>
-      </w:r>
-      <w:r>
-        <w:rPr>
-          <w:rFonts w:ascii="Arial" w:hAnsi="Arial" w:cs="Arial" w:eastAsia="Arial"/>
-          <w:b w:val="0"/>
-          <w:i w:val="0"/>
-        </w:rPr>
-        <w:t xml:space="preserve"> цагаас өмнө төлнө; анги удирдсан багш мөнгө хураахгүй. Зохион байгуулагч хураамжийн бүртгэл хөтөлж, хураамж төлсөн ангиудыг цахим хуудасны зарлал болон багийн менежерүүдийн групп чатад зарлана.</w:t>
+        <w:t xml:space="preserve"> хүртэл цахимаар өөрчилж болно; энэ үед бүрэлдэхүүн царцаж, түүнээс хойш зөвхөн бүртгэлтэй нөөц тоглогчоор солино. Онцгой тохиолдолд Зохион байгуулагч нэг ангийн бүртгэлийг түр нээж болно. 2026.10.22-ны сугалаа бүрэлдэхүүнийг царцаахгүй (хэсгийг ангиар сугална).</w:t>
       </w:r>
     </w:p>
     <w:p>
@@ -729,7 +648,7 @@
           <w:b/>
           <w:i w:val="0"/>
         </w:rPr>
-        <w:t>2.10.</w:t>
+        <w:t>2.9.</w:t>
       </w:r>
       <w:r>
         <w:rPr>
@@ -737,20 +656,71 @@
           <w:b w:val="0"/>
           <w:i w:val="0"/>
         </w:rPr>
-        <w:t xml:space="preserve"> Хугацаандаа хураамж төлөөгүй ангийн баг тэмцээнд оролцохгүй; түүний тоглолтыг техникийн ялагдал (0:13)-аар тооцно (4-р зүйл). Тэмцээн цуцлагдвал хураамжийг бүрэн буцаана; бусад тохиолдолд 2026.10.23 (Баасан) 17:00 цагаас хойш буцаахгүй. Нийт хураамжийг (11 × 120 000 ₮ = 1 320 000 ₮) бүхэлд нь шагналд зарцуулна (22-р зүйл).</w:t>
-      </w:r>
-    </w:p>
-    <w:p>
-      <w:pPr>
-        <w:pStyle w:val="Heading2"/>
-      </w:pPr>
+        <w:t xml:space="preserve"> </w:t>
+      </w:r>
+      <w:r>
+        <w:rPr>
+          <w:rFonts w:ascii="Arial" w:hAnsi="Arial" w:cs="Arial" w:eastAsia="Arial"/>
+          <w:b/>
+          <w:i w:val="0"/>
+        </w:rPr>
+        <w:t>Тэмцээний хураамж:</w:t>
+      </w:r>
       <w:r>
         <w:rPr>
           <w:rFonts w:ascii="Arial" w:hAnsi="Arial" w:cs="Arial" w:eastAsia="Arial"/>
           <w:b w:val="0"/>
           <w:i w:val="0"/>
         </w:rPr>
-        <w:t>3. ТЭМЦЭЭНИЙ СИСТЕМ, СУГАЛАА</w:t>
+        <w:t xml:space="preserve"> ангийн баг тутам </w:t>
+      </w:r>
+      <w:r>
+        <w:rPr>
+          <w:rFonts w:ascii="Arial" w:hAnsi="Arial" w:cs="Arial" w:eastAsia="Arial"/>
+          <w:b/>
+          <w:i w:val="0"/>
+        </w:rPr>
+        <w:t>120 000 ₮</w:t>
+      </w:r>
+      <w:r>
+        <w:rPr>
+          <w:rFonts w:ascii="Arial" w:hAnsi="Arial" w:cs="Arial" w:eastAsia="Arial"/>
+          <w:b w:val="0"/>
+          <w:i w:val="0"/>
+        </w:rPr>
+        <w:t xml:space="preserve"> (6 тоглогчид ногдуулбал нэг тоглогчид ≈20 000 ₮); Багш нарын баг хураамж төлөхгүй. Хураамжийг багийн ахлагч эсвэл ангийн төлөөлөгч </w:t>
+      </w:r>
+      <w:r>
+        <w:rPr>
+          <w:rFonts w:ascii="Arial" w:hAnsi="Arial" w:cs="Arial" w:eastAsia="Arial"/>
+          <w:b/>
+          <w:i w:val="0"/>
+        </w:rPr>
+        <w:t>2026.10.23 (Баасан) 17:00</w:t>
+      </w:r>
+      <w:r>
+        <w:rPr>
+          <w:rFonts w:ascii="Arial" w:hAnsi="Arial" w:cs="Arial" w:eastAsia="Arial"/>
+          <w:b w:val="0"/>
+          <w:i w:val="0"/>
+        </w:rPr>
+        <w:t xml:space="preserve"> цагаас өмнө Зохион байгуулагч А.Мөнгөншагайд бэлнээр төлөх буюу сургуулийн дансанд шилжүүлж, </w:t>
+      </w:r>
+      <w:r>
+        <w:rPr>
+          <w:rFonts w:ascii="Arial" w:hAnsi="Arial" w:cs="Arial" w:eastAsia="Arial"/>
+          <w:b/>
+          <w:i w:val="0"/>
+        </w:rPr>
+        <w:t>баримт авна</w:t>
+      </w:r>
+      <w:r>
+        <w:rPr>
+          <w:rFonts w:ascii="Arial" w:hAnsi="Arial" w:cs="Arial" w:eastAsia="Arial"/>
+          <w:b w:val="0"/>
+          <w:i w:val="0"/>
+        </w:rPr>
+        <w:t>; анги удирдсан багш мөнгө хураахгүй. Зохион байгуулагч хураамжийн бүртгэл хөтөлж, хураамж төлсөн ангиудыг цахим хуудасны зарлал болон багийн менежерүүдийн групп чатад зарлана.</w:t>
       </w:r>
     </w:p>
     <w:p>
@@ -765,7 +735,7 @@
           <w:b/>
           <w:i w:val="0"/>
         </w:rPr>
-        <w:t>3.1.</w:t>
+        <w:t>2.10.</w:t>
       </w:r>
       <w:r>
         <w:rPr>
@@ -773,55 +743,20 @@
           <w:b w:val="0"/>
           <w:i w:val="0"/>
         </w:rPr>
-        <w:t xml:space="preserve"> Тэмцээн хоёр шаттай: </w:t>
-      </w:r>
-      <w:r>
-        <w:rPr>
-          <w:rFonts w:ascii="Arial" w:hAnsi="Arial" w:cs="Arial" w:eastAsia="Arial"/>
-          <w:b/>
-          <w:i w:val="0"/>
-        </w:rPr>
-        <w:t>1 дэх өдөр (2026.10.24) — хэсгийн шат</w:t>
-      </w:r>
+        <w:t xml:space="preserve"> Хугацаандаа хураамж төлөөгүй ангийн баг тэмцээнд оролцохгүй; түүний тоглолтыг техникийн ялагдал (0:13)-аар тооцно (4-р зүйл). Тэмцээн цуцлагдвал хураамжийг бүрэн буцаана; бусад тохиолдолд 2026.10.23 (Баасан) 17:00 цагаас хойш буцаахгүй. Нийт хураамжийг (11 × 120 000 ₮ = 1 320 000 ₮) бүхэлд нь шагналд зарцуулна (23-р зүйл).</w:t>
+      </w:r>
+    </w:p>
+    <w:p>
+      <w:pPr>
+        <w:pStyle w:val="Heading2"/>
+      </w:pPr>
       <w:r>
         <w:rPr>
           <w:rFonts w:ascii="Arial" w:hAnsi="Arial" w:cs="Arial" w:eastAsia="Arial"/>
           <w:b w:val="0"/>
           <w:i w:val="0"/>
         </w:rPr>
-        <w:t xml:space="preserve"> (4 хэсэг, хэсэг бүрт 3 баг; 12 тоглолт), </w:t>
-      </w:r>
-      <w:r>
-        <w:rPr>
-          <w:rFonts w:ascii="Arial" w:hAnsi="Arial" w:cs="Arial" w:eastAsia="Arial"/>
-          <w:b/>
-          <w:i w:val="0"/>
-        </w:rPr>
-        <w:t>2 дахь өдөр (2026.10.25) — хасагдах шат</w:t>
-      </w:r>
-      <w:r>
-        <w:rPr>
-          <w:rFonts w:ascii="Arial" w:hAnsi="Arial" w:cs="Arial" w:eastAsia="Arial"/>
-          <w:b w:val="0"/>
-          <w:i w:val="0"/>
-        </w:rPr>
-        <w:t xml:space="preserve"> (шөвгийн 8, шөвгийн 4, финал, 3-р байрын тоглолт; 8 тоглолт). Нийт </w:t>
-      </w:r>
-      <w:r>
-        <w:rPr>
-          <w:rFonts w:ascii="Arial" w:hAnsi="Arial" w:cs="Arial" w:eastAsia="Arial"/>
-          <w:b/>
-          <w:i w:val="0"/>
-        </w:rPr>
-        <w:t>20 тоглолт</w:t>
-      </w:r>
-      <w:r>
-        <w:rPr>
-          <w:rFonts w:ascii="Arial" w:hAnsi="Arial" w:cs="Arial" w:eastAsia="Arial"/>
-          <w:b w:val="0"/>
-          <w:i w:val="0"/>
-        </w:rPr>
-        <w:t xml:space="preserve"> (12 + 4 + 2 + 1 + 1). Тоглолт бүр нэг газрын зураг дээр (BO1) явагдана.</w:t>
+        <w:t>3. ТЭМЦЭЭНИЙ СИСТЕМ, СУГАЛАА</w:t>
       </w:r>
     </w:p>
     <w:p>
@@ -836,7 +771,7 @@
           <w:b/>
           <w:i w:val="0"/>
         </w:rPr>
-        <w:t>3.2.</w:t>
+        <w:t>3.1.</w:t>
       </w:r>
       <w:r>
         <w:rPr>
@@ -844,7 +779,7 @@
           <w:b w:val="0"/>
           <w:i w:val="0"/>
         </w:rPr>
-        <w:t xml:space="preserve"> Нэг удаад </w:t>
+        <w:t xml:space="preserve"> Тэмцээн хоёр шаттай: </w:t>
       </w:r>
       <w:r>
         <w:rPr>
@@ -852,7 +787,7 @@
           <w:b/>
           <w:i w:val="0"/>
         </w:rPr>
-        <w:t>зөвхөн 2 тоглолт</w:t>
+        <w:t>1 дэх өдөр (2026.10.24) — хэсгийн шат</w:t>
       </w:r>
       <w:r>
         <w:rPr>
@@ -860,7 +795,39 @@
           <w:b w:val="0"/>
           <w:i w:val="0"/>
         </w:rPr>
-        <w:t xml:space="preserve"> явагдана (Станц A, Станц B; 4 баг). Ээлж бүрд яг 2 тоглолт байх бөгөөд гурав дахь тоглолтыг зэрэг явуулахгүй.</w:t>
+        <w:t xml:space="preserve"> (4 хэсэг, хэсэг бүрт 3 баг; 12 тоглолт), </w:t>
+      </w:r>
+      <w:r>
+        <w:rPr>
+          <w:rFonts w:ascii="Arial" w:hAnsi="Arial" w:cs="Arial" w:eastAsia="Arial"/>
+          <w:b/>
+          <w:i w:val="0"/>
+        </w:rPr>
+        <w:t>2 дахь өдөр (2026.10.25) — хасагдах шат</w:t>
+      </w:r>
+      <w:r>
+        <w:rPr>
+          <w:rFonts w:ascii="Arial" w:hAnsi="Arial" w:cs="Arial" w:eastAsia="Arial"/>
+          <w:b w:val="0"/>
+          <w:i w:val="0"/>
+        </w:rPr>
+        <w:t xml:space="preserve"> (шөвгийн 8, шөвгийн 4, финал, 3-р байрын тоглолт; 8 тоглолт). Нийт </w:t>
+      </w:r>
+      <w:r>
+        <w:rPr>
+          <w:rFonts w:ascii="Arial" w:hAnsi="Arial" w:cs="Arial" w:eastAsia="Arial"/>
+          <w:b/>
+          <w:i w:val="0"/>
+        </w:rPr>
+        <w:t>20 тоглолт</w:t>
+      </w:r>
+      <w:r>
+        <w:rPr>
+          <w:rFonts w:ascii="Arial" w:hAnsi="Arial" w:cs="Arial" w:eastAsia="Arial"/>
+          <w:b w:val="0"/>
+          <w:i w:val="0"/>
+        </w:rPr>
+        <w:t xml:space="preserve"> (12 + 4 + 2 + 1 + 1). Тоглолт бүр нэг газрын зураг дээр (BO1) явагдана.</w:t>
       </w:r>
     </w:p>
     <w:p>
@@ -875,7 +842,7 @@
           <w:b/>
           <w:i w:val="0"/>
         </w:rPr>
-        <w:t>3.3.</w:t>
+        <w:t>3.2.</w:t>
       </w:r>
       <w:r>
         <w:rPr>
@@ -883,7 +850,7 @@
           <w:b w:val="0"/>
           <w:i w:val="0"/>
         </w:rPr>
-        <w:t xml:space="preserve"> </w:t>
+        <w:t xml:space="preserve"> Нэг удаад </w:t>
       </w:r>
       <w:r>
         <w:rPr>
@@ -891,7 +858,7 @@
           <w:b/>
           <w:i w:val="0"/>
         </w:rPr>
-        <w:t>Сугалаа</w:t>
+        <w:t>зөвхөн 2 тоглолт</w:t>
       </w:r>
       <w:r>
         <w:rPr>
@@ -899,55 +866,7 @@
           <w:b w:val="0"/>
           <w:i w:val="0"/>
         </w:rPr>
-        <w:t xml:space="preserve"> 2026.10.22 (Пүрэв) 16:00 цагт техникийн зөвлөгөөнөөр багийн ахлагч, менежерүүдийн өмнө нээлттэй явагдана; анги бүр ахлагч эсвэл төлөөлөгчөө оролцуулна. Хэсгийг ангиар сугалах тул сугалаа бүрэлдэхүүнийг царцаахгүй. Сагс: </w:t>
-      </w:r>
-      <w:r>
-        <w:rPr>
-          <w:rFonts w:ascii="Arial" w:hAnsi="Arial" w:cs="Arial" w:eastAsia="Arial"/>
-          <w:b/>
-          <w:i w:val="0"/>
-        </w:rPr>
-        <w:t>1-р сагс</w:t>
-      </w:r>
-      <w:r>
-        <w:rPr>
-          <w:rFonts w:ascii="Arial" w:hAnsi="Arial" w:cs="Arial" w:eastAsia="Arial"/>
-          <w:b w:val="0"/>
-          <w:i w:val="0"/>
-        </w:rPr>
-        <w:t xml:space="preserve"> — 12а, 11а, 11б, Багш нарын баг; </w:t>
-      </w:r>
-      <w:r>
-        <w:rPr>
-          <w:rFonts w:ascii="Arial" w:hAnsi="Arial" w:cs="Arial" w:eastAsia="Arial"/>
-          <w:b/>
-          <w:i w:val="0"/>
-        </w:rPr>
-        <w:t>2-р сагс</w:t>
-      </w:r>
-      <w:r>
-        <w:rPr>
-          <w:rFonts w:ascii="Arial" w:hAnsi="Arial" w:cs="Arial" w:eastAsia="Arial"/>
-          <w:b w:val="0"/>
-          <w:i w:val="0"/>
-        </w:rPr>
-        <w:t xml:space="preserve"> — 10а, 10б, 10в, 9а; </w:t>
-      </w:r>
-      <w:r>
-        <w:rPr>
-          <w:rFonts w:ascii="Arial" w:hAnsi="Arial" w:cs="Arial" w:eastAsia="Arial"/>
-          <w:b/>
-          <w:i w:val="0"/>
-        </w:rPr>
-        <w:t>3-р сагс</w:t>
-      </w:r>
-      <w:r>
-        <w:rPr>
-          <w:rFonts w:ascii="Arial" w:hAnsi="Arial" w:cs="Arial" w:eastAsia="Arial"/>
-          <w:b w:val="0"/>
-          <w:i w:val="0"/>
-        </w:rPr>
-        <w:t xml:space="preserve"> — 9б, 8а, 8б, 8в.</w:t>
+        <w:t xml:space="preserve"> явагдана (Станц A, Станц B; 4 баг). Ээлж бүрд яг 2 тоглолт байх бөгөөд гурав дахь тоглолтыг зэрэг явуулахгүй.</w:t>
       </w:r>
     </w:p>
     <w:p>
@@ -962,7 +881,7 @@
           <w:b/>
           <w:i w:val="0"/>
         </w:rPr>
-        <w:t>3.4.</w:t>
+        <w:t>3.3.</w:t>
       </w:r>
       <w:r>
         <w:rPr>
@@ -970,7 +889,7 @@
           <w:b w:val="0"/>
           <w:i w:val="0"/>
         </w:rPr>
-        <w:t xml:space="preserve"> Хэсэг: </w:t>
+        <w:t xml:space="preserve"> </w:t>
       </w:r>
       <w:r>
         <w:rPr>
@@ -978,7 +897,7 @@
           <w:b/>
           <w:i w:val="0"/>
         </w:rPr>
-        <w:t>А, Б, В, Г</w:t>
+        <w:t>Сугалаа</w:t>
       </w:r>
       <w:r>
         <w:rPr>
@@ -986,7 +905,55 @@
           <w:b w:val="0"/>
           <w:i w:val="0"/>
         </w:rPr>
-        <w:t>; хэсэг бүрт сагс тус бүрээс нэг баг орно. 1-р сагсаас эхлэн сагс бүрийн 4 багийг нэг нэгээр сугалж, сугалсан дарааллаар А, Б, В, Г хэсэгт байрлуулна. Хэсэг доторх дугаар нь сагсны дугаартай ижил: А1 — 1-р сагсны, А2 — 2-р сагсны, А3 — 3-р сагсны баг.</w:t>
+        <w:t xml:space="preserve"> 2026.10.22 (Пүрэв) 16:00 цагт Windows lab-д техникийн зөвлөгөөнөөр багийн ахлагч, менежерүүдийн өмнө нээлттэй явагдана; анги бүр ахлагч эсвэл төлөөлөгчөө оролцуулна. Хэсгийг ангиар сугалах тул сугалаа бүрэлдэхүүнийг царцаахгүй. Сагс: </w:t>
+      </w:r>
+      <w:r>
+        <w:rPr>
+          <w:rFonts w:ascii="Arial" w:hAnsi="Arial" w:cs="Arial" w:eastAsia="Arial"/>
+          <w:b/>
+          <w:i w:val="0"/>
+        </w:rPr>
+        <w:t>1-р сагс</w:t>
+      </w:r>
+      <w:r>
+        <w:rPr>
+          <w:rFonts w:ascii="Arial" w:hAnsi="Arial" w:cs="Arial" w:eastAsia="Arial"/>
+          <w:b w:val="0"/>
+          <w:i w:val="0"/>
+        </w:rPr>
+        <w:t xml:space="preserve"> — 12а, 11а, 11б, Багш нарын баг; </w:t>
+      </w:r>
+      <w:r>
+        <w:rPr>
+          <w:rFonts w:ascii="Arial" w:hAnsi="Arial" w:cs="Arial" w:eastAsia="Arial"/>
+          <w:b/>
+          <w:i w:val="0"/>
+        </w:rPr>
+        <w:t>2-р сагс</w:t>
+      </w:r>
+      <w:r>
+        <w:rPr>
+          <w:rFonts w:ascii="Arial" w:hAnsi="Arial" w:cs="Arial" w:eastAsia="Arial"/>
+          <w:b w:val="0"/>
+          <w:i w:val="0"/>
+        </w:rPr>
+        <w:t xml:space="preserve"> — 10а, 10б, 10в, 9а; </w:t>
+      </w:r>
+      <w:r>
+        <w:rPr>
+          <w:rFonts w:ascii="Arial" w:hAnsi="Arial" w:cs="Arial" w:eastAsia="Arial"/>
+          <w:b/>
+          <w:i w:val="0"/>
+        </w:rPr>
+        <w:t>3-р сагс</w:t>
+      </w:r>
+      <w:r>
+        <w:rPr>
+          <w:rFonts w:ascii="Arial" w:hAnsi="Arial" w:cs="Arial" w:eastAsia="Arial"/>
+          <w:b w:val="0"/>
+          <w:i w:val="0"/>
+        </w:rPr>
+        <w:t xml:space="preserve"> — 9б, 8а, 8б, 8в.</w:t>
       </w:r>
     </w:p>
     <w:p>
@@ -1001,6 +968,45 @@
           <w:b/>
           <w:i w:val="0"/>
         </w:rPr>
+        <w:t>3.4.</w:t>
+      </w:r>
+      <w:r>
+        <w:rPr>
+          <w:rFonts w:ascii="Arial" w:hAnsi="Arial" w:cs="Arial" w:eastAsia="Arial"/>
+          <w:b w:val="0"/>
+          <w:i w:val="0"/>
+        </w:rPr>
+        <w:t xml:space="preserve"> Хэсэг: </w:t>
+      </w:r>
+      <w:r>
+        <w:rPr>
+          <w:rFonts w:ascii="Arial" w:hAnsi="Arial" w:cs="Arial" w:eastAsia="Arial"/>
+          <w:b/>
+          <w:i w:val="0"/>
+        </w:rPr>
+        <w:t>А, Б, В, Г</w:t>
+      </w:r>
+      <w:r>
+        <w:rPr>
+          <w:rFonts w:ascii="Arial" w:hAnsi="Arial" w:cs="Arial" w:eastAsia="Arial"/>
+          <w:b w:val="0"/>
+          <w:i w:val="0"/>
+        </w:rPr>
+        <w:t>; хэсэг бүрт сагс тус бүрээс нэг баг орно. 1-р сагсаас эхлэн сагс бүрийн 4 багийг нэг нэгээр сугалж, сугалсан дарааллаар А, Б, В, Г хэсэгт байрлуулна. Хэсэг доторх дугаар нь сагсны дугаартай ижил: А1 — 1-р сагсны, А2 — 2-р сагсны, А3 — 3-р сагсны баг.</w:t>
+      </w:r>
+    </w:p>
+    <w:p>
+      <w:pPr>
+        <w:spacing w:after="60"/>
+        <w:ind w:left="454" w:hanging="454"/>
+        <w:jc w:val="both"/>
+      </w:pPr>
+      <w:r>
+        <w:rPr>
+          <w:rFonts w:ascii="Arial" w:hAnsi="Arial" w:cs="Arial" w:eastAsia="Arial"/>
+          <w:b/>
+          <w:i w:val="0"/>
+        </w:rPr>
         <w:t>3.5.</w:t>
       </w:r>
       <w:r>
@@ -1009,7 +1015,7 @@
           <w:b w:val="0"/>
           <w:i w:val="0"/>
         </w:rPr>
-        <w:t xml:space="preserve"> Сугалааг тэмцээний цахим хуудсаар (https://shgge.github.io/cs2-2026/) проектор дээр явуулна: зохион байгуулагч 2026.10.21-нд нууц тооны хэш (commit)-ийг цахим хуудсанд нийтэлнэ; зөвлөгөөн дээр баг бүрийн ахлагч 0–9999 хооронд нэг тоо хэлнэ; дараа нь нууц тоог нээж, систем хэсгүүдийг тооцоолно. Ингэснээр дүнг хэн ч урьдчилан мэдэх, өөрчлөх боломжгүй бөгөөд хэн ч цахим хуудсан дээр дахин шалгаж болно. Систем ажиллахгүй бол хайрцгаас биет сугалаа явуулна.</w:t>
+        <w:t xml:space="preserve"> Сугалааг тэмцээний цахим хуудсаар (https://shgge.github.io/cs2-2026/) дэлгэц дээр явуулна: Зохион байгуулагч 2026.10.21-нд нууц тооны хэш (commit)-ийг цахим хуудсанд нийтэлнэ; зөвлөгөөн дээр баг бүрийн ахлагч 0–9999 хооронд нэг тоо хэлнэ; дараа нь нууц тоог нээж, систем хэсгүүдийг тооцоолно. Ингэснээр дүнг хэн ч урьдчилан мэдэх, өөрчлөх боломжгүй бөгөөд хэн ч цахим хуудсан дээр дахин шалгаж болно. Систем ажиллахгүй бол хайрцгаас биет сугалаа явуулна.</w:t>
       </w:r>
     </w:p>
     <w:p>
@@ -1540,7 +1546,7 @@
                 <w:i w:val="0"/>
                 <w:sz w:val="18"/>
               </w:rPr>
-              <w:t>Сервер, интернэт, проектор, дамжуулалт</w:t>
+              <w:t>Сервер, интернэт, LED дэлгэц, дамжуулалт</w:t>
             </w:r>
           </w:p>
         </w:tc>
@@ -1720,26 +1726,7 @@
                 <w:i w:val="0"/>
                 <w:sz w:val="18"/>
               </w:rPr>
-              <w:t>Нээлт (</w:t>
-            </w:r>
-            <w:r>
-              <w:rPr>
-                <w:rFonts w:ascii="Arial" w:hAnsi="Arial" w:cs="Arial" w:eastAsia="Arial"/>
-                <w:b w:val="0"/>
-                <w:i w:val="0"/>
-                <w:sz w:val="18"/>
-                <w:highlight w:val="yellow"/>
-              </w:rPr>
-              <w:t>[Танхимын нэр]</w:t>
-            </w:r>
-            <w:r>
-              <w:rPr>
-                <w:rFonts w:ascii="Arial" w:hAnsi="Arial" w:cs="Arial" w:eastAsia="Arial"/>
-                <w:b w:val="0"/>
-                <w:i w:val="0"/>
-                <w:sz w:val="18"/>
-              </w:rPr>
-              <w:t>)</w:t>
+              <w:t>Нээлт (Урлагийн заал)</w:t>
             </w:r>
           </w:p>
         </w:tc>
@@ -3636,7 +3623,7 @@
           <w:b w:val="0"/>
           <w:i w:val="0"/>
         </w:rPr>
-        <w:t xml:space="preserve"> Хуваарьт эхэнд бичигдсэн баг PC 01–05 / 11–15-д сууна: шөвгийн 8-д хэсгийн 1-р байрын баг, шөвгийн 4-т 1/4-1 (1/4-3)-ын ялагч, финалд 1/2-1-ийн ялагч, 3-р байрын тоглолтод 1/2-1-ийн ялагдагч. Газрын зургийг эхэлж хасах багийг зоос шидэлтээр тогтооно (10-р зүйл).</w:t>
+        <w:t xml:space="preserve"> Хуваарьт эхэнд бичигдсэн баг PC 01–05 / 11–15-д сууна: шөвгийн 8-д хэсгийн 1-р байрын баг, шөвгийн 4-т 1/4-1 (1/4-3)-ын ялагч, финалд 1/2-1-ийн ялагч, 3-р байрын тоглолтод 1/2-1-ийн ялагдагч. Газрын зургийг эхэлж хасах багийг зоос шидэлтээр тогтооно (11-р зүйл).</w:t>
       </w:r>
     </w:p>
     <w:p>
@@ -3698,7 +3685,7 @@
           <w:b w:val="0"/>
           <w:i w:val="0"/>
         </w:rPr>
-        <w:t xml:space="preserve"> Финалыг Станц A-д тоглож, проектор болон шууд дамжуулалтаар заавал үзүүлнэ. 2 дахь өдөр — 2026.10.25 (Ням)-ны хуваарь:</w:t>
+        <w:t xml:space="preserve"> Финалыг Станц A-д тоглож, Урлагийн заалын LED дэлгэц болон шууд дамжуулалтаар заавал үзүүлнэ. 2 дахь өдөр — 2026.10.25 (Ням)-ны хуваарь:</w:t>
       </w:r>
     </w:p>
     <w:tbl>
@@ -4512,7 +4499,7 @@
                 <w:i w:val="0"/>
                 <w:sz w:val="18"/>
               </w:rPr>
-              <w:t>Танхимд асуулт хариулт</w:t>
+              <w:t>Урлагийн заалд асуулт хариулт</w:t>
             </w:r>
           </w:p>
         </w:tc>
@@ -4837,7 +4824,7 @@
           <w:b w:val="0"/>
           <w:i w:val="0"/>
         </w:rPr>
-        <w:t xml:space="preserve"> Станц A — PC 01–10, Станц B — PC 11–20. Хуваарьт эхэнд бичигдсэн баг PC 01–05 / 11–15-д, нөгөө баг PC 06–10 / 16–20-д (эсрэг талын хананд) сууна.</w:t>
+        <w:t xml:space="preserve"> Windows lab: Станц A — PC 01–10, Станц B — PC 11–20. Хуваарьт эхэнд бичигдсэн баг PC 01–05 / 11–15-д, нөгөө баг PC 06–10 / 16–20-д (эсрэг талын хананд) сууна.</w:t>
       </w:r>
     </w:p>
     <w:p>
@@ -4860,24 +4847,7 @@
           <w:b w:val="0"/>
           <w:i w:val="0"/>
         </w:rPr>
-        <w:t xml:space="preserve"> Нөөц компьютер (PC 21–24, 28–30)-ийг зөвхөн доголдсон компьютерийг солиход ашиглах бөгөөд гурав дахь тоглолтод хэзээ ч ашиглахгүй. PC 25 — сервер; PC 26, 27 — CSTV ажиглагч A, B (</w:t>
-      </w:r>
-      <w:r>
-        <w:rPr>
-          <w:rFonts w:ascii="Arial" w:hAnsi="Arial" w:cs="Arial" w:eastAsia="Arial"/>
-          <w:b w:val="0"/>
-          <w:i w:val="0"/>
-          <w:highlight w:val="yellow"/>
-        </w:rPr>
-        <w:t>[Танхимын нэр]</w:t>
-      </w:r>
-      <w:r>
-        <w:rPr>
-          <w:rFonts w:ascii="Arial" w:hAnsi="Arial" w:cs="Arial" w:eastAsia="Arial"/>
-          <w:b w:val="0"/>
-          <w:i w:val="0"/>
-        </w:rPr>
-        <w:t>-ийн нэвтрүүлгийн ширээнд).</w:t>
+        <w:t xml:space="preserve"> Нөөц компьютер (PC 21–24, 28–30)-ийг зөвхөн доголдсон компьютерийг солиход ашиглах бөгөөд гурав дахь тоглолтод хэзээ ч ашиглахгүй. PC 25 — сервер; PC 26, 27 — CSTV ажиглагч A, B (Урлагийн заалын нэвтрүүлгийн ширээнд).</w:t>
       </w:r>
     </w:p>
     <w:p>
@@ -4975,7 +4945,7 @@
           <w:b w:val="0"/>
           <w:i w:val="0"/>
         </w:rPr>
-        <w:t xml:space="preserve"> хуваарийн хариуцагч (цаг баригч) дараагийн ээлжийн 4 багийг ээлж эхлэхээс </w:t>
+        <w:t xml:space="preserve"> баг ээлжээ </w:t>
       </w:r>
       <w:r>
         <w:rPr>
@@ -4983,7 +4953,7 @@
           <w:b/>
           <w:i w:val="0"/>
         </w:rPr>
-        <w:t>15 минутын өмнө</w:t>
+        <w:t>өөрийн ангид</w:t>
       </w:r>
       <w:r>
         <w:rPr>
@@ -4991,24 +4961,23 @@
           <w:b w:val="0"/>
           <w:i w:val="0"/>
         </w:rPr>
-        <w:t xml:space="preserve"> хүлээлгийн өрөөнд (</w:t>
+        <w:t xml:space="preserve"> хүлээнэ. Хуваарийн хариуцагч (цаг баригч) дараагийн ээлжийн 4 багийг ангиас нь дуудаж, багийн менежер (анги удирдсан багш) багаа ээлж эхлэхээс </w:t>
+      </w:r>
+      <w:r>
+        <w:rPr>
+          <w:rFonts w:ascii="Arial" w:hAnsi="Arial" w:cs="Arial" w:eastAsia="Arial"/>
+          <w:b/>
+          <w:i w:val="0"/>
+        </w:rPr>
+        <w:t>15 минутын өмнө Windows lab-ын үүдэнд</w:t>
       </w:r>
       <w:r>
         <w:rPr>
           <w:rFonts w:ascii="Arial" w:hAnsi="Arial" w:cs="Arial" w:eastAsia="Arial"/>
           <w:b w:val="0"/>
           <w:i w:val="0"/>
-          <w:highlight w:val="yellow"/>
-        </w:rPr>
-        <w:t>[Өрөөний тоот]</w:t>
-      </w:r>
-      <w:r>
-        <w:rPr>
-          <w:rFonts w:ascii="Arial" w:hAnsi="Arial" w:cs="Arial" w:eastAsia="Arial"/>
-          <w:b w:val="0"/>
-          <w:i w:val="0"/>
-        </w:rPr>
-        <w:t xml:space="preserve">) дуудна; багийн менежер багаа авчирна. Баг станц суларснаас хойш </w:t>
+        </w:rPr>
+        <w:t xml:space="preserve"> авчирна. Баг станц суларснаас хойш </w:t>
       </w:r>
       <w:r>
         <w:rPr>
@@ -5118,7 +5087,23 @@
           <w:b w:val="0"/>
           <w:i w:val="0"/>
         </w:rPr>
-        <w:t xml:space="preserve"> баг ээлж эхлэхээс 15 минутын өмнө хүлээлгийн өрөөнд ирнэ. Хуваарьт эхлэх цагаас </w:t>
+        <w:t xml:space="preserve"> баг ээлж эхлэхээс </w:t>
+      </w:r>
+      <w:r>
+        <w:rPr>
+          <w:rFonts w:ascii="Arial" w:hAnsi="Arial" w:cs="Arial" w:eastAsia="Arial"/>
+          <w:b/>
+          <w:i w:val="0"/>
+        </w:rPr>
+        <w:t>15 минутын өмнө Windows lab-ын үүдэнд</w:t>
+      </w:r>
+      <w:r>
+        <w:rPr>
+          <w:rFonts w:ascii="Arial" w:hAnsi="Arial" w:cs="Arial" w:eastAsia="Arial"/>
+          <w:b w:val="0"/>
+          <w:i w:val="0"/>
+        </w:rPr>
+        <w:t xml:space="preserve"> ирнэ. Хуваарьт эхлэх цагаас </w:t>
       </w:r>
       <w:r>
         <w:rPr>
@@ -5228,7 +5213,7 @@
           <w:b w:val="0"/>
           <w:i w:val="0"/>
         </w:rPr>
-        <w:t xml:space="preserve"> станцын шүүгч оноог шүүгчийн холбоосоор цахим системд оруулж, онооны хуудсанд гарын үсэг зурна; Ерөнхий шүүгч эсвэл нарийн бичиг баталгаажуулмагц хэсгийн байр, шигшээ хүснэгт цахим хуудсанд автоматаар шинэчлэгдэнэ (оноо 120 секундын дараа нийтэд харагдана). Дараагийн хосыг танхимд, шууд дамжуулалтад болон багийн менежерүүдийн групп чатад зарлана. Цахим систем ажиллахгүй бол үр дүнг 08_Huvaari_ba_bracket.xlsx-д оруулна.</w:t>
+        <w:t xml:space="preserve"> станцын шүүгч оноог шүүгчийн холбоосоор цахим системд оруулж, онооны хуудсанд гарын үсэг зурна; Ерөнхий шүүгч эсвэл Зохион байгуулагч баталгаажуулмагц хэсгийн байр, шигшээ хүснэгт цахим хуудсанд автоматаар шинэчлэгдэнэ (оноо 120 секундын дараа нийтэд харагдана). Дараагийн хосыг Урлагийн заалд, шууд дамжуулалтад болон багийн менежерүүдийн групп чатад зарлана. Цахим систем ажиллахгүй бол үр дүнг 08_Huvaari_ba_bracket.xlsx-д оруулна.</w:t>
       </w:r>
     </w:p>
     <w:p>
@@ -5349,7 +5334,7 @@
           <w:b w:val="0"/>
           <w:i w:val="0"/>
         </w:rPr>
-        <w:t xml:space="preserve"> Тэмцээний хугацаанд Steam хэрэглэгчийн нэрийг «8а | Нэр» (Багш нарын баг — «Багш | Нэр») хэлбэрээр тохируулж, овог нэрээ бичихгүй. Проектор, цахим дамжуулалтад харагдахыг зөвшөөрөөгүй (маягт 05-ын 3а эсвэл 3б-д «Үгүй») тоглогч Хорооноос олгосон хоч нэрээр тоглоно. Тэмцээний үеэр Steam нэр, профайлын зургаа шүүгчийн зөвшөөрөлгүй өөрчлөхгүй; зүй бус, доромжилсон нэр, профайлын зураг ашиглахыг хориглоно.</w:t>
+        <w:t xml:space="preserve"> Тэмцээний хугацаанд Steam хэрэглэгчийн нэрийг «8а | Нэр» (Багш нарын баг — «Багш | Нэр») хэлбэрээр тохируулж, овог нэрээ бичихгүй. LED дэлгэц, цахим дамжуулалтад харагдахыг зөвшөөрөөгүй (маягт 05-ын 3а эсвэл 3б-д «Үгүй») тоглогч Зохион байгуулагчаас олгосон хоч нэрээр тоглоно. Тэмцээний үеэр Steam нэр, профайлын зургаа шүүгчийн зөвшөөрөлгүй өөрчлөхгүй; зүй бус, доромжилсон нэр, профайлын зураг ашиглахыг хориглоно.</w:t>
       </w:r>
     </w:p>
     <w:p>
@@ -5385,7 +5370,7 @@
           <w:b w:val="0"/>
           <w:i w:val="0"/>
         </w:rPr>
-        <w:t>9. ТОНОГ ТӨХӨӨРӨМЖ, ДАГАЛДАХ ХЭРЭГСЭЛ</w:t>
+        <w:t>9. ТОНОГ ТӨХӨӨРӨМЖ, ПРОГРАММ</w:t>
       </w:r>
     </w:p>
     <w:p>
@@ -5408,7 +5393,7 @@
           <w:b w:val="0"/>
           <w:i w:val="0"/>
         </w:rPr>
-        <w:t xml:space="preserve"> Тоглолтыг сургуулийн компьютерийн лабораторийн компьютер дээр явуулна. Компьютерт программ суулгах, Windows болон сүлжээний тохиргоог өөрчлөх, кабель салгахыг хориглоно.</w:t>
+        <w:t xml:space="preserve"> Тоглолтыг компьютерийн лаборатори «Windows lab»-ын компьютер дээр явуулна. Компьютерт программ суулгах, Windows болон сүлжээний тохиргоог өөрчлөх, кабель салгахыг хориглоно.</w:t>
       </w:r>
     </w:p>
     <w:p>
@@ -5431,7 +5416,7 @@
           <w:b w:val="0"/>
           <w:i w:val="0"/>
         </w:rPr>
-        <w:t xml:space="preserve"> Тоглогч өөрийн хулгана, гар, чихэвчийг </w:t>
+        <w:t xml:space="preserve"> </w:t>
       </w:r>
       <w:r>
         <w:rPr>
@@ -5439,7 +5424,7 @@
           <w:b/>
           <w:i w:val="0"/>
         </w:rPr>
-        <w:t>зөвхөн программ суулгахгүйгээр шууд ажилладаг (plug-and-play)</w:t>
+        <w:t>Макро, скрипт</w:t>
       </w:r>
       <w:r>
         <w:rPr>
@@ -5447,7 +5432,23 @@
           <w:b w:val="0"/>
           <w:i w:val="0"/>
         </w:rPr>
-        <w:t xml:space="preserve"> тохиолдолд ашиглаж болно. Төхөөрөмжийг техникийн баг тоглолтын өмнө шалгана.</w:t>
+        <w:t xml:space="preserve"> (нэг товчлуураар олон үйлдлийг автоматаар гүйцэтгэх тохиргоо, төхөөрөмжийн программаар хийсэн автомат үйлдэл гэх мэт) ашиглахыг хориглоно. Тоглоомын тохиргоогоор хийсэн </w:t>
+      </w:r>
+      <w:r>
+        <w:rPr>
+          <w:rFonts w:ascii="Arial" w:hAnsi="Arial" w:cs="Arial" w:eastAsia="Arial"/>
+          <w:b/>
+          <w:i w:val="0"/>
+        </w:rPr>
+        <w:t>jump-throw</w:t>
+      </w:r>
+      <w:r>
+        <w:rPr>
+          <w:rFonts w:ascii="Arial" w:hAnsi="Arial" w:cs="Arial" w:eastAsia="Arial"/>
+          <w:b w:val="0"/>
+          <w:i w:val="0"/>
+        </w:rPr>
+        <w:t xml:space="preserve"> (үсрэлт ба гранат шидэлтийг нэг товчлуурт холбосон) bind-ыг зөвшөөрнө.</w:t>
       </w:r>
     </w:p>
     <w:p>
@@ -5470,39 +5471,7 @@
           <w:b w:val="0"/>
           <w:i w:val="0"/>
         </w:rPr>
-        <w:t xml:space="preserve"> </w:t>
-      </w:r>
-      <w:r>
-        <w:rPr>
-          <w:rFonts w:ascii="Arial" w:hAnsi="Arial" w:cs="Arial" w:eastAsia="Arial"/>
-          <w:b/>
-          <w:i w:val="0"/>
-        </w:rPr>
-        <w:t>Макро, скрипт</w:t>
-      </w:r>
-      <w:r>
-        <w:rPr>
-          <w:rFonts w:ascii="Arial" w:hAnsi="Arial" w:cs="Arial" w:eastAsia="Arial"/>
-          <w:b w:val="0"/>
-          <w:i w:val="0"/>
-        </w:rPr>
-        <w:t xml:space="preserve"> (нэг товчлуураар олон үйлдлийг автоматаар гүйцэтгэх тохиргоо, төхөөрөмжийн программаар хийсэн автомат үйлдэл гэх мэт) ашиглахыг хориглоно. Тоглоомын тохиргоогоор хийсэн </w:t>
-      </w:r>
-      <w:r>
-        <w:rPr>
-          <w:rFonts w:ascii="Arial" w:hAnsi="Arial" w:cs="Arial" w:eastAsia="Arial"/>
-          <w:b/>
-          <w:i w:val="0"/>
-        </w:rPr>
-        <w:t>jump-throw</w:t>
-      </w:r>
-      <w:r>
-        <w:rPr>
-          <w:rFonts w:ascii="Arial" w:hAnsi="Arial" w:cs="Arial" w:eastAsia="Arial"/>
-          <w:b w:val="0"/>
-          <w:i w:val="0"/>
-        </w:rPr>
-        <w:t xml:space="preserve"> (үсрэлт ба гранат шидэлтийг нэг товчлуурт холбосон) bind-ыг зөвшөөрнө.</w:t>
+        <w:t xml:space="preserve"> Хулганы мэдрэмж, харах цэг (crosshair), дэлгэцийн тохиргоог тоглоомын дотоод тохиргоогоор өөрчилж болно. Гуравдагч талын программ (overlay, crosshair программ, FPS нэмэгдүүлэгч гэх мэт) ашиглахыг хориглоно.</w:t>
       </w:r>
     </w:p>
     <w:p>
@@ -5525,7 +5494,20 @@
           <w:b w:val="0"/>
           <w:i w:val="0"/>
         </w:rPr>
-        <w:t xml:space="preserve"> Хулганы мэдрэмж, харах цэг (crosshair), дэлгэцийн тохиргоог тоглоомын дотоод тохиргоогоор өөрчилж болно. Гуравдагч талын программ (overlay, crosshair программ, FPS нэмэгдүүлэгч гэх мэт) ашиглахыг хориглоно.</w:t>
+        <w:t xml:space="preserve"> Техникийн доголдол гарвал тоглогч гараа өргөж, станцын шүүгчид мэдэгдэнэ. Шаардлагатай бол техникийн баг тоглогчийг нөөц компьютерт шилжүүлнэ.</w:t>
+      </w:r>
+    </w:p>
+    <w:p>
+      <w:pPr>
+        <w:pStyle w:val="Heading2"/>
+      </w:pPr>
+      <w:r>
+        <w:rPr>
+          <w:rFonts w:ascii="Arial" w:hAnsi="Arial" w:cs="Arial" w:eastAsia="Arial"/>
+          <w:b w:val="0"/>
+          <w:i w:val="0"/>
+        </w:rPr>
+        <w:t>10. ТОГЛОГЧИЙН ХУВИЙН ХЭРЭГСЭЛ</w:t>
       </w:r>
     </w:p>
     <w:p>
@@ -5540,7 +5522,7 @@
           <w:b/>
           <w:i w:val="0"/>
         </w:rPr>
-        <w:t>9.5.</w:t>
+        <w:t>10.1.</w:t>
       </w:r>
       <w:r>
         <w:rPr>
@@ -5548,20 +5530,55 @@
           <w:b w:val="0"/>
           <w:i w:val="0"/>
         </w:rPr>
-        <w:t xml:space="preserve"> Техникийн доголдол гарвал тоглогч гараа өргөж, станцын шүүгчид мэдэгдэнэ. Шаардлагатай бол техникийн баг тоглогчийг нөөц компьютерт шилжүүлнэ.</w:t>
-      </w:r>
-    </w:p>
-    <w:p>
-      <w:pPr>
-        <w:pStyle w:val="Heading2"/>
-      </w:pPr>
+        <w:t xml:space="preserve"> Лабораторийн хулгана, гар, чихэвч тоглоомын зориулалтын биш тул тоглогч </w:t>
+      </w:r>
+      <w:r>
+        <w:rPr>
+          <w:rFonts w:ascii="Arial" w:hAnsi="Arial" w:cs="Arial" w:eastAsia="Arial"/>
+          <w:b/>
+          <w:i w:val="0"/>
+        </w:rPr>
+        <w:t>өөрийн хулгана, гар, чихэвч</w:t>
+      </w:r>
       <w:r>
         <w:rPr>
           <w:rFonts w:ascii="Arial" w:hAnsi="Arial" w:cs="Arial" w:eastAsia="Arial"/>
           <w:b w:val="0"/>
           <w:i w:val="0"/>
         </w:rPr>
-        <w:t>10. ГАЗРЫН ЗУРАГ, СОНГОЛТ</w:t>
+        <w:t xml:space="preserve"> (микрофонтой чихэвчийг зөвлөнө) болон </w:t>
+      </w:r>
+      <w:r>
+        <w:rPr>
+          <w:rFonts w:ascii="Arial" w:hAnsi="Arial" w:cs="Arial" w:eastAsia="Arial"/>
+          <w:b/>
+          <w:i w:val="0"/>
+        </w:rPr>
+        <w:t>хулганы дэвсгэрээ</w:t>
+      </w:r>
+      <w:r>
+        <w:rPr>
+          <w:rFonts w:ascii="Arial" w:hAnsi="Arial" w:cs="Arial" w:eastAsia="Arial"/>
+          <w:b w:val="0"/>
+          <w:i w:val="0"/>
+        </w:rPr>
+        <w:t xml:space="preserve"> авчирч ашиглаж болно. Энэ нь </w:t>
+      </w:r>
+      <w:r>
+        <w:rPr>
+          <w:rFonts w:ascii="Arial" w:hAnsi="Arial" w:cs="Arial" w:eastAsia="Arial"/>
+          <w:b/>
+          <w:i w:val="0"/>
+        </w:rPr>
+        <w:t>сайн дурын</w:t>
+      </w:r>
+      <w:r>
+        <w:rPr>
+          <w:rFonts w:ascii="Arial" w:hAnsi="Arial" w:cs="Arial" w:eastAsia="Arial"/>
+          <w:b w:val="0"/>
+          <w:i w:val="0"/>
+        </w:rPr>
+        <w:t xml:space="preserve"> бөгөөд станц бүрд сургуулийн хулгана, гар, чихэвч бэлэн байна.</w:t>
       </w:r>
     </w:p>
     <w:p>
@@ -5576,7 +5593,7 @@
           <w:b/>
           <w:i w:val="0"/>
         </w:rPr>
-        <w:t>10.1.</w:t>
+        <w:t>10.2.</w:t>
       </w:r>
       <w:r>
         <w:rPr>
@@ -5584,7 +5601,23 @@
           <w:b w:val="0"/>
           <w:i w:val="0"/>
         </w:rPr>
-        <w:t xml:space="preserve"> Газрын зургийн сан: 2026.10.22-нд хүчинтэй Valve-ийн Active Duty сан (2026 оны 10 дугаар сарын байдлаар: Ancient, Anubis, Cache, Dust II, Inferno, Mirage, Nuke). Эцсийн жагсаалтыг техникийн зөвлөгөөнөөр баталгаажуулна.</w:t>
+        <w:t xml:space="preserve"> Зөвхөн программ, драйвер суулгахгүйгээр USB-ээр шууд ажилладаг (</w:t>
+      </w:r>
+      <w:r>
+        <w:rPr>
+          <w:rFonts w:ascii="Arial" w:hAnsi="Arial" w:cs="Arial" w:eastAsia="Arial"/>
+          <w:b/>
+          <w:i w:val="0"/>
+        </w:rPr>
+        <w:t>plug-and-play</w:t>
+      </w:r>
+      <w:r>
+        <w:rPr>
+          <w:rFonts w:ascii="Arial" w:hAnsi="Arial" w:cs="Arial" w:eastAsia="Arial"/>
+          <w:b w:val="0"/>
+          <w:i w:val="0"/>
+        </w:rPr>
+        <w:t>) төхөөрөмж ашиглана. Лабораторийн компьютерт төхөөрөмжийн программ болон бусад программ суулгахыг хориглоно; хулганы мэдрэмж (DPI), гэрэлтүүлэг зэрэг тохиргоог тэмцээнээс өмнө төхөөрөмжийн өөрийн санах ойд (onboard memory) хадгалж ирнэ.</w:t>
       </w:r>
     </w:p>
     <w:p>
@@ -5599,7 +5632,7 @@
           <w:b/>
           <w:i w:val="0"/>
         </w:rPr>
-        <w:t>10.2.</w:t>
+        <w:t>10.3.</w:t>
       </w:r>
       <w:r>
         <w:rPr>
@@ -5607,7 +5640,7 @@
           <w:b w:val="0"/>
           <w:i w:val="0"/>
         </w:rPr>
-        <w:t xml:space="preserve"> Сонголт (veto): багууд ээлжлэн тус бүр </w:t>
+        <w:t xml:space="preserve"> Төхөөрөмжийн </w:t>
       </w:r>
       <w:r>
         <w:rPr>
@@ -5615,7 +5648,7 @@
           <w:b/>
           <w:i w:val="0"/>
         </w:rPr>
-        <w:t>3 газрын зураг хасна</w:t>
+        <w:t>макро, скрипт, turbo / rapid-fire</w:t>
       </w:r>
       <w:r>
         <w:rPr>
@@ -5623,7 +5656,7 @@
           <w:b w:val="0"/>
           <w:i w:val="0"/>
         </w:rPr>
-        <w:t xml:space="preserve"> (A–B–A–B–A–B); үлдсэн газрын зураг дээр тоглоно.</w:t>
+        <w:t xml:space="preserve"> (товчлуурыг автоматаар давтан дарах) функцийг ашиглахыг хориглоно. Шүүгч, техникийн баг хувийн хэрэгслийг хүссэн үедээ шалгаж болох бөгөөд шаардлага хангаагүй төхөөрөмжийг сургуулийн хэрэгслээр солиулна; зөрчлийг 20-р зүйлийн дагуу шийдвэрлэнэ.</w:t>
       </w:r>
     </w:p>
     <w:p>
@@ -5638,7 +5671,7 @@
           <w:b/>
           <w:i w:val="0"/>
         </w:rPr>
-        <w:t>10.3.</w:t>
+        <w:t>10.4.</w:t>
       </w:r>
       <w:r>
         <w:rPr>
@@ -5646,7 +5679,7 @@
           <w:b w:val="0"/>
           <w:i w:val="0"/>
         </w:rPr>
-        <w:t xml:space="preserve"> </w:t>
+        <w:t xml:space="preserve"> Хувийн хэрэгслийг зөвхөн </w:t>
       </w:r>
       <w:r>
         <w:rPr>
@@ -5654,7 +5687,7 @@
           <w:b/>
           <w:i w:val="0"/>
         </w:rPr>
-        <w:t>Хэсгийн шатанд</w:t>
+        <w:t>нэвтрэлт, халаалтын хугацаанд</w:t>
       </w:r>
       <w:r>
         <w:rPr>
@@ -5662,23 +5695,7 @@
           <w:b w:val="0"/>
           <w:i w:val="0"/>
         </w:rPr>
-        <w:t xml:space="preserve"> хуваарьт эхэнд бичигдсэн (дээд сагсны) баг, </w:t>
-      </w:r>
-      <w:r>
-        <w:rPr>
-          <w:rFonts w:ascii="Arial" w:hAnsi="Arial" w:cs="Arial" w:eastAsia="Arial"/>
-          <w:b/>
-          <w:i w:val="0"/>
-        </w:rPr>
-        <w:t>хасагдах шатанд</w:t>
-      </w:r>
-      <w:r>
-        <w:rPr>
-          <w:rFonts w:ascii="Arial" w:hAnsi="Arial" w:cs="Arial" w:eastAsia="Arial"/>
-          <w:b w:val="0"/>
-          <w:i w:val="0"/>
-        </w:rPr>
-        <w:t xml:space="preserve"> зоос шидэлтэд ялсан баг эхэлж хасна.</w:t>
+        <w:t xml:space="preserve"> залгаж, шалгана; үүнд нэмэлт хугацаа олгохгүй.</w:t>
       </w:r>
     </w:p>
     <w:p>
@@ -5693,7 +5710,7 @@
           <w:b/>
           <w:i w:val="0"/>
         </w:rPr>
-        <w:t>10.4.</w:t>
+        <w:t>10.5.</w:t>
       </w:r>
       <w:r>
         <w:rPr>
@@ -5701,7 +5718,7 @@
           <w:b w:val="0"/>
           <w:i w:val="0"/>
         </w:rPr>
-        <w:t xml:space="preserve"> Сонголтыг өмнөх ээлжийн үеэр хүлээлгийн өрөөнд хариуцагчийн дэргэд цаасан хуудсаар хийж, хоёр багийн ахлагч гарын үсэг зурсны дараа хуудсыг техникийн ахлагчид шилжүүлнэ.</w:t>
+        <w:t xml:space="preserve"> Утасгүй (wireless) төхөөрөмжийг бүрэн цэнэглэсэн тохиолдолд ашиглаж болно; саатал, тасалдал үүсвэл шүүгчийн шаардлагаар утастай төхөөрөмж эсвэл сургуулийн хэрэгслээр сольно. Bluetooth чихэвч дууг сааталтай дамжуулдаг тул зөвлөхгүй.</w:t>
       </w:r>
     </w:p>
     <w:p>
@@ -5716,7 +5733,7 @@
           <w:b/>
           <w:i w:val="0"/>
         </w:rPr>
-        <w:t>10.5.</w:t>
+        <w:t>10.6.</w:t>
       </w:r>
       <w:r>
         <w:rPr>
@@ -5724,20 +5741,7 @@
           <w:b w:val="0"/>
           <w:i w:val="0"/>
         </w:rPr>
-        <w:t xml:space="preserve"> Workshop-ын газрын зураг ашиглахгүй.</w:t>
-      </w:r>
-    </w:p>
-    <w:p>
-      <w:pPr>
-        <w:pStyle w:val="Heading2"/>
-      </w:pPr>
-      <w:r>
-        <w:rPr>
-          <w:rFonts w:ascii="Arial" w:hAnsi="Arial" w:cs="Arial" w:eastAsia="Arial"/>
-          <w:b w:val="0"/>
-          <w:i w:val="0"/>
-        </w:rPr>
-        <w:t>11. ХУТГАНЫ РАУНД</w:t>
+        <w:t xml:space="preserve"> Хувийн хэрэгсэл тоглолтын явцад доголдвол тоглогч техникийн завсарлагын журмаар (13-р зүйл) сургуулийн хэрэгслээр сольж үргэлжлүүлнэ; энэ нь тоглолтыг давтах үндэслэл болохгүй.</w:t>
       </w:r>
     </w:p>
     <w:p>
@@ -5752,7 +5756,7 @@
           <w:b/>
           <w:i w:val="0"/>
         </w:rPr>
-        <w:t>11.1.</w:t>
+        <w:t>10.7.</w:t>
       </w:r>
       <w:r>
         <w:rPr>
@@ -5760,7 +5764,7 @@
           <w:b w:val="0"/>
           <w:i w:val="0"/>
         </w:rPr>
-        <w:t xml:space="preserve"> Эхлэх талыг хутганы раундаар тодорхойлно; хутганы раундад зөвхөн хутгаар тоглоно. Ялсан баг талаа сонгоно: </w:t>
+        <w:t xml:space="preserve"> Хувийн хэрэгслийг тоглогч </w:t>
       </w:r>
       <w:r>
         <w:rPr>
@@ -5768,7 +5772,7 @@
           <w:b/>
           <w:i w:val="0"/>
         </w:rPr>
-        <w:t>.stay</w:t>
+        <w:t>өөрөө хариуцна</w:t>
       </w:r>
       <w:r>
         <w:rPr>
@@ -5776,23 +5780,20 @@
           <w:b w:val="0"/>
           <w:i w:val="0"/>
         </w:rPr>
-        <w:t xml:space="preserve"> — үлдэх, </w:t>
-      </w:r>
-      <w:r>
-        <w:rPr>
-          <w:rFonts w:ascii="Arial" w:hAnsi="Arial" w:cs="Arial" w:eastAsia="Arial"/>
-          <w:b/>
-          <w:i w:val="0"/>
-        </w:rPr>
-        <w:t>.switch</w:t>
-      </w:r>
+        <w:t>: нэр, ангиа шошголж, тоглолт бүрийн дараа станцаас авч явна. Гээгдсэн, гэмтсэн хувийн хэрэгслийг сургууль хариуцахгүй.</w:t>
+      </w:r>
+    </w:p>
+    <w:p>
+      <w:pPr>
+        <w:pStyle w:val="Heading2"/>
+      </w:pPr>
       <w:r>
         <w:rPr>
           <w:rFonts w:ascii="Arial" w:hAnsi="Arial" w:cs="Arial" w:eastAsia="Arial"/>
           <w:b w:val="0"/>
           <w:i w:val="0"/>
         </w:rPr>
-        <w:t xml:space="preserve"> — солих.</w:t>
+        <w:t>11. ГАЗРЫН ЗУРАГ, СОНГОЛТ</w:t>
       </w:r>
     </w:p>
     <w:p>
@@ -5807,7 +5808,7 @@
           <w:b/>
           <w:i w:val="0"/>
         </w:rPr>
-        <w:t>11.2.</w:t>
+        <w:t>11.1.</w:t>
       </w:r>
       <w:r>
         <w:rPr>
@@ -5815,20 +5816,7 @@
           <w:b w:val="0"/>
           <w:i w:val="0"/>
         </w:rPr>
-        <w:t xml:space="preserve"> Тухайн өдрийн хуваарь 15 минутаас илүү хоцорсон бол Ерөнхий шүүгч хутганы раундыг зоос шидэлтээр сольж болно; зоос шидэлтэд ялсан баг эхлэх талаа сонгоно.</w:t>
-      </w:r>
-    </w:p>
-    <w:p>
-      <w:pPr>
-        <w:pStyle w:val="Heading2"/>
-      </w:pPr>
-      <w:r>
-        <w:rPr>
-          <w:rFonts w:ascii="Arial" w:hAnsi="Arial" w:cs="Arial" w:eastAsia="Arial"/>
-          <w:b w:val="0"/>
-          <w:i w:val="0"/>
-        </w:rPr>
-        <w:t>12. ТАКТИК БА ТЕХНИКИЙН ЗАВСАРЛАГА</w:t>
+        <w:t xml:space="preserve"> Газрын зургийн сан: 2026.10.22-нд хүчинтэй Valve-ийн Active Duty сан (2026 оны 10 дугаар сарын байдлаар: Ancient, Anubis, Cache, Dust II, Inferno, Mirage, Nuke). Эцсийн жагсаалтыг техникийн зөвлөгөөнөөр баталгаажуулна.</w:t>
       </w:r>
     </w:p>
     <w:p>
@@ -5843,7 +5831,7 @@
           <w:b/>
           <w:i w:val="0"/>
         </w:rPr>
-        <w:t>12.1.</w:t>
+        <w:t>11.2.</w:t>
       </w:r>
       <w:r>
         <w:rPr>
@@ -5851,7 +5839,7 @@
           <w:b w:val="0"/>
           <w:i w:val="0"/>
         </w:rPr>
-        <w:t xml:space="preserve"> Баг бүр нэг тоглолтод </w:t>
+        <w:t xml:space="preserve"> Сонголт (veto): багууд ээлжлэн тус бүр </w:t>
       </w:r>
       <w:r>
         <w:rPr>
@@ -5859,7 +5847,7 @@
           <w:b/>
           <w:i w:val="0"/>
         </w:rPr>
-        <w:t>30 секундын 2 тактик завсарлага</w:t>
+        <w:t>3 газрын зураг хасна</w:t>
       </w:r>
       <w:r>
         <w:rPr>
@@ -5867,7 +5855,7 @@
           <w:b w:val="0"/>
           <w:i w:val="0"/>
         </w:rPr>
-        <w:t xml:space="preserve"> (timeout) авах эрхтэй.</w:t>
+        <w:t xml:space="preserve"> (A–B–A–B–A–B); үлдсэн газрын зураг дээр тоглоно.</w:t>
       </w:r>
     </w:p>
     <w:p>
@@ -5882,7 +5870,7 @@
           <w:b/>
           <w:i w:val="0"/>
         </w:rPr>
-        <w:t>12.2.</w:t>
+        <w:t>11.3.</w:t>
       </w:r>
       <w:r>
         <w:rPr>
@@ -5890,7 +5878,7 @@
           <w:b w:val="0"/>
           <w:i w:val="0"/>
         </w:rPr>
-        <w:t xml:space="preserve"> Техникийн завсарлагыг зөвхөн техникийн доголдлын үед </w:t>
+        <w:t xml:space="preserve"> </w:t>
       </w:r>
       <w:r>
         <w:rPr>
@@ -5898,7 +5886,7 @@
           <w:b/>
           <w:i w:val="0"/>
         </w:rPr>
-        <w:t>шүүгчийн зөвшөөрлөөр</w:t>
+        <w:t>Хэсгийн шатанд</w:t>
       </w:r>
       <w:r>
         <w:rPr>
@@ -5906,7 +5894,7 @@
           <w:b w:val="0"/>
           <w:i w:val="0"/>
         </w:rPr>
-        <w:t xml:space="preserve"> авна; баг бүрийн нийт хугацаа нэг тоглолтод </w:t>
+        <w:t xml:space="preserve"> хуваарьт эхэнд бичигдсэн (дээд сагсны) баг, </w:t>
       </w:r>
       <w:r>
         <w:rPr>
@@ -5914,7 +5902,7 @@
           <w:b/>
           <w:i w:val="0"/>
         </w:rPr>
-        <w:t>10 минутаас</w:t>
+        <w:t>хасагдах шатанд</w:t>
       </w:r>
       <w:r>
         <w:rPr>
@@ -5922,7 +5910,7 @@
           <w:b w:val="0"/>
           <w:i w:val="0"/>
         </w:rPr>
-        <w:t xml:space="preserve"> хэтрэхгүй. Техникийн завсарлагыг тактикийн зорилгоор ашиглахыг хориглоно.</w:t>
+        <w:t xml:space="preserve"> зоос шидэлтэд ялсан баг эхэлж хасна.</w:t>
       </w:r>
     </w:p>
     <w:p>
@@ -5937,7 +5925,7 @@
           <w:b/>
           <w:i w:val="0"/>
         </w:rPr>
-        <w:t>12.3.</w:t>
+        <w:t>11.4.</w:t>
       </w:r>
       <w:r>
         <w:rPr>
@@ -5945,20 +5933,7 @@
           <w:b w:val="0"/>
           <w:i w:val="0"/>
         </w:rPr>
-        <w:t xml:space="preserve"> Тоглогчийн холболт тасарвал тоглолтыг түр зогсооно (pause). Раундын нөөц хуулбарыг (round backup) сэргээх эсэхийг шүүгч шийдвэрлэнэ.</w:t>
-      </w:r>
-    </w:p>
-    <w:p>
-      <w:pPr>
-        <w:pStyle w:val="Heading2"/>
-      </w:pPr>
-      <w:r>
-        <w:rPr>
-          <w:rFonts w:ascii="Arial" w:hAnsi="Arial" w:cs="Arial" w:eastAsia="Arial"/>
-          <w:b w:val="0"/>
-          <w:i w:val="0"/>
-        </w:rPr>
-        <w:t>13. ТОГЛОГЧ СОЛИХ</w:t>
+        <w:t xml:space="preserve"> Сонголтыг баг Windows lab-ын үүдэнд ирмэгц, ээлж эхлэхээс өмнө хуваарийн хариуцагчийн дэргэд цаасан хуудсаар хийж, хоёр багийн ахлагч гарын үсэг зурсны дараа хуудсыг техникийн багийн серверийн админд шилжүүлнэ.</w:t>
       </w:r>
     </w:p>
     <w:p>
@@ -5973,7 +5948,7 @@
           <w:b/>
           <w:i w:val="0"/>
         </w:rPr>
-        <w:t>13.1.</w:t>
+        <w:t>11.5.</w:t>
       </w:r>
       <w:r>
         <w:rPr>
@@ -5981,7 +5956,20 @@
           <w:b w:val="0"/>
           <w:i w:val="0"/>
         </w:rPr>
-        <w:t xml:space="preserve"> Багийн бүртгэлтэй нөөц тоглогч тоглолт хооронд үндсэн тоглогчийг сольж болно.</w:t>
+        <w:t xml:space="preserve"> Workshop-ын газрын зураг ашиглахгүй.</w:t>
+      </w:r>
+    </w:p>
+    <w:p>
+      <w:pPr>
+        <w:pStyle w:val="Heading2"/>
+      </w:pPr>
+      <w:r>
+        <w:rPr>
+          <w:rFonts w:ascii="Arial" w:hAnsi="Arial" w:cs="Arial" w:eastAsia="Arial"/>
+          <w:b w:val="0"/>
+          <w:i w:val="0"/>
+        </w:rPr>
+        <w:t>12. ХУТГАНЫ РАУНД</w:t>
       </w:r>
     </w:p>
     <w:p>
@@ -5996,7 +5984,7 @@
           <w:b/>
           <w:i w:val="0"/>
         </w:rPr>
-        <w:t>13.2.</w:t>
+        <w:t>12.1.</w:t>
       </w:r>
       <w:r>
         <w:rPr>
@@ -6004,20 +5992,39 @@
           <w:b w:val="0"/>
           <w:i w:val="0"/>
         </w:rPr>
-        <w:t xml:space="preserve"> Тоглолтын явцад зөвхөн тал солих үе (halftime) эсвэл тактик завсарлагын үеэр, шүүгчийн зөвшөөрлөөр солино. Бүртгэлгүй хүн, өөр ангийн сурагчаар солихыг хориглоно.</w:t>
-      </w:r>
-    </w:p>
-    <w:p>
-      <w:pPr>
-        <w:pStyle w:val="Heading2"/>
-      </w:pPr>
+        <w:t xml:space="preserve"> Эхлэх талыг хутганы раундаар тодорхойлно; хутганы раундад зөвхөн хутгаар тоглоно. Ялсан баг талаа сонгоно: </w:t>
+      </w:r>
+      <w:r>
+        <w:rPr>
+          <w:rFonts w:ascii="Arial" w:hAnsi="Arial" w:cs="Arial" w:eastAsia="Arial"/>
+          <w:b/>
+          <w:i w:val="0"/>
+        </w:rPr>
+        <w:t>.stay</w:t>
+      </w:r>
       <w:r>
         <w:rPr>
           <w:rFonts w:ascii="Arial" w:hAnsi="Arial" w:cs="Arial" w:eastAsia="Arial"/>
           <w:b w:val="0"/>
           <w:i w:val="0"/>
         </w:rPr>
-        <w:t>14. ЗААВАРЧИЛГАА</w:t>
+        <w:t xml:space="preserve"> — үлдэх, </w:t>
+      </w:r>
+      <w:r>
+        <w:rPr>
+          <w:rFonts w:ascii="Arial" w:hAnsi="Arial" w:cs="Arial" w:eastAsia="Arial"/>
+          <w:b/>
+          <w:i w:val="0"/>
+        </w:rPr>
+        <w:t>.switch</w:t>
+      </w:r>
+      <w:r>
+        <w:rPr>
+          <w:rFonts w:ascii="Arial" w:hAnsi="Arial" w:cs="Arial" w:eastAsia="Arial"/>
+          <w:b w:val="0"/>
+          <w:i w:val="0"/>
+        </w:rPr>
+        <w:t xml:space="preserve"> — солих.</w:t>
       </w:r>
     </w:p>
     <w:p>
@@ -6032,7 +6039,7 @@
           <w:b/>
           <w:i w:val="0"/>
         </w:rPr>
-        <w:t>14.1.</w:t>
+        <w:t>12.2.</w:t>
       </w:r>
       <w:r>
         <w:rPr>
@@ -6040,23 +6047,20 @@
           <w:b w:val="0"/>
           <w:i w:val="0"/>
         </w:rPr>
-        <w:t xml:space="preserve"> Багийн менежер (анги удирдсан багш) тоглогчидтой </w:t>
-      </w:r>
-      <w:r>
-        <w:rPr>
-          <w:rFonts w:ascii="Arial" w:hAnsi="Arial" w:cs="Arial" w:eastAsia="Arial"/>
-          <w:b/>
-          <w:i w:val="0"/>
-        </w:rPr>
-        <w:t>зөвхөн тактик завсарлага болон тал солих үеэр</w:t>
-      </w:r>
+        <w:t xml:space="preserve"> Тухайн өдрийн хуваарь 15 минутаас илүү хоцорсон бол Ерөнхий шүүгч хутганы раундыг зоос шидэлтээр сольж болно; зоос шидэлтэд ялсан баг эхлэх талаа сонгоно.</w:t>
+      </w:r>
+    </w:p>
+    <w:p>
+      <w:pPr>
+        <w:pStyle w:val="Heading2"/>
+      </w:pPr>
       <w:r>
         <w:rPr>
           <w:rFonts w:ascii="Arial" w:hAnsi="Arial" w:cs="Arial" w:eastAsia="Arial"/>
           <w:b w:val="0"/>
           <w:i w:val="0"/>
         </w:rPr>
-        <w:t xml:space="preserve"> ярилцаж болно. Бусад үед шүүгчийн заасан газарт байрлана.</w:t>
+        <w:t>13. ТАКТИК БА ТЕХНИКИЙН ЗАВСАРЛАГА</w:t>
       </w:r>
     </w:p>
     <w:p>
@@ -6071,7 +6075,7 @@
           <w:b/>
           <w:i w:val="0"/>
         </w:rPr>
-        <w:t>14.2.</w:t>
+        <w:t>13.1.</w:t>
       </w:r>
       <w:r>
         <w:rPr>
@@ -6079,20 +6083,23 @@
           <w:b w:val="0"/>
           <w:i w:val="0"/>
         </w:rPr>
-        <w:t xml:space="preserve"> Тоглолтын явцад бусад хүн тоглогчдод зааварчилгаа өгөхийг хориглоно.</w:t>
-      </w:r>
-    </w:p>
-    <w:p>
-      <w:pPr>
-        <w:pStyle w:val="Heading2"/>
-      </w:pPr>
+        <w:t xml:space="preserve"> Баг бүр нэг тоглолтод </w:t>
+      </w:r>
+      <w:r>
+        <w:rPr>
+          <w:rFonts w:ascii="Arial" w:hAnsi="Arial" w:cs="Arial" w:eastAsia="Arial"/>
+          <w:b/>
+          <w:i w:val="0"/>
+        </w:rPr>
+        <w:t>30 секундын 2 тактик завсарлага</w:t>
+      </w:r>
       <w:r>
         <w:rPr>
           <w:rFonts w:ascii="Arial" w:hAnsi="Arial" w:cs="Arial" w:eastAsia="Arial"/>
           <w:b w:val="0"/>
           <w:i w:val="0"/>
         </w:rPr>
-        <w:t>15. ХАРИЛЦАА, «GHOSTING»</w:t>
+        <w:t xml:space="preserve"> (timeout) авах эрхтэй.</w:t>
       </w:r>
     </w:p>
     <w:p>
@@ -6107,7 +6114,7 @@
           <w:b/>
           <w:i w:val="0"/>
         </w:rPr>
-        <w:t>15.1.</w:t>
+        <w:t>13.2.</w:t>
       </w:r>
       <w:r>
         <w:rPr>
@@ -6115,7 +6122,39 @@
           <w:b w:val="0"/>
           <w:i w:val="0"/>
         </w:rPr>
-        <w:t xml:space="preserve"> Тоглогчид зөвхөн өөрийн багийнхантайгаа, нам дуугаар харилцана.</w:t>
+        <w:t xml:space="preserve"> Техникийн завсарлагыг зөвхөн техникийн доголдлын үед </w:t>
+      </w:r>
+      <w:r>
+        <w:rPr>
+          <w:rFonts w:ascii="Arial" w:hAnsi="Arial" w:cs="Arial" w:eastAsia="Arial"/>
+          <w:b/>
+          <w:i w:val="0"/>
+        </w:rPr>
+        <w:t>шүүгчийн зөвшөөрлөөр</w:t>
+      </w:r>
+      <w:r>
+        <w:rPr>
+          <w:rFonts w:ascii="Arial" w:hAnsi="Arial" w:cs="Arial" w:eastAsia="Arial"/>
+          <w:b w:val="0"/>
+          <w:i w:val="0"/>
+        </w:rPr>
+        <w:t xml:space="preserve"> авна; баг бүрийн нийт хугацаа нэг тоглолтод </w:t>
+      </w:r>
+      <w:r>
+        <w:rPr>
+          <w:rFonts w:ascii="Arial" w:hAnsi="Arial" w:cs="Arial" w:eastAsia="Arial"/>
+          <w:b/>
+          <w:i w:val="0"/>
+        </w:rPr>
+        <w:t>10 минутаас</w:t>
+      </w:r>
+      <w:r>
+        <w:rPr>
+          <w:rFonts w:ascii="Arial" w:hAnsi="Arial" w:cs="Arial" w:eastAsia="Arial"/>
+          <w:b w:val="0"/>
+          <w:i w:val="0"/>
+        </w:rPr>
+        <w:t xml:space="preserve"> хэтрэхгүй. Техникийн завсарлагыг тактикийн зорилгоор ашиглахыг хориглоно.</w:t>
       </w:r>
     </w:p>
     <w:p>
@@ -6130,7 +6169,7 @@
           <w:b/>
           <w:i w:val="0"/>
         </w:rPr>
-        <w:t>15.2.</w:t>
+        <w:t>13.3.</w:t>
       </w:r>
       <w:r>
         <w:rPr>
@@ -6138,23 +6177,20 @@
           <w:b w:val="0"/>
           <w:i w:val="0"/>
         </w:rPr>
-        <w:t xml:space="preserve"> Өрсөлдөгчийн болон нөгөө станцын дэлгэц, проекторын дүрс, </w:t>
-      </w:r>
-      <w:r>
-        <w:rPr>
-          <w:rFonts w:ascii="Arial" w:hAnsi="Arial" w:cs="Arial" w:eastAsia="Arial"/>
-          <w:b/>
-          <w:i w:val="0"/>
-        </w:rPr>
-        <w:t>шууд дамжуулалт</w:t>
-      </w:r>
+        <w:t xml:space="preserve"> Тоглогчийн холболт тасарвал тоглолтыг түр зогсооно (pause). Раундын нөөц хуулбарыг (round backup) сэргээх эсэхийг шүүгч шийдвэрлэнэ.</w:t>
+      </w:r>
+    </w:p>
+    <w:p>
+      <w:pPr>
+        <w:pStyle w:val="Heading2"/>
+      </w:pPr>
       <w:r>
         <w:rPr>
           <w:rFonts w:ascii="Arial" w:hAnsi="Arial" w:cs="Arial" w:eastAsia="Arial"/>
           <w:b w:val="0"/>
           <w:i w:val="0"/>
         </w:rPr>
-        <w:t xml:space="preserve"> руу харах, үзэгчдээс мэдээлэл авах (ghosting)-ыг хориглоно. Тоглолтын явцад тоглогч, багийн менежер гар утас ашиглах, шууд дамжуулалт үзэхийг хориглоно. CSTV-г 90 секундын сааталтай дамжуулж, үзэгчийг лабораторид оруулахгүй.</w:t>
+        <w:t>14. ТОГЛОГЧ СОЛИХ</w:t>
       </w:r>
     </w:p>
     <w:p>
@@ -6169,7 +6205,7 @@
           <w:b/>
           <w:i w:val="0"/>
         </w:rPr>
-        <w:t>15.3.</w:t>
+        <w:t>14.1.</w:t>
       </w:r>
       <w:r>
         <w:rPr>
@@ -6177,7 +6213,7 @@
           <w:b w:val="0"/>
           <w:i w:val="0"/>
         </w:rPr>
-        <w:t xml:space="preserve"> Тоглоомын нийтийн чатыг (all chat) зөвхөн мэндчилгээнд («gl hf», «gg») ашиглана.</w:t>
+        <w:t xml:space="preserve"> Багийн бүртгэлтэй нөөц тоглогч тоглолт хооронд үндсэн тоглогчийг сольж болно.</w:t>
       </w:r>
     </w:p>
     <w:p>
@@ -6192,7 +6228,7 @@
           <w:b/>
           <w:i w:val="0"/>
         </w:rPr>
-        <w:t>15.4.</w:t>
+        <w:t>14.2.</w:t>
       </w:r>
       <w:r>
         <w:rPr>
@@ -6200,7 +6236,7 @@
           <w:b w:val="0"/>
           <w:i w:val="0"/>
         </w:rPr>
-        <w:t xml:space="preserve"> Steam-д нэвтэрсний дараа гар утсыг дуугүй горимд шилжүүлж, шүүгчийн заасан газарт хадгална.</w:t>
+        <w:t xml:space="preserve"> Тоглолтын явцад зөвхөн тал солих үе (halftime) эсвэл тактик завсарлагын үеэр, шүүгчийн зөвшөөрлөөр солино. Бүртгэлгүй хүн, өөр ангийн сурагчаар солихыг хориглоно.</w:t>
       </w:r>
     </w:p>
     <w:p>
@@ -6213,7 +6249,7 @@
           <w:b w:val="0"/>
           <w:i w:val="0"/>
         </w:rPr>
-        <w:t>16. ШУУД ДАМЖУУЛАЛТ, ХУВИЙН НУУЦ</w:t>
+        <w:t>15. ЗААВАРЧИЛГАА</w:t>
       </w:r>
     </w:p>
     <w:p>
@@ -6228,7 +6264,7 @@
           <w:b/>
           <w:i w:val="0"/>
         </w:rPr>
-        <w:t>16.1.</w:t>
+        <w:t>15.1.</w:t>
       </w:r>
       <w:r>
         <w:rPr>
@@ -6236,40 +6272,23 @@
           <w:b w:val="0"/>
           <w:i w:val="0"/>
         </w:rPr>
-        <w:t xml:space="preserve"> Тоглолтыг </w:t>
+        <w:t xml:space="preserve"> Багийн менежер (анги удирдсан багш) тоглогчидтой </w:t>
+      </w:r>
+      <w:r>
+        <w:rPr>
+          <w:rFonts w:ascii="Arial" w:hAnsi="Arial" w:cs="Arial" w:eastAsia="Arial"/>
+          <w:b/>
+          <w:i w:val="0"/>
+        </w:rPr>
+        <w:t>зөвхөн тактик завсарлага болон тал солих үеэр</w:t>
       </w:r>
       <w:r>
         <w:rPr>
           <w:rFonts w:ascii="Arial" w:hAnsi="Arial" w:cs="Arial" w:eastAsia="Arial"/>
           <w:b w:val="0"/>
           <w:i w:val="0"/>
-          <w:highlight w:val="yellow"/>
-        </w:rPr>
-        <w:t>[Танхимын нэр]</w:t>
-      </w:r>
-      <w:r>
-        <w:rPr>
-          <w:rFonts w:ascii="Arial" w:hAnsi="Arial" w:cs="Arial" w:eastAsia="Arial"/>
-          <w:b w:val="0"/>
-          <w:i w:val="0"/>
-        </w:rPr>
-        <w:t xml:space="preserve">-ийн проектороор үзүүлэхээс гадна сургуулийн албан ёсны Facebook хуудас «Octolearn London School»-д </w:t>
-      </w:r>
-      <w:r>
-        <w:rPr>
-          <w:rFonts w:ascii="Arial" w:hAnsi="Arial" w:cs="Arial" w:eastAsia="Arial"/>
-          <w:b/>
-          <w:i w:val="0"/>
-        </w:rPr>
-        <w:t>2026.10.24–25-нд олон нийтэд нээлттэй шууд дамжуулна</w:t>
-      </w:r>
-      <w:r>
-        <w:rPr>
-          <w:rFonts w:ascii="Arial" w:hAnsi="Arial" w:cs="Arial" w:eastAsia="Arial"/>
-          <w:b w:val="0"/>
-          <w:i w:val="0"/>
-        </w:rPr>
-        <w:t xml:space="preserve"> (1 дэх өдөр 09:30–12:45, 13:45–17:45; 2 дахь өдөр 09:15–12:00, 13:00–16:00). Дамжуулалтад зөвхөн тоглоомын дүрс (CSTV, 90 секундын саатал) ба тайлбарлагчийн дуу орно; финалыг үргэлж, бусад үед Станц A-ийн тоглолтыг голлон үзүүлнэ.</w:t>
+        </w:rPr>
+        <w:t xml:space="preserve"> ярилцаж болно. Бусад үед шүүгчийн заасан газарт байрлана.</w:t>
       </w:r>
     </w:p>
     <w:p>
@@ -6284,7 +6303,7 @@
           <w:b/>
           <w:i w:val="0"/>
         </w:rPr>
-        <w:t>16.2.</w:t>
+        <w:t>15.2.</w:t>
       </w:r>
       <w:r>
         <w:rPr>
@@ -6292,23 +6311,20 @@
           <w:b w:val="0"/>
           <w:i w:val="0"/>
         </w:rPr>
-        <w:t xml:space="preserve"> Тоглогчийн царай, дуу хоолой, овог нэр, Steam профайлын зураг дамжуулалтад гарахгүй; танхим, шагнал гардуулах ёслолыг дамжуулахгүй. Цахим дамжуулалтад зөвшөөрөөгүй (маягт 05-ын 3б-д «Үгүй») тоглогч зөвхөн Хорооноос олгосон </w:t>
-      </w:r>
-      <w:r>
-        <w:rPr>
-          <w:rFonts w:ascii="Arial" w:hAnsi="Arial" w:cs="Arial" w:eastAsia="Arial"/>
-          <w:b/>
-          <w:i w:val="0"/>
-        </w:rPr>
-        <w:t>хоч нэрээр</w:t>
-      </w:r>
+        <w:t xml:space="preserve"> Тоглолтын явцад бусад хүн тоглогчдод зааварчилгаа өгөхийг хориглоно.</w:t>
+      </w:r>
+    </w:p>
+    <w:p>
+      <w:pPr>
+        <w:pStyle w:val="Heading2"/>
+      </w:pPr>
       <w:r>
         <w:rPr>
           <w:rFonts w:ascii="Arial" w:hAnsi="Arial" w:cs="Arial" w:eastAsia="Arial"/>
           <w:b w:val="0"/>
           <w:i w:val="0"/>
         </w:rPr>
-        <w:t xml:space="preserve"> харагдана; 3а-д «Үгүй» гэсэн тоглогч мөн адил (танхимын проектор, шууд дамжуулалт нэг дүрстэй). Хянагч тоглолт бүрийн өмнө тоглогчдын нэрийг хоч нэрийн жагсаалттай тулгана.</w:t>
+        <w:t>16. ХАРИЛЦАА, «GHOSTING»</w:t>
       </w:r>
     </w:p>
     <w:p>
@@ -6323,7 +6339,7 @@
           <w:b/>
           <w:i w:val="0"/>
         </w:rPr>
-        <w:t>16.3.</w:t>
+        <w:t>16.1.</w:t>
       </w:r>
       <w:r>
         <w:rPr>
@@ -6331,7 +6347,7 @@
           <w:b w:val="0"/>
           <w:i w:val="0"/>
         </w:rPr>
-        <w:t xml:space="preserve"> Тайлбарлагч, хөтлөгч тоглогчийг зөвхөн Steam нэр (хоч нэр)-ээр нь дуудна; тоглогчийн овог нэр, хувийн мэдээллийг хэлэхгүй; өөрийн ангийн тоглолтыг тайлбарлахгүй; өөрийгөө зөвхөн нэр эсвэл хоч нэрээр (овоггүй) танилцуулна. Сурагч тайлбарлагч, хөтлөгчийн дуу хоолойг зөвхөн маягт 05-ын 3в-ийн зөвшөөрлөөр дамжуулна. Арын хөгжим тоглуулахгүй.</w:t>
+        <w:t xml:space="preserve"> Тоглогчид зөвхөн өөрийн багийнхантайгаа, нам дуугаар харилцана.</w:t>
       </w:r>
     </w:p>
     <w:p>
@@ -6346,7 +6362,7 @@
           <w:b/>
           <w:i w:val="0"/>
         </w:rPr>
-        <w:t>16.4.</w:t>
+        <w:t>16.2.</w:t>
       </w:r>
       <w:r>
         <w:rPr>
@@ -6354,7 +6370,7 @@
           <w:b w:val="0"/>
           <w:i w:val="0"/>
         </w:rPr>
-        <w:t xml:space="preserve"> Дамжуулалтыг насанд хүрсэн хянагч (хуудасны админ) хариуцаж, сэтгэгдлийг хянана (доромжилсон сэтгэгдлийг нууж, хэрэглэгчийг хориглоно). </w:t>
+        <w:t xml:space="preserve"> Өрсөлдөгчийн болон нөгөө станцын дэлгэц, </w:t>
       </w:r>
       <w:r>
         <w:rPr>
@@ -6362,7 +6378,7 @@
           <w:b/>
           <w:i w:val="0"/>
         </w:rPr>
-        <w:t>Зогсоох дүрэм:</w:t>
+        <w:t>шууд дамжуулалт</w:t>
       </w:r>
       <w:r>
         <w:rPr>
@@ -6370,23 +6386,7 @@
           <w:b w:val="0"/>
           <w:i w:val="0"/>
         </w:rPr>
-        <w:t xml:space="preserve"> жинхэнэ нэр, царай, профайлын зураг, тоглогчийн дуу, доромжлол, хөгжмийн зохиогчийн эрхийн сануулга гарвал, эсвэл захирал, Хорооны дарга, хянагчийн шийдвэрээр </w:t>
-      </w:r>
-      <w:r>
-        <w:rPr>
-          <w:rFonts w:ascii="Arial" w:hAnsi="Arial" w:cs="Arial" w:eastAsia="Arial"/>
-          <w:b/>
-          <w:i w:val="0"/>
-        </w:rPr>
-        <w:t>10 секундын дотор</w:t>
-      </w:r>
-      <w:r>
-        <w:rPr>
-          <w:rFonts w:ascii="Arial" w:hAnsi="Arial" w:cs="Arial" w:eastAsia="Arial"/>
-          <w:b w:val="0"/>
-          <w:i w:val="0"/>
-        </w:rPr>
-        <w:t xml:space="preserve"> завсарлагын дэлгэц рүү шилжих буюу дамжуулалтыг зогсооно.</w:t>
+        <w:t xml:space="preserve"> руу харах, үзэгчдээс мэдээлэл авах (ghosting)-ыг хориглоно. Тоглолтын явцад тоглогч, багийн менежер гар утас ашиглах, шууд дамжуулалт үзэхийг хориглоно. CSTV-г 90 секундын сааталтай дамжуулж, үзэгчийг лабораторид оруулахгүй.</w:t>
       </w:r>
     </w:p>
     <w:p>
@@ -6401,7 +6401,7 @@
           <w:b/>
           <w:i w:val="0"/>
         </w:rPr>
-        <w:t>16.5.</w:t>
+        <w:t>16.3.</w:t>
       </w:r>
       <w:r>
         <w:rPr>
@@ -6409,7 +6409,7 @@
           <w:b w:val="0"/>
           <w:i w:val="0"/>
         </w:rPr>
-        <w:t xml:space="preserve"> Дамжуулалтыг сургуулийн интернэтээс тусдаа SIM-ээр хийнэ. Шууд дамжуулалт, проекторын доголдол тоглолтыг зогсоох, давтах үндэслэл болохгүй.</w:t>
+        <w:t xml:space="preserve"> Тоглоомын нийтийн чатыг (all chat) зөвхөн мэндчилгээнд («gl hf», «gg») ашиглана.</w:t>
       </w:r>
     </w:p>
     <w:p>
@@ -6424,7 +6424,7 @@
           <w:b/>
           <w:i w:val="0"/>
         </w:rPr>
-        <w:t>16.6.</w:t>
+        <w:t>16.4.</w:t>
       </w:r>
       <w:r>
         <w:rPr>
@@ -6432,23 +6432,20 @@
           <w:b w:val="0"/>
           <w:i w:val="0"/>
         </w:rPr>
-        <w:t xml:space="preserve"> Шууд дамжуулалтын бичлэгийг хуудаснаас </w:t>
-      </w:r>
-      <w:r>
-        <w:rPr>
-          <w:rFonts w:ascii="Arial" w:hAnsi="Arial" w:cs="Arial" w:eastAsia="Arial"/>
-          <w:b/>
-          <w:i w:val="0"/>
-        </w:rPr>
-        <w:t>2026.11.01-ний дотор</w:t>
-      </w:r>
+        <w:t xml:space="preserve"> Steam-д нэвтэрсний дараа гар утсыг дуугүй горимд шилжүүлж, шүүгчийн заасан газарт хадгална.</w:t>
+      </w:r>
+    </w:p>
+    <w:p>
+      <w:pPr>
+        <w:pStyle w:val="Heading2"/>
+      </w:pPr>
       <w:r>
         <w:rPr>
           <w:rFonts w:ascii="Arial" w:hAnsi="Arial" w:cs="Arial" w:eastAsia="Arial"/>
           <w:b w:val="0"/>
           <w:i w:val="0"/>
         </w:rPr>
-        <w:t xml:space="preserve"> устгана. Хорооны дотоод бичлэгийг нийтлэхгүй, 2026.12.31-нээс өмнө устгана.</w:t>
+        <w:t>17. ШУУД ДАМЖУУЛАЛТ, ХУВИЙН НУУЦ</w:t>
       </w:r>
     </w:p>
     <w:p>
@@ -6463,7 +6460,7 @@
           <w:b/>
           <w:i w:val="0"/>
         </w:rPr>
-        <w:t>16.7.</w:t>
+        <w:t>17.1.</w:t>
       </w:r>
       <w:r>
         <w:rPr>
@@ -6471,7 +6468,23 @@
           <w:b w:val="0"/>
           <w:i w:val="0"/>
         </w:rPr>
-        <w:t xml:space="preserve"> Оролцогч, үзэгч тэмцээнээс өөрсдөө шууд дамжуулалт хийх, албан ёсны дамжуулалтыг бичиж дахин тараахыг хориглоно; албан ёсны дамжуулалтын холбоосыг хуваалцаж болно.</w:t>
+        <w:t xml:space="preserve"> Тоглолтыг Урлагийн заалын LED дэлгэцээр үзүүлэхээс гадна сургуулийн албан ёсны Facebook хуудас «Octolearn London School»-д </w:t>
+      </w:r>
+      <w:r>
+        <w:rPr>
+          <w:rFonts w:ascii="Arial" w:hAnsi="Arial" w:cs="Arial" w:eastAsia="Arial"/>
+          <w:b/>
+          <w:i w:val="0"/>
+        </w:rPr>
+        <w:t>2026.10.24–25-нд олон нийтэд нээлттэй шууд дамжуулна</w:t>
+      </w:r>
+      <w:r>
+        <w:rPr>
+          <w:rFonts w:ascii="Arial" w:hAnsi="Arial" w:cs="Arial" w:eastAsia="Arial"/>
+          <w:b w:val="0"/>
+          <w:i w:val="0"/>
+        </w:rPr>
+        <w:t xml:space="preserve"> (1 дэх өдөр 09:30–12:45, 13:45–17:45; 2 дахь өдөр 09:15–12:00, 13:00–16:00). Дамжуулалтад зөвхөн тоглоомын дүрс (CSTV, 90 секундын саатал) ба тайлбарлагчийн дуу орно; финалыг үргэлж, бусад үед Станц A-ийн тоглолтыг голлон үзүүлнэ.</w:t>
       </w:r>
     </w:p>
     <w:p>
@@ -6486,7 +6499,7 @@
           <w:b/>
           <w:i w:val="0"/>
         </w:rPr>
-        <w:t>16.8.</w:t>
+        <w:t>17.2.</w:t>
       </w:r>
       <w:r>
         <w:rPr>
@@ -6494,20 +6507,23 @@
           <w:b w:val="0"/>
           <w:i w:val="0"/>
         </w:rPr>
-        <w:t xml:space="preserve"> Тэмцээний цахим хуудсанд (https://shgge.github.io/cs2-2026/) нийтэд зөвхөн ангийн (багийн) нэр, хуваарь, оноо харагдана; тоглогчийн нэр, Steam нэр, SteamID нийтлэгдэхгүй (маягт 05б). Ангийн бүртгэлийн холбоосыг зөвхөн ангидаа хуваалцана; багшийн PIN кодыг хэнд ч хэлэхгүй.</w:t>
-      </w:r>
-    </w:p>
-    <w:p>
-      <w:pPr>
-        <w:pStyle w:val="Heading2"/>
-      </w:pPr>
+        <w:t xml:space="preserve"> Тоглогчийн царай, дуу хоолой, овог нэр, Steam профайлын зураг дамжуулалтад гарахгүй; үзэгчдийн заал, шагнал гардуулах ёслолыг дамжуулахгүй. Цахим дамжуулалтад зөвшөөрөөгүй (маягт 05-ын 3б-д «Үгүй») тоглогч зөвхөн Зохион байгуулагчаас олгосон </w:t>
+      </w:r>
+      <w:r>
+        <w:rPr>
+          <w:rFonts w:ascii="Arial" w:hAnsi="Arial" w:cs="Arial" w:eastAsia="Arial"/>
+          <w:b/>
+          <w:i w:val="0"/>
+        </w:rPr>
+        <w:t>хоч нэрээр</w:t>
+      </w:r>
       <w:r>
         <w:rPr>
           <w:rFonts w:ascii="Arial" w:hAnsi="Arial" w:cs="Arial" w:eastAsia="Arial"/>
           <w:b w:val="0"/>
           <w:i w:val="0"/>
         </w:rPr>
-        <w:t>17. ХОРИГЛОХ ЗҮЙЛ</w:t>
+        <w:t xml:space="preserve"> харагдана; 3а-д «Үгүй» гэсэн тоглогч мөн адил (Урлагийн заалын LED дэлгэц, шууд дамжуулалт нэг дүрстэй). Хянагч тоглолт бүрийн өмнө тоглогчдын нэрийг хоч нэрийн жагсаалттай тулгана.</w:t>
       </w:r>
     </w:p>
     <w:p>
@@ -6522,7 +6538,7 @@
           <w:b/>
           <w:i w:val="0"/>
         </w:rPr>
-        <w:t>17.1.</w:t>
+        <w:t>17.3.</w:t>
       </w:r>
       <w:r>
         <w:rPr>
@@ -6530,7 +6546,7 @@
           <w:b w:val="0"/>
           <w:i w:val="0"/>
         </w:rPr>
-        <w:t xml:space="preserve"> Залилангийн программ (чит: aimbot, wallhack, triggerbot гэх мэт) ашиглах, тоглоомын файл өөрчлөх.</w:t>
+        <w:t xml:space="preserve"> Тайлбарлагч, хөтлөгч тоглогчийг зөвхөн Steam нэр (хоч нэр)-ээр нь дуудна; тоглогчийн овог нэр, хувийн мэдээллийг хэлэхгүй; өөрийн ангийн тоглолтыг тайлбарлахгүй; өөрийгөө зөвхөн нэр эсвэл хоч нэрээр (овоггүй) танилцуулна. Сурагч тайлбарлагч, хөтлөгчийн дуу хоолойг зөвхөн маягт 05-ын 3в-ийн зөвшөөрлөөр дамжуулна. Арын хөгжим тоглуулахгүй.</w:t>
       </w:r>
     </w:p>
     <w:p>
@@ -6545,7 +6561,7 @@
           <w:b/>
           <w:i w:val="0"/>
         </w:rPr>
-        <w:t>17.2.</w:t>
+        <w:t>17.4.</w:t>
       </w:r>
       <w:r>
         <w:rPr>
@@ -6553,7 +6569,39 @@
           <w:b w:val="0"/>
           <w:i w:val="0"/>
         </w:rPr>
-        <w:t xml:space="preserve"> Тоглоомын алдааг санаатай ашиглах (bug abuse), үүнд: газрын зургийн хана, шал, тэнгэрийг нэвт харах; газрын зургийн хүрээнээс гарах, зориулалтын бус байрлалд гарах; пиксел дээр зогсох (pixel walk); бөмбөгийг хүрч задлах боломжгүй газарт суулгах; хана нэвт бөмбөг задлах; тоглоомын бусад алдааг ашиглах. Хана нэвтлэн буудах (wallbang), багийн гишүүний мөрөн дээр гарах (boost)-ыг дээрх алдаа ашиглаагүй тохиолдолд зөвшөөрнө.</w:t>
+        <w:t xml:space="preserve"> Дамжуулалтыг насанд хүрсэн хянагч (хуудасны админ) хариуцаж, сэтгэгдлийг хянана (доромжилсон сэтгэгдлийг нууж, хэрэглэгчийг хориглоно). </w:t>
+      </w:r>
+      <w:r>
+        <w:rPr>
+          <w:rFonts w:ascii="Arial" w:hAnsi="Arial" w:cs="Arial" w:eastAsia="Arial"/>
+          <w:b/>
+          <w:i w:val="0"/>
+        </w:rPr>
+        <w:t>Зогсоох дүрэм:</w:t>
+      </w:r>
+      <w:r>
+        <w:rPr>
+          <w:rFonts w:ascii="Arial" w:hAnsi="Arial" w:cs="Arial" w:eastAsia="Arial"/>
+          <w:b w:val="0"/>
+          <w:i w:val="0"/>
+        </w:rPr>
+        <w:t xml:space="preserve"> жинхэнэ нэр, царай, профайлын зураг, тоглогчийн дуу, доромжлол, хөгжмийн зохиогчийн эрхийн сануулга гарвал, эсвэл захирал, сургалтын менежер, Зохион байгуулагч, хянагчийн шийдвэрээр </w:t>
+      </w:r>
+      <w:r>
+        <w:rPr>
+          <w:rFonts w:ascii="Arial" w:hAnsi="Arial" w:cs="Arial" w:eastAsia="Arial"/>
+          <w:b/>
+          <w:i w:val="0"/>
+        </w:rPr>
+        <w:t>10 секундын дотор</w:t>
+      </w:r>
+      <w:r>
+        <w:rPr>
+          <w:rFonts w:ascii="Arial" w:hAnsi="Arial" w:cs="Arial" w:eastAsia="Arial"/>
+          <w:b w:val="0"/>
+          <w:i w:val="0"/>
+        </w:rPr>
+        <w:t xml:space="preserve"> завсарлагын дэлгэц рүү шилжих буюу дамжуулалтыг зогсооно.</w:t>
       </w:r>
     </w:p>
     <w:p>
@@ -6568,7 +6616,7 @@
           <w:b/>
           <w:i w:val="0"/>
         </w:rPr>
-        <w:t>17.3.</w:t>
+        <w:t>17.5.</w:t>
       </w:r>
       <w:r>
         <w:rPr>
@@ -6576,7 +6624,7 @@
           <w:b w:val="0"/>
           <w:i w:val="0"/>
         </w:rPr>
-        <w:t xml:space="preserve"> Steam бүртгэл хуваалцах, бусдын бүртгэлээр тоглох.</w:t>
+        <w:t xml:space="preserve"> Дамжуулалтыг сургуулийн интернэтээс тусдаа SIM-ээр хийнэ. Шууд дамжуулалт, LED дэлгэцийн доголдол тоглолтыг зогсоох, давтах үндэслэл болохгүй.</w:t>
       </w:r>
     </w:p>
     <w:p>
@@ -6591,7 +6639,7 @@
           <w:b/>
           <w:i w:val="0"/>
         </w:rPr>
-        <w:t>17.4.</w:t>
+        <w:t>17.6.</w:t>
       </w:r>
       <w:r>
         <w:rPr>
@@ -6599,7 +6647,23 @@
           <w:b w:val="0"/>
           <w:i w:val="0"/>
         </w:rPr>
-        <w:t xml:space="preserve"> Бооцоо тавих, мөрий тоглох (тоглогч, шүүгч, зохион байгуулагч бүгдэд); тоглоомын эд зүйл (skin, item) худалдах, солилцох.</w:t>
+        <w:t xml:space="preserve"> Шууд дамжуулалтын бичлэгийг хуудаснаас </w:t>
+      </w:r>
+      <w:r>
+        <w:rPr>
+          <w:rFonts w:ascii="Arial" w:hAnsi="Arial" w:cs="Arial" w:eastAsia="Arial"/>
+          <w:b/>
+          <w:i w:val="0"/>
+        </w:rPr>
+        <w:t>2026.11.01-ний дотор</w:t>
+      </w:r>
+      <w:r>
+        <w:rPr>
+          <w:rFonts w:ascii="Arial" w:hAnsi="Arial" w:cs="Arial" w:eastAsia="Arial"/>
+          <w:b w:val="0"/>
+          <w:i w:val="0"/>
+        </w:rPr>
+        <w:t xml:space="preserve"> устгана. Зохион байгуулагчийн дотоод бичлэгийг нийтлэхгүй, 2026.12.31-нээс өмнө устгана.</w:t>
       </w:r>
     </w:p>
     <w:p>
@@ -6614,7 +6678,7 @@
           <w:b/>
           <w:i w:val="0"/>
         </w:rPr>
-        <w:t>17.5.</w:t>
+        <w:t>17.7.</w:t>
       </w:r>
       <w:r>
         <w:rPr>
@@ -6622,7 +6686,7 @@
           <w:b w:val="0"/>
           <w:i w:val="0"/>
         </w:rPr>
-        <w:t xml:space="preserve"> Тоглолтыг санаатай алдах, үр дүнг урьдчилан тохиролцох.</w:t>
+        <w:t xml:space="preserve"> Оролцогч, үзэгч тэмцээнээс өөрсдөө шууд дамжуулалт хийх, албан ёсны дамжуулалтыг бичиж дахин тараахыг хориглоно; албан ёсны дамжуулалтын холбоосыг хуваалцаж болно.</w:t>
       </w:r>
     </w:p>
     <w:p>
@@ -6637,7 +6701,7 @@
           <w:b/>
           <w:i w:val="0"/>
         </w:rPr>
-        <w:t>17.6.</w:t>
+        <w:t>17.8.</w:t>
       </w:r>
       <w:r>
         <w:rPr>
@@ -6645,7 +6709,20 @@
           <w:b w:val="0"/>
           <w:i w:val="0"/>
         </w:rPr>
-        <w:t xml:space="preserve"> Эрчим хүчний ундаа авчрах, хэрэглэх; лабораторид хоол идэх.</w:t>
+        <w:t xml:space="preserve"> Тэмцээний цахим хуудсанд (https://shgge.github.io/cs2-2026/) нийтэд зөвхөн ангийн (багийн) нэр, хуваарь, оноо харагдана; тоглогчийн нэр, Steam нэр, SteamID нийтлэгдэхгүй (маягт 05б). Ангийн бүртгэлийн холбоосыг зөвхөн ангидаа хуваалцана; багшийн PIN кодыг хэнд ч хэлэхгүй.</w:t>
+      </w:r>
+    </w:p>
+    <w:p>
+      <w:pPr>
+        <w:pStyle w:val="Heading2"/>
+      </w:pPr>
+      <w:r>
+        <w:rPr>
+          <w:rFonts w:ascii="Arial" w:hAnsi="Arial" w:cs="Arial" w:eastAsia="Arial"/>
+          <w:b w:val="0"/>
+          <w:i w:val="0"/>
+        </w:rPr>
+        <w:t>18. ХОРИГЛОХ ЗҮЙЛ</w:t>
       </w:r>
     </w:p>
     <w:p>
@@ -6660,7 +6737,7 @@
           <w:b/>
           <w:i w:val="0"/>
         </w:rPr>
-        <w:t>17.7.</w:t>
+        <w:t>18.1.</w:t>
       </w:r>
       <w:r>
         <w:rPr>
@@ -6668,20 +6745,7 @@
           <w:b w:val="0"/>
           <w:i w:val="0"/>
         </w:rPr>
-        <w:t xml:space="preserve"> Зөвшөөрөлгүйгээр зураг авах, видео бичлэг хийх, шууд дамжуулалт хийх.</w:t>
-      </w:r>
-    </w:p>
-    <w:p>
-      <w:pPr>
-        <w:pStyle w:val="Heading2"/>
-      </w:pPr>
-      <w:r>
-        <w:rPr>
-          <w:rFonts w:ascii="Arial" w:hAnsi="Arial" w:cs="Arial" w:eastAsia="Arial"/>
-          <w:b w:val="0"/>
-          <w:i w:val="0"/>
-        </w:rPr>
-        <w:t>18. ЁС ЗҮЙ</w:t>
+        <w:t xml:space="preserve"> Залилангийн программ (чит: aimbot, wallhack, triggerbot гэх мэт) ашиглах, тоглоомын файл өөрчлөх.</w:t>
       </w:r>
     </w:p>
     <w:p>
@@ -6696,7 +6760,7 @@
           <w:b/>
           <w:i w:val="0"/>
         </w:rPr>
-        <w:t>18.1.</w:t>
+        <w:t>18.2.</w:t>
       </w:r>
       <w:r>
         <w:rPr>
@@ -6704,7 +6768,7 @@
           <w:b w:val="0"/>
           <w:i w:val="0"/>
         </w:rPr>
-        <w:t xml:space="preserve"> Оролцогч бүр шүүгч, өрсөлдөгч, багийн гишүүд, үзэгчдийг хүндэтгэнэ. Холимог багт охид, хөвгүүд тэгш эрхтэй.</w:t>
+        <w:t xml:space="preserve"> Тоглоомын алдааг санаатай ашиглах (bug abuse), үүнд: газрын зургийн хана, шал, тэнгэрийг нэвт харах; газрын зургийн хүрээнээс гарах, зориулалтын бус байрлалд гарах; пиксел дээр зогсох (pixel walk); бөмбөгийг хүрч задлах боломжгүй газарт суулгах; хана нэвт бөмбөг задлах; тоглоомын бусад алдааг ашиглах. Хана нэвтлэн буудах (wallbang), багийн гишүүний мөрөн дээр гарах (boost)-ыг дээрх алдаа ашиглаагүй тохиолдолд зөвшөөрнө.</w:t>
       </w:r>
     </w:p>
     <w:p>
@@ -6719,7 +6783,7 @@
           <w:b/>
           <w:i w:val="0"/>
         </w:rPr>
-        <w:t>18.2.</w:t>
+        <w:t>18.3.</w:t>
       </w:r>
       <w:r>
         <w:rPr>
@@ -6727,39 +6791,7 @@
           <w:b w:val="0"/>
           <w:i w:val="0"/>
         </w:rPr>
-        <w:t xml:space="preserve"> Дуу хоолой болон бичгийн чатаар </w:t>
-      </w:r>
-      <w:r>
-        <w:rPr>
-          <w:rFonts w:ascii="Arial" w:hAnsi="Arial" w:cs="Arial" w:eastAsia="Arial"/>
-          <w:b/>
-          <w:i w:val="0"/>
-        </w:rPr>
-        <w:t>хараал урсгах, доромжлох</w:t>
-      </w:r>
-      <w:r>
-        <w:rPr>
-          <w:rFonts w:ascii="Arial" w:hAnsi="Arial" w:cs="Arial" w:eastAsia="Arial"/>
-          <w:b w:val="0"/>
-          <w:i w:val="0"/>
-        </w:rPr>
-        <w:t xml:space="preserve">, заналхийлэх, </w:t>
-      </w:r>
-      <w:r>
-        <w:rPr>
-          <w:rFonts w:ascii="Arial" w:hAnsi="Arial" w:cs="Arial" w:eastAsia="Arial"/>
-          <w:b/>
-          <w:i w:val="0"/>
-        </w:rPr>
-        <w:t>хүйс, гадаад төрхөөр</w:t>
-      </w:r>
-      <w:r>
-        <w:rPr>
-          <w:rFonts w:ascii="Arial" w:hAnsi="Arial" w:cs="Arial" w:eastAsia="Arial"/>
-          <w:b w:val="0"/>
-          <w:i w:val="0"/>
-        </w:rPr>
-        <w:t xml:space="preserve"> нь ялгаварлах, шоолох үг хэллэг хэрэглэхийг хориглоно.</w:t>
+        <w:t xml:space="preserve"> Steam бүртгэл хуваалцах, бусдын бүртгэлээр тоглох.</w:t>
       </w:r>
     </w:p>
     <w:p>
@@ -6774,7 +6806,7 @@
           <w:b/>
           <w:i w:val="0"/>
         </w:rPr>
-        <w:t>18.3.</w:t>
+        <w:t>18.4.</w:t>
       </w:r>
       <w:r>
         <w:rPr>
@@ -6782,7 +6814,7 @@
           <w:b w:val="0"/>
           <w:i w:val="0"/>
         </w:rPr>
-        <w:t xml:space="preserve"> Шүүгчийн шийдвэр, заавар, зөвлөгөөг дагана; маргааныг 20-р зүйлд заасан журмаар шийдвэрлэнэ.</w:t>
+        <w:t xml:space="preserve"> Бооцоо тавих, мөрий тоглох (тоглогч, шүүгч, зохион байгуулалтад оролцох ажилтан бүгдэд); тоглоомын эд зүйл (skin, item) худалдах, солилцох.</w:t>
       </w:r>
     </w:p>
     <w:p>
@@ -6797,7 +6829,7 @@
           <w:b/>
           <w:i w:val="0"/>
         </w:rPr>
-        <w:t>18.4.</w:t>
+        <w:t>18.5.</w:t>
       </w:r>
       <w:r>
         <w:rPr>
@@ -6805,7 +6837,7 @@
           <w:b w:val="0"/>
           <w:i w:val="0"/>
         </w:rPr>
-        <w:t xml:space="preserve"> Тоглолтын эхэнд болон төгсгөлд өрсөлдөгчтэйгээ мэндчилж, гар барина.</w:t>
+        <w:t xml:space="preserve"> Тоглолтыг санаатай алдах, үр дүнг урьдчилан тохиролцох.</w:t>
       </w:r>
     </w:p>
     <w:p>
@@ -6820,7 +6852,7 @@
           <w:b/>
           <w:i w:val="0"/>
         </w:rPr>
-        <w:t>18.5.</w:t>
+        <w:t>18.6.</w:t>
       </w:r>
       <w:r>
         <w:rPr>
@@ -6828,37 +6860,7 @@
           <w:b w:val="0"/>
           <w:i w:val="0"/>
         </w:rPr>
-        <w:t xml:space="preserve"> Дарамт, доромжлолын тухай мэдээллийг Зохион байгуулах хорооны гишүүн эмэгтэй багш эсвэл нийгмийн ажилтан </w:t>
-      </w:r>
-      <w:r>
-        <w:rPr>
-          <w:rFonts w:ascii="Arial" w:hAnsi="Arial" w:cs="Arial" w:eastAsia="Arial"/>
-          <w:b w:val="0"/>
-          <w:i w:val="0"/>
-          <w:highlight w:val="yellow"/>
-        </w:rPr>
-        <w:t>[Нийгмийн ажилтны нэр]</w:t>
-      </w:r>
-      <w:r>
-        <w:rPr>
-          <w:rFonts w:ascii="Arial" w:hAnsi="Arial" w:cs="Arial" w:eastAsia="Arial"/>
-          <w:b w:val="0"/>
-          <w:i w:val="0"/>
-        </w:rPr>
-        <w:t>-д мэдэгдэнэ.</w:t>
-      </w:r>
-    </w:p>
-    <w:p>
-      <w:pPr>
-        <w:pStyle w:val="Heading2"/>
-      </w:pPr>
-      <w:r>
-        <w:rPr>
-          <w:rFonts w:ascii="Arial" w:hAnsi="Arial" w:cs="Arial" w:eastAsia="Arial"/>
-          <w:b w:val="0"/>
-          <w:i w:val="0"/>
-        </w:rPr>
-        <w:t>19. ХОРИГ АРГА ХЭМЖЭЭ</w:t>
+        <w:t xml:space="preserve"> Эрчим хүчний ундаа авчрах, хэрэглэх; лабораторид хоол идэх.</w:t>
       </w:r>
     </w:p>
     <w:p>
@@ -6873,7 +6875,7 @@
           <w:b/>
           <w:i w:val="0"/>
         </w:rPr>
-        <w:t>19.1.</w:t>
+        <w:t>18.7.</w:t>
       </w:r>
       <w:r>
         <w:rPr>
@@ -6881,55 +6883,20 @@
           <w:b w:val="0"/>
           <w:i w:val="0"/>
         </w:rPr>
-        <w:t xml:space="preserve"> Зөрчлийн хүнд, хөнгөнийг харгалзан дараах шатлалаар арга хэмжээ авна: (1) </w:t>
-      </w:r>
-      <w:r>
-        <w:rPr>
-          <w:rFonts w:ascii="Arial" w:hAnsi="Arial" w:cs="Arial" w:eastAsia="Arial"/>
-          <w:b/>
-          <w:i w:val="0"/>
-        </w:rPr>
-        <w:t>сануулга</w:t>
-      </w:r>
+        <w:t xml:space="preserve"> Зөвшөөрөлгүйгээр зураг авах, видео бичлэг хийх, шууд дамжуулалт хийх.</w:t>
+      </w:r>
+    </w:p>
+    <w:p>
+      <w:pPr>
+        <w:pStyle w:val="Heading2"/>
+      </w:pPr>
       <w:r>
         <w:rPr>
           <w:rFonts w:ascii="Arial" w:hAnsi="Arial" w:cs="Arial" w:eastAsia="Arial"/>
           <w:b w:val="0"/>
           <w:i w:val="0"/>
         </w:rPr>
-        <w:t xml:space="preserve">; (2) </w:t>
-      </w:r>
-      <w:r>
-        <w:rPr>
-          <w:rFonts w:ascii="Arial" w:hAnsi="Arial" w:cs="Arial" w:eastAsia="Arial"/>
-          <w:b/>
-          <w:i w:val="0"/>
-        </w:rPr>
-        <w:t>тоглолтоос түр хасах / сэлгээ хийлгэх</w:t>
-      </w:r>
-      <w:r>
-        <w:rPr>
-          <w:rFonts w:ascii="Arial" w:hAnsi="Arial" w:cs="Arial" w:eastAsia="Arial"/>
-          <w:b w:val="0"/>
-          <w:i w:val="0"/>
-        </w:rPr>
-        <w:t xml:space="preserve">; (3) </w:t>
-      </w:r>
-      <w:r>
-        <w:rPr>
-          <w:rFonts w:ascii="Arial" w:hAnsi="Arial" w:cs="Arial" w:eastAsia="Arial"/>
-          <w:b/>
-          <w:i w:val="0"/>
-        </w:rPr>
-        <w:t>тэмцээнээс хасах</w:t>
-      </w:r>
-      <w:r>
-        <w:rPr>
-          <w:rFonts w:ascii="Arial" w:hAnsi="Arial" w:cs="Arial" w:eastAsia="Arial"/>
-          <w:b w:val="0"/>
-          <w:i w:val="0"/>
-        </w:rPr>
-        <w:t>.</w:t>
+        <w:t>19. ЁС ЗҮЙ</w:t>
       </w:r>
     </w:p>
     <w:p>
@@ -6944,7 +6911,7 @@
           <w:b/>
           <w:i w:val="0"/>
         </w:rPr>
-        <w:t>19.2.</w:t>
+        <w:t>19.1.</w:t>
       </w:r>
       <w:r>
         <w:rPr>
@@ -6952,23 +6919,7 @@
           <w:b w:val="0"/>
           <w:i w:val="0"/>
         </w:rPr>
-        <w:t xml:space="preserve"> Залилангийн программ (чит) ашигласан нь тогтоогдвол тухайн </w:t>
-      </w:r>
-      <w:r>
-        <w:rPr>
-          <w:rFonts w:ascii="Arial" w:hAnsi="Arial" w:cs="Arial" w:eastAsia="Arial"/>
-          <w:b/>
-          <w:i w:val="0"/>
-        </w:rPr>
-        <w:t>багийг бүхэлд нь тэмцээнээс хасна</w:t>
-      </w:r>
-      <w:r>
-        <w:rPr>
-          <w:rFonts w:ascii="Arial" w:hAnsi="Arial" w:cs="Arial" w:eastAsia="Arial"/>
-          <w:b w:val="0"/>
-          <w:i w:val="0"/>
-        </w:rPr>
-        <w:t>. Тэмцээнээс хасагдсан багийн тоглоогүй тоглолтыг 4-р зүйлд заасны дагуу тооцно.</w:t>
+        <w:t xml:space="preserve"> Оролцогч бүр шүүгч, өрсөлдөгч, багийн гишүүд, үзэгчдийг хүндэтгэнэ. Холимог багт охид, хөвгүүд тэгш эрхтэй.</w:t>
       </w:r>
     </w:p>
     <w:p>
@@ -6983,7 +6934,7 @@
           <w:b/>
           <w:i w:val="0"/>
         </w:rPr>
-        <w:t>19.3.</w:t>
+        <w:t>19.2.</w:t>
       </w:r>
       <w:r>
         <w:rPr>
@@ -6991,7 +6942,39 @@
           <w:b w:val="0"/>
           <w:i w:val="0"/>
         </w:rPr>
-        <w:t xml:space="preserve"> Сануулгыг станцын шүүгч, түр хасах шийдвэрийг Ерөнхий шүүгч, тэмцээнээс хасах шийдвэрийг Ерөнхий шүүгчийн саналаар Зохион байгуулах хорооны дарга гаргана.</w:t>
+        <w:t xml:space="preserve"> Дуу хоолой болон бичгийн чатаар </w:t>
+      </w:r>
+      <w:r>
+        <w:rPr>
+          <w:rFonts w:ascii="Arial" w:hAnsi="Arial" w:cs="Arial" w:eastAsia="Arial"/>
+          <w:b/>
+          <w:i w:val="0"/>
+        </w:rPr>
+        <w:t>хараал урсгах, доромжлох</w:t>
+      </w:r>
+      <w:r>
+        <w:rPr>
+          <w:rFonts w:ascii="Arial" w:hAnsi="Arial" w:cs="Arial" w:eastAsia="Arial"/>
+          <w:b w:val="0"/>
+          <w:i w:val="0"/>
+        </w:rPr>
+        <w:t xml:space="preserve">, заналхийлэх, </w:t>
+      </w:r>
+      <w:r>
+        <w:rPr>
+          <w:rFonts w:ascii="Arial" w:hAnsi="Arial" w:cs="Arial" w:eastAsia="Arial"/>
+          <w:b/>
+          <w:i w:val="0"/>
+        </w:rPr>
+        <w:t>хүйс, гадаад төрхөөр</w:t>
+      </w:r>
+      <w:r>
+        <w:rPr>
+          <w:rFonts w:ascii="Arial" w:hAnsi="Arial" w:cs="Arial" w:eastAsia="Arial"/>
+          <w:b w:val="0"/>
+          <w:i w:val="0"/>
+        </w:rPr>
+        <w:t xml:space="preserve"> нь ялгаварлах, шоолох үг хэллэг хэрэглэхийг хориглоно.</w:t>
       </w:r>
     </w:p>
     <w:p>
@@ -7006,7 +6989,7 @@
           <w:b/>
           <w:i w:val="0"/>
         </w:rPr>
-        <w:t>19.4.</w:t>
+        <w:t>19.3.</w:t>
       </w:r>
       <w:r>
         <w:rPr>
@@ -7014,20 +6997,7 @@
           <w:b w:val="0"/>
           <w:i w:val="0"/>
         </w:rPr>
-        <w:t xml:space="preserve"> Авсан арга хэмжээг анги удирдсан багшид мэдэгдэнэ.</w:t>
-      </w:r>
-    </w:p>
-    <w:p>
-      <w:pPr>
-        <w:pStyle w:val="Heading2"/>
-      </w:pPr>
-      <w:r>
-        <w:rPr>
-          <w:rFonts w:ascii="Arial" w:hAnsi="Arial" w:cs="Arial" w:eastAsia="Arial"/>
-          <w:b w:val="0"/>
-          <w:i w:val="0"/>
-        </w:rPr>
-        <w:t>20. ГОМДОЛ, МАРГААН</w:t>
+        <w:t xml:space="preserve"> Шүүгчийн шийдвэр, заавар, зөвлөгөөг дагана; маргааныг 21-р зүйлд заасан журмаар шийдвэрлэнэ.</w:t>
       </w:r>
     </w:p>
     <w:p>
@@ -7042,7 +7012,7 @@
           <w:b/>
           <w:i w:val="0"/>
         </w:rPr>
-        <w:t>20.1.</w:t>
+        <w:t>19.4.</w:t>
       </w:r>
       <w:r>
         <w:rPr>
@@ -7050,39 +7020,7 @@
           <w:b w:val="0"/>
           <w:i w:val="0"/>
         </w:rPr>
-        <w:t xml:space="preserve"> Гомдлыг зөвхөн </w:t>
-      </w:r>
-      <w:r>
-        <w:rPr>
-          <w:rFonts w:ascii="Arial" w:hAnsi="Arial" w:cs="Arial" w:eastAsia="Arial"/>
-          <w:b/>
-          <w:i w:val="0"/>
-        </w:rPr>
-        <w:t>багийн ахлагч</w:t>
-      </w:r>
-      <w:r>
-        <w:rPr>
-          <w:rFonts w:ascii="Arial" w:hAnsi="Arial" w:cs="Arial" w:eastAsia="Arial"/>
-          <w:b w:val="0"/>
-          <w:i w:val="0"/>
-        </w:rPr>
-        <w:t xml:space="preserve">, тоглолт дууссанаас хойш </w:t>
-      </w:r>
-      <w:r>
-        <w:rPr>
-          <w:rFonts w:ascii="Arial" w:hAnsi="Arial" w:cs="Arial" w:eastAsia="Arial"/>
-          <w:b/>
-          <w:i w:val="0"/>
-        </w:rPr>
-        <w:t>10 минутын дотор</w:t>
-      </w:r>
-      <w:r>
-        <w:rPr>
-          <w:rFonts w:ascii="Arial" w:hAnsi="Arial" w:cs="Arial" w:eastAsia="Arial"/>
-          <w:b w:val="0"/>
-          <w:i w:val="0"/>
-        </w:rPr>
-        <w:t xml:space="preserve"> Ерөнхий шүүгчид гаргана. Тоглолтын явцад гарсан асуудлыг тухайн даруй станцын шүүгчид мэдэгдэнэ.</w:t>
+        <w:t xml:space="preserve"> Тоглолтын эхэнд болон төгсгөлд өрсөлдөгчтэйгээ мэндчилж, гар барина.</w:t>
       </w:r>
     </w:p>
     <w:p>
@@ -7097,7 +7035,7 @@
           <w:b/>
           <w:i w:val="0"/>
         </w:rPr>
-        <w:t>20.2.</w:t>
+        <w:t>19.5.</w:t>
       </w:r>
       <w:r>
         <w:rPr>
@@ -7105,7 +7043,20 @@
           <w:b w:val="0"/>
           <w:i w:val="0"/>
         </w:rPr>
-        <w:t xml:space="preserve"> Ерөнхий шүүгч тоглолтын бичлэг (demo), шүүгчийн тэмдэглэлийг үндэслэн шийдвэр гаргана. Гомдол шийдвэрлэгдэх хүртэл хуваарийг зогсоохгүй.</w:t>
+        <w:t xml:space="preserve"> Дарамт, доромжлолын тухай мэдээллийг Зохион байгуулагчаас томилсон эмэгтэй багш эсвэл нийгмийн ажилтан Г.Энхнаранд мэдэгдэнэ.</w:t>
+      </w:r>
+    </w:p>
+    <w:p>
+      <w:pPr>
+        <w:pStyle w:val="Heading2"/>
+      </w:pPr>
+      <w:r>
+        <w:rPr>
+          <w:rFonts w:ascii="Arial" w:hAnsi="Arial" w:cs="Arial" w:eastAsia="Arial"/>
+          <w:b w:val="0"/>
+          <w:i w:val="0"/>
+        </w:rPr>
+        <w:t>20. ХОРИГ АРГА ХЭМЖЭЭ</w:t>
       </w:r>
     </w:p>
     <w:p>
@@ -7120,7 +7071,7 @@
           <w:b/>
           <w:i w:val="0"/>
         </w:rPr>
-        <w:t>20.3.</w:t>
+        <w:t>20.1.</w:t>
       </w:r>
       <w:r>
         <w:rPr>
@@ -7128,16 +7079,31 @@
           <w:b w:val="0"/>
           <w:i w:val="0"/>
         </w:rPr>
-        <w:t xml:space="preserve"> Ерөнхий шүүгчийн шийдвэрийг эс зөвшөөрвөл Зохион байгуулах хорооны дарга </w:t>
+        <w:t xml:space="preserve"> Зөрчлийн хүнд, хөнгөнийг харгалзан дараах шатлалаар арга хэмжээ авна: (1) </w:t>
+      </w:r>
+      <w:r>
+        <w:rPr>
+          <w:rFonts w:ascii="Arial" w:hAnsi="Arial" w:cs="Arial" w:eastAsia="Arial"/>
+          <w:b/>
+          <w:i w:val="0"/>
+        </w:rPr>
+        <w:t>сануулга</w:t>
       </w:r>
       <w:r>
         <w:rPr>
           <w:rFonts w:ascii="Arial" w:hAnsi="Arial" w:cs="Arial" w:eastAsia="Arial"/>
           <w:b w:val="0"/>
           <w:i w:val="0"/>
-          <w:highlight w:val="yellow"/>
-        </w:rPr>
-        <w:t>[Сургалтын менежерийн нэр]</w:t>
+        </w:rPr>
+        <w:t xml:space="preserve">; (2) </w:t>
+      </w:r>
+      <w:r>
+        <w:rPr>
+          <w:rFonts w:ascii="Arial" w:hAnsi="Arial" w:cs="Arial" w:eastAsia="Arial"/>
+          <w:b/>
+          <w:i w:val="0"/>
+        </w:rPr>
+        <w:t>тоглолтоос түр хасах / сэлгээ хийлгэх</w:t>
       </w:r>
       <w:r>
         <w:rPr>
@@ -7145,7 +7111,7 @@
           <w:b w:val="0"/>
           <w:i w:val="0"/>
         </w:rPr>
-        <w:t xml:space="preserve">-д давж заалдана. </w:t>
+        <w:t xml:space="preserve">; (3) </w:t>
       </w:r>
       <w:r>
         <w:rPr>
@@ -7153,20 +7119,15 @@
           <w:b/>
           <w:i w:val="0"/>
         </w:rPr>
-        <w:t>Хорооны даргын шийдвэр эцсийнх байна.</w:t>
-      </w:r>
-    </w:p>
-    <w:p>
-      <w:pPr>
-        <w:pStyle w:val="Heading2"/>
-      </w:pPr>
+        <w:t>тэмцээнээс хасах</w:t>
+      </w:r>
       <w:r>
         <w:rPr>
           <w:rFonts w:ascii="Arial" w:hAnsi="Arial" w:cs="Arial" w:eastAsia="Arial"/>
           <w:b w:val="0"/>
           <w:i w:val="0"/>
         </w:rPr>
-        <w:t>21. ЭРҮҮЛ МЭНД, САЙН САЙХАН БАЙДАЛ</w:t>
+        <w:t>.</w:t>
       </w:r>
     </w:p>
     <w:p>
@@ -7181,7 +7142,7 @@
           <w:b/>
           <w:i w:val="0"/>
         </w:rPr>
-        <w:t>21.1.</w:t>
+        <w:t>20.2.</w:t>
       </w:r>
       <w:r>
         <w:rPr>
@@ -7189,7 +7150,7 @@
           <w:b w:val="0"/>
           <w:i w:val="0"/>
         </w:rPr>
-        <w:t xml:space="preserve"> 1 дэх өдөр баг бүр 2 тоглолт тоглох бөгөөд хооронд нь дор хаяж нэг ээлж амарна; 2 дахь өдөр нэг баг 3-аас илүү тоглолт тоглохгүй. Тоглолт бүрийн дараа </w:t>
+        <w:t xml:space="preserve"> Залилангийн программ (чит) ашигласан нь тогтоогдвол тухайн </w:t>
       </w:r>
       <w:r>
         <w:rPr>
@@ -7197,7 +7158,7 @@
           <w:b/>
           <w:i w:val="0"/>
         </w:rPr>
-        <w:t>дэлгэцгүй 15 минутаас доошгүй</w:t>
+        <w:t>багийг бүхэлд нь тэмцээнээс хасна</w:t>
       </w:r>
       <w:r>
         <w:rPr>
@@ -7205,7 +7166,7 @@
           <w:b w:val="0"/>
           <w:i w:val="0"/>
         </w:rPr>
-        <w:t xml:space="preserve"> амарна.</w:t>
+        <w:t>. Тэмцээнээс хасагдсан багийн тоглоогүй тоглолтыг 4-р зүйлд заасны дагуу тооцно.</w:t>
       </w:r>
     </w:p>
     <w:p>
@@ -7220,7 +7181,7 @@
           <w:b/>
           <w:i w:val="0"/>
         </w:rPr>
-        <w:t>21.2.</w:t>
+        <w:t>20.3.</w:t>
       </w:r>
       <w:r>
         <w:rPr>
@@ -7228,23 +7189,7 @@
           <w:b w:val="0"/>
           <w:i w:val="0"/>
         </w:rPr>
-        <w:t xml:space="preserve"> Нүдний </w:t>
-      </w:r>
-      <w:r>
-        <w:rPr>
-          <w:rFonts w:ascii="Arial" w:hAnsi="Arial" w:cs="Arial" w:eastAsia="Arial"/>
-          <w:b/>
-          <w:i w:val="0"/>
-        </w:rPr>
-        <w:t>«20-20-20» дүрэм</w:t>
-      </w:r>
-      <w:r>
-        <w:rPr>
-          <w:rFonts w:ascii="Arial" w:hAnsi="Arial" w:cs="Arial" w:eastAsia="Arial"/>
-          <w:b w:val="0"/>
-          <w:i w:val="0"/>
-        </w:rPr>
-        <w:t>: 20 минут тутамд 20 фут (≈6 метр) зайтай зүйл рүү 20 секунд харж нүдээ амраана (раунд хоорондын болон завсарлагын үеэр).</w:t>
+        <w:t xml:space="preserve"> Сануулгыг станцын шүүгч, түр хасах шийдвэрийг Ерөнхий шүүгч, тэмцээнээс хасах шийдвэрийг Ерөнхий шүүгчийн саналаар Зохион байгуулагч гаргана (шаардлагатай бол сургалтын менежер Г.Жаргалтай зөвшилцөнө).</w:t>
       </w:r>
     </w:p>
     <w:p>
@@ -7259,7 +7204,7 @@
           <w:b/>
           <w:i w:val="0"/>
         </w:rPr>
-        <w:t>21.3.</w:t>
+        <w:t>20.4.</w:t>
       </w:r>
       <w:r>
         <w:rPr>
@@ -7267,23 +7212,20 @@
           <w:b w:val="0"/>
           <w:i w:val="0"/>
         </w:rPr>
-        <w:t xml:space="preserve"> Ус ууна; </w:t>
-      </w:r>
-      <w:r>
-        <w:rPr>
-          <w:rFonts w:ascii="Arial" w:hAnsi="Arial" w:cs="Arial" w:eastAsia="Arial"/>
-          <w:b/>
-          <w:i w:val="0"/>
-        </w:rPr>
-        <w:t>эрчим хүчний ундаа хориглоно</w:t>
-      </w:r>
+        <w:t xml:space="preserve"> Авсан арга хэмжээг анги удирдсан багшид мэдэгдэнэ.</w:t>
+      </w:r>
+    </w:p>
+    <w:p>
+      <w:pPr>
+        <w:pStyle w:val="Heading2"/>
+      </w:pPr>
       <w:r>
         <w:rPr>
           <w:rFonts w:ascii="Arial" w:hAnsi="Arial" w:cs="Arial" w:eastAsia="Arial"/>
           <w:b w:val="0"/>
           <w:i w:val="0"/>
         </w:rPr>
-        <w:t>; лабораторид хоол идэхгүй, үдийн цайг компьютерээс хол газар ууна.</w:t>
+        <w:t>21. ГОМДОЛ, МАРГААН</w:t>
       </w:r>
     </w:p>
     <w:p>
@@ -7298,7 +7240,7 @@
           <w:b/>
           <w:i w:val="0"/>
         </w:rPr>
-        <w:t>21.4.</w:t>
+        <w:t>21.1.</w:t>
       </w:r>
       <w:r>
         <w:rPr>
@@ -7306,20 +7248,39 @@
           <w:b w:val="0"/>
           <w:i w:val="0"/>
         </w:rPr>
-        <w:t xml:space="preserve"> Толгой эргэх, нүд өвдөх, бие муудах, гэрэл анивчихад мэдрэг байдлын шинж илэрвэл тоглогч тоглолтыг зогсоож шүүгчид мэдэгдэнэ; эмч/сувилагч тусламж үзүүлнэ. Үйл ажиллагаа 18:00 цагаас хойш үргэлжлэхгүй.</w:t>
-      </w:r>
-    </w:p>
-    <w:p>
-      <w:pPr>
-        <w:pStyle w:val="Heading2"/>
-      </w:pPr>
+        <w:t xml:space="preserve"> Гомдлыг зөвхөн </w:t>
+      </w:r>
+      <w:r>
+        <w:rPr>
+          <w:rFonts w:ascii="Arial" w:hAnsi="Arial" w:cs="Arial" w:eastAsia="Arial"/>
+          <w:b/>
+          <w:i w:val="0"/>
+        </w:rPr>
+        <w:t>багийн ахлагч</w:t>
+      </w:r>
       <w:r>
         <w:rPr>
           <w:rFonts w:ascii="Arial" w:hAnsi="Arial" w:cs="Arial" w:eastAsia="Arial"/>
           <w:b w:val="0"/>
           <w:i w:val="0"/>
         </w:rPr>
-        <w:t>22. АВАРГА ШАЛГАРУУЛАХ ЖУРАМ, ШАГНАЛ</w:t>
+        <w:t xml:space="preserve">, тоглолт дууссанаас хойш </w:t>
+      </w:r>
+      <w:r>
+        <w:rPr>
+          <w:rFonts w:ascii="Arial" w:hAnsi="Arial" w:cs="Arial" w:eastAsia="Arial"/>
+          <w:b/>
+          <w:i w:val="0"/>
+        </w:rPr>
+        <w:t>10 минутын дотор</w:t>
+      </w:r>
+      <w:r>
+        <w:rPr>
+          <w:rFonts w:ascii="Arial" w:hAnsi="Arial" w:cs="Arial" w:eastAsia="Arial"/>
+          <w:b w:val="0"/>
+          <w:i w:val="0"/>
+        </w:rPr>
+        <w:t xml:space="preserve"> Ерөнхий шүүгчид гаргана. Тоглолтын явцад гарсан асуудлыг тухайн даруй станцын шүүгчид мэдэгдэнэ.</w:t>
       </w:r>
     </w:p>
     <w:p>
@@ -7334,7 +7295,7 @@
           <w:b/>
           <w:i w:val="0"/>
         </w:rPr>
-        <w:t>22.1.</w:t>
+        <w:t>21.2.</w:t>
       </w:r>
       <w:r>
         <w:rPr>
@@ -7342,7 +7303,7 @@
           <w:b w:val="0"/>
           <w:i w:val="0"/>
         </w:rPr>
-        <w:t xml:space="preserve"> Багш нарын баг бүх шатанд бүрэн эрхтэй тоглох бөгөөд үр дүн нь (хэсгийн оноо, хасагдах шат) ердийн журмаар тооцогдоно.</w:t>
+        <w:t xml:space="preserve"> Ерөнхий шүүгч тоглолтын бичлэг (demo), шүүгчийн тэмдэглэлийг үндэслэн шийдвэр гаргана. Гомдол шийдвэрлэгдэх хүртэл хуваарийг зогсоохгүй.</w:t>
       </w:r>
     </w:p>
     <w:p>
@@ -7357,7 +7318,7 @@
           <w:b/>
           <w:i w:val="0"/>
         </w:rPr>
-        <w:t>22.2.</w:t>
+        <w:t>21.3.</w:t>
       </w:r>
       <w:r>
         <w:rPr>
@@ -7365,7 +7326,7 @@
           <w:b w:val="0"/>
           <w:i w:val="0"/>
         </w:rPr>
-        <w:t xml:space="preserve"> Шилжин явах цом, </w:t>
+        <w:t xml:space="preserve"> Ерөнхий шүүгчийн шийдвэрийг эс зөвшөөрвөл багийн ахлагч сургалтын менежер Г.Жаргалд давж заалдана (удирдамжийн 10.2). Сургалтын менежер тоглолтын бичлэг, шүүгчийн тэмдэглэлийг хянаж, Ерөнхий шүүгч, Зохион байгуулагчийн саналыг сонсож шийдвэрлэнэ. </w:t>
       </w:r>
       <w:r>
         <w:rPr>
@@ -7373,47 +7334,20 @@
           <w:b/>
           <w:i w:val="0"/>
         </w:rPr>
-        <w:t>«Сургуулийн аварга анги»</w:t>
-      </w:r>
+        <w:t>Сургалтын менежерийн шийдвэр эцсийнх байна.</w:t>
+      </w:r>
+    </w:p>
+    <w:p>
+      <w:pPr>
+        <w:pStyle w:val="Heading2"/>
+      </w:pPr>
       <w:r>
         <w:rPr>
           <w:rFonts w:ascii="Arial" w:hAnsi="Arial" w:cs="Arial" w:eastAsia="Arial"/>
           <w:b w:val="0"/>
           <w:i w:val="0"/>
         </w:rPr>
-        <w:t xml:space="preserve"> цол, 1–3-р байрын медаль, өргөмжлөл, </w:t>
-      </w:r>
-      <w:r>
-        <w:rPr>
-          <w:rFonts w:ascii="Arial" w:hAnsi="Arial" w:cs="Arial" w:eastAsia="Arial"/>
-          <w:b/>
-          <w:i w:val="0"/>
-        </w:rPr>
-        <w:t>мөнгөн шагналыг зөвхөн ангийн баг</w:t>
-      </w:r>
-      <w:r>
-        <w:rPr>
-          <w:rFonts w:ascii="Arial" w:hAnsi="Arial" w:cs="Arial" w:eastAsia="Arial"/>
-          <w:b w:val="0"/>
-          <w:i w:val="0"/>
-        </w:rPr>
-        <w:t xml:space="preserve"> хүртэнэ; MVP-г зөвхөн ангийн багийн тоглогчдоос шалгаруулна. Ангийн багуудын байрыг эцсийн байраас Багш нарын багийг хасаж тогтооно. </w:t>
-      </w:r>
-      <w:r>
-        <w:rPr>
-          <w:rFonts w:ascii="Arial" w:hAnsi="Arial" w:cs="Arial" w:eastAsia="Arial"/>
-          <w:b/>
-          <w:i w:val="0"/>
-        </w:rPr>
-        <w:t>Цомыг зөвхөн нэг баг өргөнө</w:t>
-      </w:r>
-      <w:r>
-        <w:rPr>
-          <w:rFonts w:ascii="Arial" w:hAnsi="Arial" w:cs="Arial" w:eastAsia="Arial"/>
-          <w:b w:val="0"/>
-          <w:i w:val="0"/>
-        </w:rPr>
-        <w:t xml:space="preserve"> — аварга ганц байна.</w:t>
+        <w:t>22. ЭРҮҮЛ МЭНД, САЙН САЙХАН БАЙДАЛ</w:t>
       </w:r>
     </w:p>
     <w:p>
@@ -7428,7 +7362,7 @@
           <w:b/>
           <w:i w:val="0"/>
         </w:rPr>
-        <w:t>22.3.</w:t>
+        <w:t>22.1.</w:t>
       </w:r>
       <w:r>
         <w:rPr>
@@ -7436,7 +7370,23 @@
           <w:b w:val="0"/>
           <w:i w:val="0"/>
         </w:rPr>
-        <w:t xml:space="preserve"> Жишээ: Багш нарын баг финалд ялбал финалд ялагдсан анги «Сургуулийн аварга анги» болж, 3-р байрын тоглолтын ялагч 2-р, ялагдагч 3-р байр эзэлнэ. Багш нарын баг шөвгийн 4-т ялагдвал 3-р байрын тоглолтод түүнтэй тоглосон анги уг тоглолтын үр дүнгээс үл хамааран 3-р байр эзэлнэ.</w:t>
+        <w:t xml:space="preserve"> 1 дэх өдөр баг бүр 2 тоглолт тоглох бөгөөд хооронд нь дор хаяж нэг ээлж амарна; 2 дахь өдөр нэг баг 3-аас илүү тоглолт тоглохгүй. Тоглолт бүрийн дараа </w:t>
+      </w:r>
+      <w:r>
+        <w:rPr>
+          <w:rFonts w:ascii="Arial" w:hAnsi="Arial" w:cs="Arial" w:eastAsia="Arial"/>
+          <w:b/>
+          <w:i w:val="0"/>
+        </w:rPr>
+        <w:t>дэлгэцгүй 15 минутаас доошгүй</w:t>
+      </w:r>
+      <w:r>
+        <w:rPr>
+          <w:rFonts w:ascii="Arial" w:hAnsi="Arial" w:cs="Arial" w:eastAsia="Arial"/>
+          <w:b w:val="0"/>
+          <w:i w:val="0"/>
+        </w:rPr>
+        <w:t xml:space="preserve"> амарна.</w:t>
       </w:r>
     </w:p>
     <w:p>
@@ -7451,7 +7401,7 @@
           <w:b/>
           <w:i w:val="0"/>
         </w:rPr>
-        <w:t>22.4.</w:t>
+        <w:t>22.2.</w:t>
       </w:r>
       <w:r>
         <w:rPr>
@@ -7459,7 +7409,23 @@
           <w:b w:val="0"/>
           <w:i w:val="0"/>
         </w:rPr>
-        <w:t xml:space="preserve"> Багш нарын баг «Тусгай өргөмжлөл» хүртэнэ (шөвгийн 4-т шалгарвал — «Хүндэт байр» өргөмжлөл).</w:t>
+        <w:t xml:space="preserve"> Нүдний </w:t>
+      </w:r>
+      <w:r>
+        <w:rPr>
+          <w:rFonts w:ascii="Arial" w:hAnsi="Arial" w:cs="Arial" w:eastAsia="Arial"/>
+          <w:b/>
+          <w:i w:val="0"/>
+        </w:rPr>
+        <w:t>«20-20-20» дүрэм</w:t>
+      </w:r>
+      <w:r>
+        <w:rPr>
+          <w:rFonts w:ascii="Arial" w:hAnsi="Arial" w:cs="Arial" w:eastAsia="Arial"/>
+          <w:b w:val="0"/>
+          <w:i w:val="0"/>
+        </w:rPr>
+        <w:t>: 20 минут тутамд 20 фут (≈6 метр) зайтай зүйл рүү 20 секунд харж нүдээ амраана (раунд хоорондын болон завсарлагын үеэр).</w:t>
       </w:r>
     </w:p>
     <w:p>
@@ -7474,7 +7440,7 @@
           <w:b/>
           <w:i w:val="0"/>
         </w:rPr>
-        <w:t>22.5.</w:t>
+        <w:t>22.3.</w:t>
       </w:r>
       <w:r>
         <w:rPr>
@@ -7482,7 +7448,7 @@
           <w:b w:val="0"/>
           <w:i w:val="0"/>
         </w:rPr>
-        <w:t xml:space="preserve"> </w:t>
+        <w:t xml:space="preserve"> Ус ууна; </w:t>
       </w:r>
       <w:r>
         <w:rPr>
@@ -7490,7 +7456,7 @@
           <w:b/>
           <w:i w:val="0"/>
         </w:rPr>
-        <w:t>I байр (аварга):</w:t>
+        <w:t>эрчим хүчний ундаа хориглоно</w:t>
       </w:r>
       <w:r>
         <w:rPr>
@@ -7498,103 +7464,7 @@
           <w:b w:val="0"/>
           <w:i w:val="0"/>
         </w:rPr>
-        <w:t xml:space="preserve"> «Сургуулийн аварга» шилжин явах цом, алтан медаль (6), өргөмжлөл, </w:t>
-      </w:r>
-      <w:r>
-        <w:rPr>
-          <w:rFonts w:ascii="Arial" w:hAnsi="Arial" w:cs="Arial" w:eastAsia="Arial"/>
-          <w:b/>
-          <w:i w:val="0"/>
-        </w:rPr>
-        <w:t>600 000 ₮</w:t>
-      </w:r>
-      <w:r>
-        <w:rPr>
-          <w:rFonts w:ascii="Arial" w:hAnsi="Arial" w:cs="Arial" w:eastAsia="Arial"/>
-          <w:b w:val="0"/>
-          <w:i w:val="0"/>
-        </w:rPr>
-        <w:t xml:space="preserve">; </w:t>
-      </w:r>
-      <w:r>
-        <w:rPr>
-          <w:rFonts w:ascii="Arial" w:hAnsi="Arial" w:cs="Arial" w:eastAsia="Arial"/>
-          <w:b/>
-          <w:i w:val="0"/>
-        </w:rPr>
-        <w:t>II байр:</w:t>
-      </w:r>
-      <w:r>
-        <w:rPr>
-          <w:rFonts w:ascii="Arial" w:hAnsi="Arial" w:cs="Arial" w:eastAsia="Arial"/>
-          <w:b w:val="0"/>
-          <w:i w:val="0"/>
-        </w:rPr>
-        <w:t xml:space="preserve"> мөнгөн медаль (6), өргөмжлөл, </w:t>
-      </w:r>
-      <w:r>
-        <w:rPr>
-          <w:rFonts w:ascii="Arial" w:hAnsi="Arial" w:cs="Arial" w:eastAsia="Arial"/>
-          <w:b/>
-          <w:i w:val="0"/>
-        </w:rPr>
-        <w:t>360 000 ₮</w:t>
-      </w:r>
-      <w:r>
-        <w:rPr>
-          <w:rFonts w:ascii="Arial" w:hAnsi="Arial" w:cs="Arial" w:eastAsia="Arial"/>
-          <w:b w:val="0"/>
-          <w:i w:val="0"/>
-        </w:rPr>
-        <w:t xml:space="preserve">; </w:t>
-      </w:r>
-      <w:r>
-        <w:rPr>
-          <w:rFonts w:ascii="Arial" w:hAnsi="Arial" w:cs="Arial" w:eastAsia="Arial"/>
-          <w:b/>
-          <w:i w:val="0"/>
-        </w:rPr>
-        <w:t>III байр:</w:t>
-      </w:r>
-      <w:r>
-        <w:rPr>
-          <w:rFonts w:ascii="Arial" w:hAnsi="Arial" w:cs="Arial" w:eastAsia="Arial"/>
-          <w:b w:val="0"/>
-          <w:i w:val="0"/>
-        </w:rPr>
-        <w:t xml:space="preserve"> хүрэл медаль (6), өргөмжлөл, </w:t>
-      </w:r>
-      <w:r>
-        <w:rPr>
-          <w:rFonts w:ascii="Arial" w:hAnsi="Arial" w:cs="Arial" w:eastAsia="Arial"/>
-          <w:b/>
-          <w:i w:val="0"/>
-        </w:rPr>
-        <w:t>240 000 ₮</w:t>
-      </w:r>
-      <w:r>
-        <w:rPr>
-          <w:rFonts w:ascii="Arial" w:hAnsi="Arial" w:cs="Arial" w:eastAsia="Arial"/>
-          <w:b w:val="0"/>
-          <w:i w:val="0"/>
-        </w:rPr>
-        <w:t xml:space="preserve">. Шагналын сан </w:t>
-      </w:r>
-      <w:r>
-        <w:rPr>
-          <w:rFonts w:ascii="Arial" w:hAnsi="Arial" w:cs="Arial" w:eastAsia="Arial"/>
-          <w:b/>
-          <w:i w:val="0"/>
-        </w:rPr>
-        <w:t>1 200 000 ₮</w:t>
-      </w:r>
-      <w:r>
-        <w:rPr>
-          <w:rFonts w:ascii="Arial" w:hAnsi="Arial" w:cs="Arial" w:eastAsia="Arial"/>
-          <w:b w:val="0"/>
-          <w:i w:val="0"/>
-        </w:rPr>
-        <w:t xml:space="preserve"> (тэмцээний хураамжаас) ангийн багуудын байраар олгогдоно. Медаль, өргөмжлөлийг бүрэлдэхүүний тоглогч бүрд нэг олгоно.</w:t>
+        <w:t>; лабораторид хоол идэхгүй, үдийн цайг компьютерээс хол газар ууна.</w:t>
       </w:r>
     </w:p>
     <w:p>
@@ -7609,7 +7479,7 @@
           <w:b/>
           <w:i w:val="0"/>
         </w:rPr>
-        <w:t>22.6.</w:t>
+        <w:t>22.4.</w:t>
       </w:r>
       <w:r>
         <w:rPr>
@@ -7617,23 +7487,20 @@
           <w:b w:val="0"/>
           <w:i w:val="0"/>
         </w:rPr>
-        <w:t xml:space="preserve"> Мөнгөн шагналыг хаалтын ёслолоор багт гардуулж, багийн ахлагч шагналын бүртгэлд гарын үсэг зурна. Мөнгийг бүрэлдэхүүний </w:t>
-      </w:r>
-      <w:r>
-        <w:rPr>
-          <w:rFonts w:ascii="Arial" w:hAnsi="Arial" w:cs="Arial" w:eastAsia="Arial"/>
-          <w:b/>
-          <w:i w:val="0"/>
-        </w:rPr>
-        <w:t>6 тоглогчид тэнцүү хуваана</w:t>
-      </w:r>
+        <w:t xml:space="preserve"> Толгой эргэх, нүд өвдөх, бие муудах, гэрэл анивчихад мэдрэг байдлын шинж илэрвэл тоглогч тоглолтыг зогсоож шүүгчид мэдэгдэнэ; эмч/сувилагч тусламж үзүүлнэ. Үйл ажиллагаа 18:00 цагаас хойш үргэлжлэхгүй.</w:t>
+      </w:r>
+    </w:p>
+    <w:p>
+      <w:pPr>
+        <w:pStyle w:val="Heading2"/>
+      </w:pPr>
       <w:r>
         <w:rPr>
           <w:rFonts w:ascii="Arial" w:hAnsi="Arial" w:cs="Arial" w:eastAsia="Arial"/>
           <w:b w:val="0"/>
           <w:i w:val="0"/>
         </w:rPr>
-        <w:t>: I байр — тоглогч бүрд 100 000 ₮, II байр — 60 000 ₮, III байр — 40 000 ₮.</w:t>
+        <w:t>23. АВАРГА ШАЛГАРУУЛАХ ЖУРАМ, ШАГНАЛ</w:t>
       </w:r>
     </w:p>
     <w:p>
@@ -7648,7 +7515,7 @@
           <w:b/>
           <w:i w:val="0"/>
         </w:rPr>
-        <w:t>22.7.</w:t>
+        <w:t>23.1.</w:t>
       </w:r>
       <w:r>
         <w:rPr>
@@ -7656,7 +7523,7 @@
           <w:b w:val="0"/>
           <w:i w:val="0"/>
         </w:rPr>
-        <w:t xml:space="preserve"> «Сургуулийн аварга» шилжин явах цомыг аварга анги нэг жилийн хугацаанд хадгалж, нэрийн хавтанд он, ангийн нэрийг сийлүүлнэ; дараагийн тэмцээнээс 14 хоногийн өмнө Зохион байгуулах хороонд буцааж өгнө; гээгдүүлсэн, гэмтээсэн бол анги хариуцна. 12-р анги аварга болбол цом сургуулийн шагналын шүүгээнд тухайн ангийн нэрээр хадгалагдана.</w:t>
+        <w:t xml:space="preserve"> Багш нарын баг бүх шатанд бүрэн эрхтэй тоглох бөгөөд үр дүн нь (хэсгийн оноо, хасагдах шат) ердийн журмаар тооцогдоно.</w:t>
       </w:r>
     </w:p>
     <w:p>
@@ -7671,7 +7538,7 @@
           <w:b/>
           <w:i w:val="0"/>
         </w:rPr>
-        <w:t>22.8.</w:t>
+        <w:t>23.2.</w:t>
       </w:r>
       <w:r>
         <w:rPr>
@@ -7679,7 +7546,7 @@
           <w:b w:val="0"/>
           <w:i w:val="0"/>
         </w:rPr>
-        <w:t xml:space="preserve"> Хувийн шагнал </w:t>
+        <w:t xml:space="preserve"> Шилжин явах цом, </w:t>
       </w:r>
       <w:r>
         <w:rPr>
@@ -7687,7 +7554,7 @@
           <w:b/>
           <w:i w:val="0"/>
         </w:rPr>
-        <w:t>зөвхөн «Тэмцээний шилдэг тоглогч (MVP)»</w:t>
+        <w:t>«Сургуулийн аварга анги»</w:t>
       </w:r>
       <w:r>
         <w:rPr>
@@ -7695,7 +7562,7 @@
           <w:b w:val="0"/>
           <w:i w:val="0"/>
         </w:rPr>
-        <w:t xml:space="preserve"> — жижиг цом, </w:t>
+        <w:t xml:space="preserve"> цол, 1–3-р байрын медаль, өргөмжлөл, </w:t>
       </w:r>
       <w:r>
         <w:rPr>
@@ -7703,7 +7570,7 @@
           <w:b/>
           <w:i w:val="0"/>
         </w:rPr>
-        <w:t>100 000 ₮</w:t>
+        <w:t>мөнгөн шагналыг зөвхөн ангийн баг</w:t>
       </w:r>
       <w:r>
         <w:rPr>
@@ -7711,7 +7578,23 @@
           <w:b w:val="0"/>
           <w:i w:val="0"/>
         </w:rPr>
-        <w:t>, өргөмжлөл. MVP-г ангийн багийн тоглогчдоос Ерөнхий шүүгч, Зохион байгуулах хороо бүх тоглолтын статистикаар (MatchZy: K/D, ADR, impact) шалгаруулж, хаалтын ёслолоор зарлана. Өөр хувийн болон багийн шагнал олгохгүй. Skin, item, бооцоо байхгүй.</w:t>
+        <w:t xml:space="preserve"> хүртэнэ; MVP-г зөвхөн ангийн багийн тоглогчдоос шалгаруулна. Ангийн багуудын байрыг эцсийн байраас Багш нарын багийг хасаж тогтооно. </w:t>
+      </w:r>
+      <w:r>
+        <w:rPr>
+          <w:rFonts w:ascii="Arial" w:hAnsi="Arial" w:cs="Arial" w:eastAsia="Arial"/>
+          <w:b/>
+          <w:i w:val="0"/>
+        </w:rPr>
+        <w:t>Цомыг зөвхөн нэг баг өргөнө</w:t>
+      </w:r>
+      <w:r>
+        <w:rPr>
+          <w:rFonts w:ascii="Arial" w:hAnsi="Arial" w:cs="Arial" w:eastAsia="Arial"/>
+          <w:b w:val="0"/>
+          <w:i w:val="0"/>
+        </w:rPr>
+        <w:t xml:space="preserve"> — аварга ганц байна.</w:t>
       </w:r>
     </w:p>
     <w:p>
@@ -7726,7 +7609,7 @@
           <w:b/>
           <w:i w:val="0"/>
         </w:rPr>
-        <w:t>22.9.</w:t>
+        <w:t>23.3.</w:t>
       </w:r>
       <w:r>
         <w:rPr>
@@ -7734,7 +7617,7 @@
           <w:b w:val="0"/>
           <w:i w:val="0"/>
         </w:rPr>
-        <w:t xml:space="preserve"> Хураамжийн нийт орлого 1 320 000 ₮ = шагналын сан 1 200 000 ₮ + MVP-ийн мөнгөн шагнал 100 000 ₮ + MVP-ийн жижиг цом 20 000 ₮. Зарим анги хураамж төлөөгүйгээс дутагдал гарвал сургуулийн төсвийн нөөцөөс нөхнө. Орлого, зарлагын тайланг тэмцээний дараа цахим хуудас болон хаалтын ёслолоор нийтэд мэдээлж, 2026.10.28-ны дотор захиралд тайлагнана.</w:t>
+        <w:t xml:space="preserve"> Жишээ: Багш нарын баг финалд ялбал финалд ялагдсан анги «Сургуулийн аварга анги» болж, 3-р байрын тоглолтын ялагч 2-р, ялагдагч 3-р байр эзэлнэ. Багш нарын баг шөвгийн 4-т ялагдвал 3-р байрын тоглолтод түүнтэй тоглосон анги уг тоглолтын үр дүнгээс үл хамааран 3-р байр эзэлнэ.</w:t>
       </w:r>
     </w:p>
     <w:p>
@@ -7749,7 +7632,7 @@
           <w:b/>
           <w:i w:val="0"/>
         </w:rPr>
-        <w:t>22.10.</w:t>
+        <w:t>23.4.</w:t>
       </w:r>
       <w:r>
         <w:rPr>
@@ -7757,37 +7640,7 @@
           <w:b w:val="0"/>
           <w:i w:val="0"/>
         </w:rPr>
-        <w:t xml:space="preserve"> Шагнал гардуулах ёслол 2026.10.25-ны 16:15–17:00 цагт </w:t>
-      </w:r>
-      <w:r>
-        <w:rPr>
-          <w:rFonts w:ascii="Arial" w:hAnsi="Arial" w:cs="Arial" w:eastAsia="Arial"/>
-          <w:b w:val="0"/>
-          <w:i w:val="0"/>
-          <w:highlight w:val="yellow"/>
-        </w:rPr>
-        <w:t>[Танхимын нэр]</w:t>
-      </w:r>
-      <w:r>
-        <w:rPr>
-          <w:rFonts w:ascii="Arial" w:hAnsi="Arial" w:cs="Arial" w:eastAsia="Arial"/>
-          <w:b w:val="0"/>
-          <w:i w:val="0"/>
-        </w:rPr>
-        <w:t>-д болно (шууд дамжуулахгүй).</w:t>
-      </w:r>
-    </w:p>
-    <w:p>
-      <w:pPr>
-        <w:pStyle w:val="Heading2"/>
-      </w:pPr>
-      <w:r>
-        <w:rPr>
-          <w:rFonts w:ascii="Arial" w:hAnsi="Arial" w:cs="Arial" w:eastAsia="Arial"/>
-          <w:b w:val="0"/>
-          <w:i w:val="0"/>
-        </w:rPr>
-        <w:t>23. ЗУРАГ, БИЧЛЭГ</w:t>
+        <w:t xml:space="preserve"> Багш нарын баг «Тусгай өргөмжлөл» хүртэнэ (шөвгийн 4-т шалгарвал — «Хүндэт байр» өргөмжлөл).</w:t>
       </w:r>
     </w:p>
     <w:p>
@@ -7802,7 +7655,7 @@
           <w:b/>
           <w:i w:val="0"/>
         </w:rPr>
-        <w:t>23.1.</w:t>
+        <w:t>23.5.</w:t>
       </w:r>
       <w:r>
         <w:rPr>
@@ -7810,7 +7663,119 @@
           <w:b w:val="0"/>
           <w:i w:val="0"/>
         </w:rPr>
-        <w:t xml:space="preserve"> Тэмцээний зураг, бичлэгийг зөвхөн Зохион байгуулах хорооноос томилсон зураглаач хийнэ.</w:t>
+        <w:t xml:space="preserve"> </w:t>
+      </w:r>
+      <w:r>
+        <w:rPr>
+          <w:rFonts w:ascii="Arial" w:hAnsi="Arial" w:cs="Arial" w:eastAsia="Arial"/>
+          <w:b/>
+          <w:i w:val="0"/>
+        </w:rPr>
+        <w:t>I байр (аварга):</w:t>
+      </w:r>
+      <w:r>
+        <w:rPr>
+          <w:rFonts w:ascii="Arial" w:hAnsi="Arial" w:cs="Arial" w:eastAsia="Arial"/>
+          <w:b w:val="0"/>
+          <w:i w:val="0"/>
+        </w:rPr>
+        <w:t xml:space="preserve"> «Сургуулийн аварга» шилжин явах цом, алтан медаль (6), өргөмжлөл, </w:t>
+      </w:r>
+      <w:r>
+        <w:rPr>
+          <w:rFonts w:ascii="Arial" w:hAnsi="Arial" w:cs="Arial" w:eastAsia="Arial"/>
+          <w:b/>
+          <w:i w:val="0"/>
+        </w:rPr>
+        <w:t>600 000 ₮</w:t>
+      </w:r>
+      <w:r>
+        <w:rPr>
+          <w:rFonts w:ascii="Arial" w:hAnsi="Arial" w:cs="Arial" w:eastAsia="Arial"/>
+          <w:b w:val="0"/>
+          <w:i w:val="0"/>
+        </w:rPr>
+        <w:t xml:space="preserve">; </w:t>
+      </w:r>
+      <w:r>
+        <w:rPr>
+          <w:rFonts w:ascii="Arial" w:hAnsi="Arial" w:cs="Arial" w:eastAsia="Arial"/>
+          <w:b/>
+          <w:i w:val="0"/>
+        </w:rPr>
+        <w:t>II байр:</w:t>
+      </w:r>
+      <w:r>
+        <w:rPr>
+          <w:rFonts w:ascii="Arial" w:hAnsi="Arial" w:cs="Arial" w:eastAsia="Arial"/>
+          <w:b w:val="0"/>
+          <w:i w:val="0"/>
+        </w:rPr>
+        <w:t xml:space="preserve"> мөнгөн медаль (6), өргөмжлөл, </w:t>
+      </w:r>
+      <w:r>
+        <w:rPr>
+          <w:rFonts w:ascii="Arial" w:hAnsi="Arial" w:cs="Arial" w:eastAsia="Arial"/>
+          <w:b/>
+          <w:i w:val="0"/>
+        </w:rPr>
+        <w:t>360 000 ₮</w:t>
+      </w:r>
+      <w:r>
+        <w:rPr>
+          <w:rFonts w:ascii="Arial" w:hAnsi="Arial" w:cs="Arial" w:eastAsia="Arial"/>
+          <w:b w:val="0"/>
+          <w:i w:val="0"/>
+        </w:rPr>
+        <w:t xml:space="preserve">; </w:t>
+      </w:r>
+      <w:r>
+        <w:rPr>
+          <w:rFonts w:ascii="Arial" w:hAnsi="Arial" w:cs="Arial" w:eastAsia="Arial"/>
+          <w:b/>
+          <w:i w:val="0"/>
+        </w:rPr>
+        <w:t>III байр:</w:t>
+      </w:r>
+      <w:r>
+        <w:rPr>
+          <w:rFonts w:ascii="Arial" w:hAnsi="Arial" w:cs="Arial" w:eastAsia="Arial"/>
+          <w:b w:val="0"/>
+          <w:i w:val="0"/>
+        </w:rPr>
+        <w:t xml:space="preserve"> хүрэл медаль (6), өргөмжлөл, </w:t>
+      </w:r>
+      <w:r>
+        <w:rPr>
+          <w:rFonts w:ascii="Arial" w:hAnsi="Arial" w:cs="Arial" w:eastAsia="Arial"/>
+          <w:b/>
+          <w:i w:val="0"/>
+        </w:rPr>
+        <w:t>240 000 ₮</w:t>
+      </w:r>
+      <w:r>
+        <w:rPr>
+          <w:rFonts w:ascii="Arial" w:hAnsi="Arial" w:cs="Arial" w:eastAsia="Arial"/>
+          <w:b w:val="0"/>
+          <w:i w:val="0"/>
+        </w:rPr>
+        <w:t xml:space="preserve">. Шагналын сан </w:t>
+      </w:r>
+      <w:r>
+        <w:rPr>
+          <w:rFonts w:ascii="Arial" w:hAnsi="Arial" w:cs="Arial" w:eastAsia="Arial"/>
+          <w:b/>
+          <w:i w:val="0"/>
+        </w:rPr>
+        <w:t>1 200 000 ₮</w:t>
+      </w:r>
+      <w:r>
+        <w:rPr>
+          <w:rFonts w:ascii="Arial" w:hAnsi="Arial" w:cs="Arial" w:eastAsia="Arial"/>
+          <w:b w:val="0"/>
+          <w:i w:val="0"/>
+        </w:rPr>
+        <w:t xml:space="preserve"> (тэмцээний хураамжаас) ангийн багуудын байраар олгогдоно. Медаль, өргөмжлөлийг бүрэлдэхүүний тоглогч бүрд нэг олгоно.</w:t>
       </w:r>
     </w:p>
     <w:p>
@@ -7825,7 +7790,7 @@
           <w:b/>
           <w:i w:val="0"/>
         </w:rPr>
-        <w:t>23.2.</w:t>
+        <w:t>23.6.</w:t>
       </w:r>
       <w:r>
         <w:rPr>
@@ -7833,7 +7798,23 @@
           <w:b w:val="0"/>
           <w:i w:val="0"/>
         </w:rPr>
-        <w:t xml:space="preserve"> Зураглаач зөвхөн эцэг эх, асран хамгаалагч нь зураг, бичлэгийн зөвшөөрөл (маягт 05) өгсөн сурагчийн зургийг авна.</w:t>
+        <w:t xml:space="preserve"> Мөнгөн шагналыг хаалтын ёслолоор багт гардуулж, багийн ахлагч «Шагнал олгосон бүртгэл»-д гарын үсэг зурна. Мөнгийг бүрэлдэхүүний </w:t>
+      </w:r>
+      <w:r>
+        <w:rPr>
+          <w:rFonts w:ascii="Arial" w:hAnsi="Arial" w:cs="Arial" w:eastAsia="Arial"/>
+          <w:b/>
+          <w:i w:val="0"/>
+        </w:rPr>
+        <w:t>6 тоглогчид тэнцүү хуваана</w:t>
+      </w:r>
+      <w:r>
+        <w:rPr>
+          <w:rFonts w:ascii="Arial" w:hAnsi="Arial" w:cs="Arial" w:eastAsia="Arial"/>
+          <w:b w:val="0"/>
+          <w:i w:val="0"/>
+        </w:rPr>
+        <w:t>: I байр — тоглогч бүрд 100 000 ₮, II байр — 60 000 ₮, III байр — 40 000 ₮.</w:t>
       </w:r>
     </w:p>
     <w:p>
@@ -7848,7 +7829,7 @@
           <w:b/>
           <w:i w:val="0"/>
         </w:rPr>
-        <w:t>23.3.</w:t>
+        <w:t>23.7.</w:t>
       </w:r>
       <w:r>
         <w:rPr>
@@ -7856,7 +7837,7 @@
           <w:b w:val="0"/>
           <w:i w:val="0"/>
         </w:rPr>
-        <w:t xml:space="preserve"> Оролцогч, үзэгч бусдын зураг, бичлэгийг зөвшөөрөлгүйгээр авах, цахим сүлжээнд тараахыг хориглоно. Хүүхдийн хувийн нууцад халдсан байдлаар зураг, бичлэг тараасан этгээд Хүүхэд хамгааллын тухай хуулийн 8.4-т заасны дагуу хариуцлага хүлээнэ.</w:t>
+        <w:t xml:space="preserve"> «Сургуулийн аварга» шилжин явах цомыг аварга анги нэг жилийн хугацаанд хадгалж, нэрийн хавтанд он, ангийн нэрийг сийлүүлнэ; дараагийн тэмцээнээс 14 хоногийн өмнө Зохион байгуулагчид буцааж өгнө; гээгдүүлсэн, гэмтээсэн бол анги хариуцна. 12-р анги аварга болбол цом сургуулийн шагналын шүүгээнд тухайн ангийн нэрээр хадгалагдана.</w:t>
       </w:r>
     </w:p>
     <w:p>
@@ -7871,7 +7852,7 @@
           <w:b/>
           <w:i w:val="0"/>
         </w:rPr>
-        <w:t>23.4.</w:t>
+        <w:t>23.8.</w:t>
       </w:r>
       <w:r>
         <w:rPr>
@@ -7879,20 +7860,39 @@
           <w:b w:val="0"/>
           <w:i w:val="0"/>
         </w:rPr>
-        <w:t xml:space="preserve"> Нийтлэх зураг, бичлэгийг Зохион байгуулах хороо хянаж, зөвхөн сургуулийн албан ёсны сувгаар нийтэлнэ.</w:t>
-      </w:r>
-    </w:p>
-    <w:p>
-      <w:pPr>
-        <w:pStyle w:val="Heading2"/>
-      </w:pPr>
+        <w:t xml:space="preserve"> Хувийн шагнал </w:t>
+      </w:r>
+      <w:r>
+        <w:rPr>
+          <w:rFonts w:ascii="Arial" w:hAnsi="Arial" w:cs="Arial" w:eastAsia="Arial"/>
+          <w:b/>
+          <w:i w:val="0"/>
+        </w:rPr>
+        <w:t>зөвхөн «Тэмцээний шилдэг тоглогч (MVP)»</w:t>
+      </w:r>
       <w:r>
         <w:rPr>
           <w:rFonts w:ascii="Arial" w:hAnsi="Arial" w:cs="Arial" w:eastAsia="Arial"/>
           <w:b w:val="0"/>
           <w:i w:val="0"/>
         </w:rPr>
-        <w:t>24. БУСАД</w:t>
+        <w:t xml:space="preserve"> — жижиг цом, </w:t>
+      </w:r>
+      <w:r>
+        <w:rPr>
+          <w:rFonts w:ascii="Arial" w:hAnsi="Arial" w:cs="Arial" w:eastAsia="Arial"/>
+          <w:b/>
+          <w:i w:val="0"/>
+        </w:rPr>
+        <w:t>100 000 ₮</w:t>
+      </w:r>
+      <w:r>
+        <w:rPr>
+          <w:rFonts w:ascii="Arial" w:hAnsi="Arial" w:cs="Arial" w:eastAsia="Arial"/>
+          <w:b w:val="0"/>
+          <w:i w:val="0"/>
+        </w:rPr>
+        <w:t>, өргөмжлөл. MVP-г ангийн багийн тоглогчдоос Ерөнхий шүүгч, Зохион байгуулагч бүх тоглолтын статистикаар (MatchZy: K/D, ADR, impact) шалгаруулж, хаалтын ёслолоор зарлана. Өөр хувийн болон багийн шагнал олгохгүй. Skin, item, бооцоо байхгүй.</w:t>
       </w:r>
     </w:p>
     <w:p>
@@ -7907,7 +7907,7 @@
           <w:b/>
           <w:i w:val="0"/>
         </w:rPr>
-        <w:t>24.1.</w:t>
+        <w:t>23.9.</w:t>
       </w:r>
       <w:r>
         <w:rPr>
@@ -7915,7 +7915,7 @@
           <w:b w:val="0"/>
           <w:i w:val="0"/>
         </w:rPr>
-        <w:t xml:space="preserve"> Энэхүү дүрэмд заагаагүй асуудлыг Ерөнхий шүүгч шийдвэрлэх бөгөөд шаардлагатай бол Зохион байгуулах хороо эцсийн шийдвэр гаргана.</w:t>
+        <w:t xml:space="preserve"> Хураамжийн нийт орлого 1 320 000 ₮ = шагналын сан 1 200 000 ₮ + MVP-ийн мөнгөн шагнал 100 000 ₮ + MVP-ийн жижиг цом 20 000 ₮. Зарим анги хураамж төлөөгүйгээс дутагдал гарвал сургуулийн төсвийн нөөцөөс нөхнө. Орлого, зарлагын тайланг тэмцээний дараа цахим хуудас болон хаалтын ёслолоор нийтэд мэдээлж, 2026.10.28-ны дотор захиралд тайлагнана.</w:t>
       </w:r>
     </w:p>
     <w:p>
@@ -7930,7 +7930,171 @@
           <w:b/>
           <w:i w:val="0"/>
         </w:rPr>
+        <w:t>23.10.</w:t>
+      </w:r>
+      <w:r>
+        <w:rPr>
+          <w:rFonts w:ascii="Arial" w:hAnsi="Arial" w:cs="Arial" w:eastAsia="Arial"/>
+          <w:b w:val="0"/>
+          <w:i w:val="0"/>
+        </w:rPr>
+        <w:t xml:space="preserve"> Шагнал гардуулах ёслол 2026.10.25-ны 16:15–17:00 цагт Урлагийн заалд болно (шууд дамжуулахгүй).</w:t>
+      </w:r>
+    </w:p>
+    <w:p>
+      <w:pPr>
+        <w:pStyle w:val="Heading2"/>
+      </w:pPr>
+      <w:r>
+        <w:rPr>
+          <w:rFonts w:ascii="Arial" w:hAnsi="Arial" w:cs="Arial" w:eastAsia="Arial"/>
+          <w:b w:val="0"/>
+          <w:i w:val="0"/>
+        </w:rPr>
+        <w:t>24. ЗУРАГ, БИЧЛЭГ</w:t>
+      </w:r>
+    </w:p>
+    <w:p>
+      <w:pPr>
+        <w:spacing w:after="60"/>
+        <w:ind w:left="454" w:hanging="454"/>
+        <w:jc w:val="both"/>
+      </w:pPr>
+      <w:r>
+        <w:rPr>
+          <w:rFonts w:ascii="Arial" w:hAnsi="Arial" w:cs="Arial" w:eastAsia="Arial"/>
+          <w:b/>
+          <w:i w:val="0"/>
+        </w:rPr>
+        <w:t>24.1.</w:t>
+      </w:r>
+      <w:r>
+        <w:rPr>
+          <w:rFonts w:ascii="Arial" w:hAnsi="Arial" w:cs="Arial" w:eastAsia="Arial"/>
+          <w:b w:val="0"/>
+          <w:i w:val="0"/>
+        </w:rPr>
+        <w:t xml:space="preserve"> Тэмцээний зураг, бичлэгийг зөвхөн Зохион байгуулагчаас томилсон зураглаач хийнэ.</w:t>
+      </w:r>
+    </w:p>
+    <w:p>
+      <w:pPr>
+        <w:spacing w:after="60"/>
+        <w:ind w:left="454" w:hanging="454"/>
+        <w:jc w:val="both"/>
+      </w:pPr>
+      <w:r>
+        <w:rPr>
+          <w:rFonts w:ascii="Arial" w:hAnsi="Arial" w:cs="Arial" w:eastAsia="Arial"/>
+          <w:b/>
+          <w:i w:val="0"/>
+        </w:rPr>
         <w:t>24.2.</w:t>
+      </w:r>
+      <w:r>
+        <w:rPr>
+          <w:rFonts w:ascii="Arial" w:hAnsi="Arial" w:cs="Arial" w:eastAsia="Arial"/>
+          <w:b w:val="0"/>
+          <w:i w:val="0"/>
+        </w:rPr>
+        <w:t xml:space="preserve"> Зураглаач зөвхөн эцэг эх, асран хамгаалагч нь зураг, бичлэгийн зөвшөөрөл (маягт 05) өгсөн сурагчийн зургийг авна.</w:t>
+      </w:r>
+    </w:p>
+    <w:p>
+      <w:pPr>
+        <w:spacing w:after="60"/>
+        <w:ind w:left="454" w:hanging="454"/>
+        <w:jc w:val="both"/>
+      </w:pPr>
+      <w:r>
+        <w:rPr>
+          <w:rFonts w:ascii="Arial" w:hAnsi="Arial" w:cs="Arial" w:eastAsia="Arial"/>
+          <w:b/>
+          <w:i w:val="0"/>
+        </w:rPr>
+        <w:t>24.3.</w:t>
+      </w:r>
+      <w:r>
+        <w:rPr>
+          <w:rFonts w:ascii="Arial" w:hAnsi="Arial" w:cs="Arial" w:eastAsia="Arial"/>
+          <w:b w:val="0"/>
+          <w:i w:val="0"/>
+        </w:rPr>
+        <w:t xml:space="preserve"> Оролцогч, үзэгч бусдын зураг, бичлэгийг зөвшөөрөлгүйгээр авах, цахим сүлжээнд тараахыг хориглоно. Хүүхдийн хувийн нууцад халдсан байдлаар зураг, бичлэг тараасан этгээд Хүүхэд хамгааллын тухай хуулийн 8.4-т заасны дагуу хариуцлага хүлээнэ.</w:t>
+      </w:r>
+    </w:p>
+    <w:p>
+      <w:pPr>
+        <w:spacing w:after="60"/>
+        <w:ind w:left="454" w:hanging="454"/>
+        <w:jc w:val="both"/>
+      </w:pPr>
+      <w:r>
+        <w:rPr>
+          <w:rFonts w:ascii="Arial" w:hAnsi="Arial" w:cs="Arial" w:eastAsia="Arial"/>
+          <w:b/>
+          <w:i w:val="0"/>
+        </w:rPr>
+        <w:t>24.4.</w:t>
+      </w:r>
+      <w:r>
+        <w:rPr>
+          <w:rFonts w:ascii="Arial" w:hAnsi="Arial" w:cs="Arial" w:eastAsia="Arial"/>
+          <w:b w:val="0"/>
+          <w:i w:val="0"/>
+        </w:rPr>
+        <w:t xml:space="preserve"> Нийтлэх зураг, бичлэгийг Зохион байгуулагч нийгмийн ажилтан Г.Энхнарантай хамт зөвшөөрлийн жагсаалттай тулгаж хянаад, зөвхөн сургуулийн албан ёсны сувгаар нийтэлнэ.</w:t>
+      </w:r>
+    </w:p>
+    <w:p>
+      <w:pPr>
+        <w:pStyle w:val="Heading2"/>
+      </w:pPr>
+      <w:r>
+        <w:rPr>
+          <w:rFonts w:ascii="Arial" w:hAnsi="Arial" w:cs="Arial" w:eastAsia="Arial"/>
+          <w:b w:val="0"/>
+          <w:i w:val="0"/>
+        </w:rPr>
+        <w:t>25. БУСАД</w:t>
+      </w:r>
+    </w:p>
+    <w:p>
+      <w:pPr>
+        <w:spacing w:after="60"/>
+        <w:ind w:left="454" w:hanging="454"/>
+        <w:jc w:val="both"/>
+      </w:pPr>
+      <w:r>
+        <w:rPr>
+          <w:rFonts w:ascii="Arial" w:hAnsi="Arial" w:cs="Arial" w:eastAsia="Arial"/>
+          <w:b/>
+          <w:i w:val="0"/>
+        </w:rPr>
+        <w:t>25.1.</w:t>
+      </w:r>
+      <w:r>
+        <w:rPr>
+          <w:rFonts w:ascii="Arial" w:hAnsi="Arial" w:cs="Arial" w:eastAsia="Arial"/>
+          <w:b w:val="0"/>
+          <w:i w:val="0"/>
+        </w:rPr>
+        <w:t xml:space="preserve"> Энэхүү дүрэмд заагаагүй тоглолтын асуудлыг Ерөнхий шүүгч, бусад асуудлыг Зохион байгуулагч шийдвэрлэнэ (шаардлагатай бол сургалтын менежер Г.Жаргалтай зөвшилцөнө).</w:t>
+      </w:r>
+    </w:p>
+    <w:p>
+      <w:pPr>
+        <w:spacing w:after="60"/>
+        <w:ind w:left="454" w:hanging="454"/>
+        <w:jc w:val="both"/>
+      </w:pPr>
+      <w:r>
+        <w:rPr>
+          <w:rFonts w:ascii="Arial" w:hAnsi="Arial" w:cs="Arial" w:eastAsia="Arial"/>
+          <w:b/>
+          <w:i w:val="0"/>
+        </w:rPr>
+        <w:t>25.2.</w:t>
       </w:r>
       <w:r>
         <w:rPr>
@@ -7973,7 +8137,7 @@
           <w:b w:val="0"/>
           <w:i w:val="0"/>
         </w:rPr>
-        <w:t>Бид «Сургуулийн аварга – CS2 2026» тэмцээний «Тоглолтын дүрэм ба ёс зүйн код»-той, түүний дотор шууд дамжуулалтын журам (16-р зүйл)-тай бүрэн танилцаж, түүнийг мөрдөж, зөрчсөн тохиолдолд 19-р зүйлд заасан арга хэмжээ авагдахыг ойлгосноо баталж байна.</w:t>
+        <w:t>Бид «Сургуулийн аварга – CS2 2026» тэмцээний «Тоглолтын дүрэм ба ёс зүйн код»-той, түүний дотор хувийн хэрэгслийн журам (10-р зүйл), шууд дамжуулалтын журам (17-р зүйл)-тай бүрэн танилцаж, түүнийг мөрдөж, зөрчсөн тохиолдолд 20-р зүйлд заасан арга хэмжээ авагдахыг ойлгосноо баталж байна.</w:t>
       </w:r>
     </w:p>
     <w:p>
@@ -8695,23 +8859,7 @@
           <w:b w:val="0"/>
           <w:i w:val="0"/>
         </w:rPr>
-        <w:t>Хүлээн авсан (Хорооны нарийн бичиг): ........................ /</w:t>
-      </w:r>
-      <w:r>
-        <w:rPr>
-          <w:rFonts w:ascii="Arial" w:hAnsi="Arial" w:cs="Arial" w:eastAsia="Arial"/>
-          <w:b w:val="0"/>
-          <w:i w:val="0"/>
-        </w:rPr>
-        <w:t>А.Мөнгөншагай</w:t>
-      </w:r>
-      <w:r>
-        <w:rPr>
-          <w:rFonts w:ascii="Arial" w:hAnsi="Arial" w:cs="Arial" w:eastAsia="Arial"/>
-          <w:b w:val="0"/>
-          <w:i w:val="0"/>
-        </w:rPr>
-        <w:t>/</w:t>
+        <w:t>Хүлээн авсан (Зохион байгуулагч): ........................ /А.Мөнгөншагай/</w:t>
       </w:r>
     </w:p>
     <w:sectPr>

--- a/docs/assets/docs/06_Durem.docx
+++ b/docs/assets/docs/06_Durem.docx
@@ -672,7 +672,7 @@
           <w:b w:val="0"/>
           <w:i w:val="0"/>
         </w:rPr>
-        <w:t xml:space="preserve"> ангийн баг тутам </w:t>
+        <w:t xml:space="preserve"> баг тутам </w:t>
       </w:r>
       <w:r>
         <w:rPr>
@@ -688,7 +688,7 @@
           <w:b w:val="0"/>
           <w:i w:val="0"/>
         </w:rPr>
-        <w:t xml:space="preserve"> (6 тоглогчид ногдуулбал нэг тоглогчид ≈20 000 ₮); Багш нарын баг хураамж төлөхгүй. Хураамжийг багийн ахлагч эсвэл ангийн төлөөлөгч </w:t>
+        <w:t xml:space="preserve"> (6 тоглогчид ногдуулбал нэг тоглогчид ≈20 000 ₮); бүх 12 баг, түүний дотор Багш нарын баг хураамж төлнө. Хураамжийг багийн ахлагч эсвэл ангийн төлөөлөгч </w:t>
       </w:r>
       <w:r>
         <w:rPr>
@@ -720,7 +720,7 @@
           <w:b w:val="0"/>
           <w:i w:val="0"/>
         </w:rPr>
-        <w:t>; анги удирдсан багш мөнгө хураахгүй. Зохион байгуулагч хураамжийн бүртгэл хөтөлж, хураамж төлсөн ангиудыг цахим хуудасны зарлал болон багийн менежерүүдийн групп чатад зарлана.</w:t>
+        <w:t>; анги удирдсан багш мөнгө хураахгүй. Зохион байгуулагч хураамжийн бүртгэл хөтөлж, хураамж төлсөн багуудыг цахим хуудасны зарлал болон багийн менежерүүдийн групп чатад зарлана.</w:t>
       </w:r>
     </w:p>
     <w:p>
@@ -743,7 +743,7 @@
           <w:b w:val="0"/>
           <w:i w:val="0"/>
         </w:rPr>
-        <w:t xml:space="preserve"> Хугацаандаа хураамж төлөөгүй ангийн баг тэмцээнд оролцохгүй; түүний тоглолтыг техникийн ялагдал (0:13)-аар тооцно (4-р зүйл). Тэмцээн цуцлагдвал хураамжийг бүрэн буцаана; бусад тохиолдолд 2026.10.23 (Баасан) 17:00 цагаас хойш буцаахгүй. Нийт хураамжийг (11 × 120 000 ₮ = 1 320 000 ₮) бүхэлд нь шагналд зарцуулна (23-р зүйл).</w:t>
+        <w:t xml:space="preserve"> Хугацаандаа хураамж төлөөгүй баг тэмцээнд оролцохгүй; түүний тоглолтыг техникийн ялагдал (0:13)-аар тооцно (4-р зүйл). Тэмцээн цуцлагдвал хураамжийг бүрэн буцаана; бусад тохиолдолд 2026.10.23 (Баасан) 17:00 цагаас хойш буцаахгүй. Нийт хураамжийг (12 × 120 000 ₮ = 1 440 000 ₮) бүхэлд нь шагналд — мөнгөн шагнал, цом, медаль, өргөмжлөлд — зарцуулна (23-р зүйл).</w:t>
       </w:r>
     </w:p>
     <w:p>
@@ -7640,7 +7640,7 @@
           <w:b w:val="0"/>
           <w:i w:val="0"/>
         </w:rPr>
-        <w:t xml:space="preserve"> Багш нарын баг «Тусгай өргөмжлөл» хүртэнэ (шөвгийн 4-т шалгарвал — «Хүндэт байр» өргөмжлөл).</w:t>
+        <w:t xml:space="preserve"> Багш нарын баг тэмцээний хураамжийг бусад багийн адил төлөх боловч цом, медаль, мөнгөн шагнал хүртэхгүй; «Тусгай өргөмжлөл» хүртэнэ (шөвгийн 4-т шалгарвал — «Хүндэт байр» өргөмжлөл).</w:t>
       </w:r>
     </w:p>
     <w:p>
@@ -7687,7 +7687,7 @@
           <w:b/>
           <w:i w:val="0"/>
         </w:rPr>
-        <w:t>600 000 ₮</w:t>
+        <w:t>360 000 ₮</w:t>
       </w:r>
       <w:r>
         <w:rPr>
@@ -7719,7 +7719,7 @@
           <w:b/>
           <w:i w:val="0"/>
         </w:rPr>
-        <w:t>360 000 ₮</w:t>
+        <w:t>240 000 ₮</w:t>
       </w:r>
       <w:r>
         <w:rPr>
@@ -7751,7 +7751,7 @@
           <w:b/>
           <w:i w:val="0"/>
         </w:rPr>
-        <w:t>240 000 ₮</w:t>
+        <w:t>120 000 ₮</w:t>
       </w:r>
       <w:r>
         <w:rPr>
@@ -7759,7 +7759,7 @@
           <w:b w:val="0"/>
           <w:i w:val="0"/>
         </w:rPr>
-        <w:t xml:space="preserve">. Шагналын сан </w:t>
+        <w:t xml:space="preserve">. Мөнгөн шагналын сан </w:t>
       </w:r>
       <w:r>
         <w:rPr>
@@ -7767,7 +7767,7 @@
           <w:b/>
           <w:i w:val="0"/>
         </w:rPr>
-        <w:t>1 200 000 ₮</w:t>
+        <w:t>800 000 ₮</w:t>
       </w:r>
       <w:r>
         <w:rPr>
@@ -7775,7 +7775,7 @@
           <w:b w:val="0"/>
           <w:i w:val="0"/>
         </w:rPr>
-        <w:t xml:space="preserve"> (тэмцээний хураамжаас) ангийн багуудын байраар олгогдоно. Медаль, өргөмжлөлийг бүрэлдэхүүний тоглогч бүрд нэг олгоно.</w:t>
+        <w:t xml:space="preserve"> (MVP-ийн мөнгөн шагналыг оролцуулан; тэмцээний хураамжаас) ангийн багуудын байраар болон MVP-д олгогдоно. Медаль, өргөмжлөлийг бүрэлдэхүүний тоглогч бүрд нэг олгоно.</w:t>
       </w:r>
     </w:p>
     <w:p>
@@ -7814,7 +7814,7 @@
           <w:b w:val="0"/>
           <w:i w:val="0"/>
         </w:rPr>
-        <w:t>: I байр — тоглогч бүрд 100 000 ₮, II байр — 60 000 ₮, III байр — 40 000 ₮.</w:t>
+        <w:t>: I байр — тоглогч бүрд 60 000 ₮, II байр — 40 000 ₮, III байр — 20 000 ₮.</w:t>
       </w:r>
     </w:p>
     <w:p>
@@ -7884,7 +7884,7 @@
           <w:b/>
           <w:i w:val="0"/>
         </w:rPr>
-        <w:t>100 000 ₮</w:t>
+        <w:t>80 000 ₮</w:t>
       </w:r>
       <w:r>
         <w:rPr>
@@ -7915,7 +7915,7 @@
           <w:b w:val="0"/>
           <w:i w:val="0"/>
         </w:rPr>
-        <w:t xml:space="preserve"> Хураамжийн нийт орлого 1 320 000 ₮ = шагналын сан 1 200 000 ₮ + MVP-ийн мөнгөн шагнал 100 000 ₮ + MVP-ийн жижиг цом 20 000 ₮. Зарим анги хураамж төлөөгүйгээс дутагдал гарвал сургуулийн төсвийн нөөцөөс нөхнө. Орлого, зарлагын тайланг тэмцээний дараа цахим хуудас болон хаалтын ёслолоор нийтэд мэдээлж, 2026.10.28-ны дотор захиралд тайлагнана.</w:t>
+        <w:t xml:space="preserve"> Хураамжийн нийт орлого 1 440 000 ₮ = мөнгөн шагналын сан 800 000 ₮ + шагналын эд зүйл (шилжин явах цом, нэрийн хавтан, медаль, өргөмжлөл, MVP-ийн жижиг цом) 570 000 ₮ + хураамжийн нөөц 70 000 ₮. Зарим баг хураамж төлөөгүйгээс дутагдал гарвал эхлээд хураамжийн нөөцөөс, хүрэлцэхгүй бол сургуулийн төсвийн нөөцөөс нөхөж, шагналыг бууруулахгүй; хураамжийн нөөц зарцуулагдаагүй бол тоглогчдын ус, хөнгөн зуушинд зарцуулна. Орлого, зарлагын тайланг тэмцээний дараа цахим хуудас болон хаалтын ёслолоор нийтэд мэдээлж, 2026.10.28-ны дотор захиралд тайлагнана.</w:t>
       </w:r>
     </w:p>
     <w:p>
